--- a/m02-arrays/Array-5.docx
+++ b/m02-arrays/Array-5.docx
@@ -1,6 +1,6 @@
 
 <file path=word/document.xml><?xml version="1.0" encoding="utf-8"?>
-<w:document xmlns:wpc="http://schemas.microsoft.com/office/word/2010/wordprocessingCanvas" xmlns:cx="http://schemas.microsoft.com/office/drawing/2014/chartex" xmlns:cx1="http://schemas.microsoft.com/office/drawing/2015/9/8/chartex" xmlns:cx2="http://schemas.microsoft.com/office/drawing/2015/10/21/chartex" xmlns:cx3="http://schemas.microsoft.com/office/drawing/2016/5/9/chartex" xmlns:cx4="http://schemas.microsoft.com/office/drawing/2016/5/10/chartex" xmlns:cx5="http://schemas.microsoft.com/office/drawing/2016/5/11/chartex" xmlns:cx6="http://schemas.microsoft.com/office/drawing/2016/5/12/chartex" xmlns:cx7="http://schemas.microsoft.com/office/drawing/2016/5/13/chartex" xmlns:cx8="http://schemas.microsoft.com/office/drawing/2016/5/14/chartex" xmlns:mc="http://schemas.openxmlformats.org/markup-compatibility/2006" xmlns:aink="http://schemas.microsoft.com/office/drawing/2016/ink" xmlns:am3d="http://schemas.microsoft.com/office/drawing/2017/model3d" xmlns:o="urn:schemas-microsoft-com:office:office" xmlns:oel="http://schemas.microsoft.com/office/2019/extlst" xmlns:r="http://schemas.openxmlformats.org/officeDocument/2006/relationships" xmlns:m="http://schemas.openxmlformats.org/officeDocument/2006/math" xmlns:v="urn:schemas-microsoft-com:vml" xmlns:wp14="http://schemas.microsoft.com/office/word/2010/wordprocessingDrawing" xmlns:wp="http://schemas.openxmlformats.org/drawingml/2006/wordprocessingDrawing" xmlns:w10="urn:schemas-microsoft-com:office:word" xmlns:w="http://schemas.openxmlformats.org/wordprocessingml/2006/main" xmlns:w14="http://schemas.microsoft.com/office/word/2010/wordml" xmlns:w15="http://schemas.microsoft.com/office/word/2012/wordml" xmlns:w16cex="http://schemas.microsoft.com/office/word/2018/wordml/cex" xmlns:w16cid="http://schemas.microsoft.com/office/word/2016/wordml/cid" xmlns:w16="http://schemas.microsoft.com/office/word/2018/wordml" xmlns:w16sdtdh="http://schemas.microsoft.com/office/word/2020/wordml/sdtdatahash" xmlns:w16se="http://schemas.microsoft.com/office/word/2015/wordml/symex" xmlns:wpg="http://schemas.microsoft.com/office/word/2010/wordprocessingGroup" xmlns:wpi="http://schemas.microsoft.com/office/word/2010/wordprocessingInk" xmlns:wne="http://schemas.microsoft.com/office/word/2006/wordml" xmlns:wps="http://schemas.microsoft.com/office/word/2010/wordprocessingShape" mc:Ignorable="w14 w15 w16se w16cid w16 w16cex w16sdtdh wp14">
+<w:document xmlns:wpc="http://schemas.microsoft.com/office/word/2010/wordprocessingCanvas" xmlns:cx="http://schemas.microsoft.com/office/drawing/2014/chartex" xmlns:cx1="http://schemas.microsoft.com/office/drawing/2015/9/8/chartex" xmlns:cx2="http://schemas.microsoft.com/office/drawing/2015/10/21/chartex" xmlns:cx3="http://schemas.microsoft.com/office/drawing/2016/5/9/chartex" xmlns:cx4="http://schemas.microsoft.com/office/drawing/2016/5/10/chartex" xmlns:cx5="http://schemas.microsoft.com/office/drawing/2016/5/11/chartex" xmlns:cx6="http://schemas.microsoft.com/office/drawing/2016/5/12/chartex" xmlns:cx7="http://schemas.microsoft.com/office/drawing/2016/5/13/chartex" xmlns:cx8="http://schemas.microsoft.com/office/drawing/2016/5/14/chartex" xmlns:mc="http://schemas.openxmlformats.org/markup-compatibility/2006" xmlns:aink="http://schemas.microsoft.com/office/drawing/2016/ink" xmlns:am3d="http://schemas.microsoft.com/office/drawing/2017/model3d" xmlns:o="urn:schemas-microsoft-com:office:office" xmlns:oel="http://schemas.microsoft.com/office/2019/extlst" xmlns:r="http://schemas.openxmlformats.org/officeDocument/2006/relationships" xmlns:m="http://schemas.openxmlformats.org/officeDocument/2006/math" xmlns:v="urn:schemas-microsoft-com:vml" xmlns:wp14="http://schemas.microsoft.com/office/word/2010/wordprocessingDrawing" xmlns:wp="http://schemas.openxmlformats.org/drawingml/2006/wordprocessingDrawing" xmlns:w10="urn:schemas-microsoft-com:office:word" xmlns:w="http://schemas.openxmlformats.org/wordprocessingml/2006/main" xmlns:w14="http://schemas.microsoft.com/office/word/2010/wordml" xmlns:w15="http://schemas.microsoft.com/office/word/2012/wordml" xmlns:w16cex="http://schemas.microsoft.com/office/word/2018/wordml/cex" xmlns:w16cid="http://schemas.microsoft.com/office/word/2016/wordml/cid" xmlns:w16="http://schemas.microsoft.com/office/word/2018/wordml" xmlns:w16du="http://schemas.microsoft.com/office/word/2023/wordml/word16du" xmlns:w16sdtdh="http://schemas.microsoft.com/office/word/2020/wordml/sdtdatahash" xmlns:w16sdtfl="http://schemas.microsoft.com/office/word/2024/wordml/sdtformatlock" xmlns:w16se="http://schemas.microsoft.com/office/word/2015/wordml/symex" xmlns:wpg="http://schemas.microsoft.com/office/word/2010/wordprocessingGroup" xmlns:wpi="http://schemas.microsoft.com/office/word/2010/wordprocessingInk" xmlns:wne="http://schemas.microsoft.com/office/word/2006/wordml" xmlns:wps="http://schemas.microsoft.com/office/word/2010/wordprocessingShape" mc:Ignorable="w14 w15 w16se w16cid w16 w16cex w16sdtdh w16sdtfl w16du wp14">
   <w:body>
     <w:p>
       <w:pPr>
@@ -135,8 +135,13 @@
       <w:proofErr w:type="spellEnd"/>
       <w:proofErr w:type="gramEnd"/>
       <w:r>
-        <w:t xml:space="preserve"> - 1;</w:t>
-      </w:r>
+        <w:t xml:space="preserve"> - </w:t>
+      </w:r>
+      <w:proofErr w:type="gramStart"/>
+      <w:r>
+        <w:t>1;</w:t>
+      </w:r>
+      <w:proofErr w:type="gramEnd"/>
     </w:p>
     <w:p>
       <w:pPr>
@@ -184,7 +189,7 @@
               </wp:anchor>
             </w:drawing>
           </mc:Choice>
-          <mc:Fallback xmlns:w16du="http://schemas.microsoft.com/office/word/2023/wordml/word16du">
+          <mc:Fallback>
             <w:pict>
               <v:shape w14:anchorId="0B713169" id="Ink 208" o:spid="_x0000_s1026" type="#_x0000_t75" style="position:absolute;margin-left:295.25pt;margin-top:-.1pt;width:58.5pt;height:14.5pt;z-index:251816960;visibility:visible;mso-wrap-style:square;mso-wrap-distance-left:9pt;mso-wrap-distance-top:0;mso-wrap-distance-right:9pt;mso-wrap-distance-bottom:0;mso-position-horizontal:absolute;mso-position-horizontal-relative:text;mso-position-vertical:absolute;mso-position-vertical-relative:text" o:gfxdata="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">
                 <v:imagedata r:id="rId18" o:title=""/>
@@ -490,9 +495,9 @@
       </w:pPr>
     </w:p>
     <w:p>
-      <w:pPr>
-        <w:pStyle w:val="ListParagraph"/>
-      </w:pPr>
+      <w:r>
+        <w:br w:type="page"/>
+      </w:r>
     </w:p>
     <w:p>
       <w:pPr>
@@ -503,6 +508,7 @@
         </w:numPr>
       </w:pPr>
       <w:r>
+        <w:lastRenderedPageBreak/>
         <w:t>Given a sorted array of non-negative distinct integers, find the smallest missing non-negative element in it.</w:t>
       </w:r>
     </w:p>
@@ -554,30 +560,6 @@
         </w:rPr>
         <w:t>Solution:</w:t>
       </w:r>
-    </w:p>
-    <w:p>
-      <w:pPr>
-        <w:rPr>
-          <w:b/>
-          <w:bCs/>
-        </w:rPr>
-      </w:pPr>
-    </w:p>
-    <w:p>
-      <w:pPr>
-        <w:rPr>
-          <w:b/>
-          <w:bCs/>
-        </w:rPr>
-      </w:pPr>
-    </w:p>
-    <w:p>
-      <w:pPr>
-        <w:rPr>
-          <w:b/>
-          <w:bCs/>
-        </w:rPr>
-      </w:pPr>
     </w:p>
     <w:p>
       <w:pPr>
@@ -2220,6 +2202,7 @@
         </w:rPr>
         <w:t>right</w:t>
       </w:r>
+      <w:proofErr w:type="gramStart"/>
       <w:r>
         <w:rPr>
           <w:rFonts w:ascii="inherit" w:eastAsia="Times New Roman" w:hAnsi="inherit" w:cs="Times New Roman"/>
@@ -2233,6 +2216,7 @@
         </w:rPr>
         <w:t>);</w:t>
       </w:r>
+      <w:proofErr w:type="gramEnd"/>
     </w:p>
     <w:p>
       <w:pPr>
@@ -2642,6 +2626,7 @@
         </w:rPr>
         <w:t>1</w:t>
       </w:r>
+      <w:proofErr w:type="gramStart"/>
       <w:r>
         <w:rPr>
           <w:rFonts w:ascii="inherit" w:eastAsia="Times New Roman" w:hAnsi="inherit" w:cs="Times New Roman"/>
@@ -2655,6 +2640,7 @@
         </w:rPr>
         <w:t>);</w:t>
       </w:r>
+      <w:proofErr w:type="gramEnd"/>
     </w:p>
     <w:p>
       <w:pPr>
@@ -2783,6 +2769,21 @@
       <w:proofErr w:type="spellEnd"/>
       <w:r>
         <w:t xml:space="preserve"> of implicit stack call.</w:t>
+      </w:r>
+    </w:p>
+    <w:p>
+      <w:pPr>
+        <w:rPr>
+          <w:b/>
+          <w:bCs/>
+        </w:rPr>
+      </w:pPr>
+      <w:r>
+        <w:rPr>
+          <w:b/>
+          <w:bCs/>
+        </w:rPr>
+        <w:br w:type="page"/>
       </w:r>
     </w:p>
     <w:p>
@@ -5280,6 +5281,7 @@
         </w:rPr>
         <w:t xml:space="preserve"> + </w:t>
       </w:r>
+      <w:proofErr w:type="gramStart"/>
       <w:r>
         <w:rPr>
           <w:rFonts w:ascii="inherit" w:eastAsia="Times New Roman" w:hAnsi="inherit" w:cs="Times New Roman"/>
@@ -5307,6 +5309,7 @@
         <w:t>(</w:t>
       </w:r>
       <w:proofErr w:type="spellStart"/>
+      <w:proofErr w:type="gramEnd"/>
       <w:r>
         <w:rPr>
           <w:rFonts w:ascii="inherit" w:eastAsia="Times New Roman" w:hAnsi="inherit" w:cs="Times New Roman"/>
@@ -5425,6 +5428,7 @@
         </w:rPr>
         <w:t>right</w:t>
       </w:r>
+      <w:proofErr w:type="gramStart"/>
       <w:r>
         <w:rPr>
           <w:rFonts w:ascii="inherit" w:eastAsia="Times New Roman" w:hAnsi="inherit" w:cs="Times New Roman"/>
@@ -5438,6 +5442,7 @@
         </w:rPr>
         <w:t>);</w:t>
       </w:r>
+      <w:proofErr w:type="gramEnd"/>
     </w:p>
     <w:p>
       <w:pPr>
@@ -5507,7 +5512,6 @@
           <w:lang w:eastAsia="en-IN"/>
           <w14:ligatures w14:val="none"/>
         </w:rPr>
-        <w:lastRenderedPageBreak/>
         <w:t>TC: O(</w:t>
       </w:r>
       <w:proofErr w:type="spellStart"/>
@@ -5611,6 +5615,33 @@
           <w14:ligatures w14:val="none"/>
         </w:rPr>
       </w:pPr>
+    </w:p>
+    <w:p>
+      <w:pPr>
+        <w:rPr>
+          <w:rFonts w:ascii="inherit" w:eastAsia="Times New Roman" w:hAnsi="inherit" w:cs="Times New Roman"/>
+          <w:color w:val="333333"/>
+          <w:kern w:val="0"/>
+          <w:sz w:val="21"/>
+          <w:szCs w:val="21"/>
+          <w:bdr w:val="none" w:sz="0" w:space="0" w:color="auto" w:frame="1"/>
+          <w:lang w:eastAsia="en-IN"/>
+          <w14:ligatures w14:val="none"/>
+        </w:rPr>
+      </w:pPr>
+      <w:r>
+        <w:rPr>
+          <w:rFonts w:ascii="inherit" w:eastAsia="Times New Roman" w:hAnsi="inherit" w:cs="Times New Roman"/>
+          <w:color w:val="333333"/>
+          <w:kern w:val="0"/>
+          <w:sz w:val="21"/>
+          <w:szCs w:val="21"/>
+          <w:bdr w:val="none" w:sz="0" w:space="0" w:color="auto" w:frame="1"/>
+          <w:lang w:eastAsia="en-IN"/>
+          <w14:ligatures w14:val="none"/>
+        </w:rPr>
+        <w:br w:type="page"/>
+      </w:r>
     </w:p>
     <w:p>
       <w:pPr>
@@ -6860,6 +6891,7 @@
         <w:t xml:space="preserve"> || </w:t>
       </w:r>
       <w:proofErr w:type="spellStart"/>
+      <w:proofErr w:type="gramStart"/>
       <w:r>
         <w:rPr>
           <w:rFonts w:ascii="inherit" w:eastAsia="Times New Roman" w:hAnsi="inherit" w:cs="Times New Roman"/>
@@ -6887,6 +6919,7 @@
         </w:rPr>
         <w:t>[</w:t>
       </w:r>
+      <w:proofErr w:type="gramEnd"/>
       <w:r>
         <w:rPr>
           <w:rFonts w:ascii="inherit" w:eastAsia="Times New Roman" w:hAnsi="inherit" w:cs="Times New Roman"/>
@@ -7813,6 +7846,7 @@
         </w:rPr>
         <w:t>1</w:t>
       </w:r>
+      <w:proofErr w:type="gramStart"/>
       <w:r>
         <w:rPr>
           <w:rFonts w:ascii="inherit" w:eastAsia="Times New Roman" w:hAnsi="inherit" w:cs="Times New Roman"/>
@@ -7826,6 +7860,7 @@
         </w:rPr>
         <w:t>);</w:t>
       </w:r>
+      <w:proofErr w:type="gramEnd"/>
     </w:p>
     <w:p>
       <w:pPr>
@@ -8207,6 +8242,7 @@
         </w:rPr>
         <w:t>right</w:t>
       </w:r>
+      <w:proofErr w:type="gramStart"/>
       <w:r>
         <w:rPr>
           <w:rFonts w:ascii="inherit" w:eastAsia="Times New Roman" w:hAnsi="inherit" w:cs="Times New Roman"/>
@@ -8220,6 +8256,7 @@
         </w:rPr>
         <w:t>);</w:t>
       </w:r>
+      <w:proofErr w:type="gramEnd"/>
     </w:p>
     <w:p>
       <w:pPr>
@@ -9195,6 +9232,7 @@
         <w:t xml:space="preserve"> </w:t>
       </w:r>
       <w:proofErr w:type="spellStart"/>
+      <w:proofErr w:type="gramStart"/>
       <w:r>
         <w:rPr>
           <w:rFonts w:ascii="inherit" w:eastAsia="Times New Roman" w:hAnsi="inherit" w:cs="Times New Roman"/>
@@ -9235,6 +9273,7 @@
         <w:t>length</w:t>
       </w:r>
       <w:proofErr w:type="spellEnd"/>
+      <w:proofErr w:type="gramEnd"/>
       <w:r>
         <w:rPr>
           <w:rFonts w:ascii="inherit" w:eastAsia="Times New Roman" w:hAnsi="inherit" w:cs="Times New Roman"/>
@@ -9261,6 +9300,7 @@
         </w:rPr>
         <w:t>1</w:t>
       </w:r>
+      <w:proofErr w:type="gramStart"/>
       <w:r>
         <w:rPr>
           <w:rFonts w:ascii="inherit" w:eastAsia="Times New Roman" w:hAnsi="inherit" w:cs="Times New Roman"/>
@@ -9274,6 +9314,7 @@
         </w:rPr>
         <w:t>);</w:t>
       </w:r>
+      <w:proofErr w:type="gramEnd"/>
     </w:p>
     <w:p>
       <w:pPr>
@@ -9478,7 +9519,11 @@
       </w:r>
     </w:p>
     <w:p/>
-    <w:p/>
+    <w:p>
+      <w:r>
+        <w:br w:type="page"/>
+      </w:r>
+    </w:p>
     <w:p>
       <w:pPr>
         <w:pStyle w:val="ListParagraph"/>
@@ -9486,10 +9531,16 @@
           <w:ilvl w:val="0"/>
           <w:numId w:val="1"/>
         </w:numPr>
+        <w:rPr>
+          <w:sz w:val="20"/>
+          <w:szCs w:val="20"/>
+        </w:rPr>
       </w:pPr>
       <w:r>
         <w:rPr>
           <w:noProof/>
+          <w:sz w:val="20"/>
+          <w:szCs w:val="20"/>
         </w:rPr>
         <w:lastRenderedPageBreak/>
         <mc:AlternateContent>
@@ -9534,108 +9585,137 @@
         </mc:AlternateContent>
       </w:r>
       <w:r>
-        <w:t>Given a nearly sorted array such that each of the n elements may be misplaced by no more than one position from the correct sorted order, search a given element in it efficiently. Report if the element is not present in the array.</w:t>
-      </w:r>
-      <w:r>
-        <w:t xml:space="preserve"> </w:t>
-      </w:r>
-      <w:r>
-        <w:t xml:space="preserve">An element at index </w:t>
+        <w:rPr>
+          <w:sz w:val="20"/>
+          <w:szCs w:val="20"/>
+        </w:rPr>
+        <w:t xml:space="preserve">Given a nearly sorted array such that each of the n elements may be misplaced by no more than one position from the correct sorted order, search a given element in it efficiently. Report if the element is not present in the array. An element at index </w:t>
       </w:r>
       <w:proofErr w:type="spellStart"/>
       <w:r>
+        <w:rPr>
+          <w:sz w:val="20"/>
+          <w:szCs w:val="20"/>
+        </w:rPr>
         <w:t>i</w:t>
       </w:r>
       <w:proofErr w:type="spellEnd"/>
       <w:r>
+        <w:rPr>
+          <w:sz w:val="20"/>
+          <w:szCs w:val="20"/>
+        </w:rPr>
         <w:t xml:space="preserve"> in a correctly sorted order can be misplaced by the ± 1 position, i.e., it can be present at index i-1 or </w:t>
       </w:r>
       <w:proofErr w:type="spellStart"/>
       <w:r>
+        <w:rPr>
+          <w:sz w:val="20"/>
+          <w:szCs w:val="20"/>
+        </w:rPr>
         <w:t>i</w:t>
       </w:r>
       <w:proofErr w:type="spellEnd"/>
       <w:r>
+        <w:rPr>
+          <w:sz w:val="20"/>
+          <w:szCs w:val="20"/>
+        </w:rPr>
         <w:t xml:space="preserve"> or i+1 in the input array.</w:t>
       </w:r>
     </w:p>
     <w:p>
+      <w:pPr>
+        <w:rPr>
+          <w:sz w:val="20"/>
+          <w:szCs w:val="20"/>
+        </w:rPr>
+      </w:pPr>
       <w:proofErr w:type="spellStart"/>
       <w:r>
         <w:rPr>
           <w:b/>
           <w:bCs/>
+          <w:sz w:val="20"/>
+          <w:szCs w:val="20"/>
         </w:rPr>
         <w:t>nums</w:t>
       </w:r>
       <w:proofErr w:type="spellEnd"/>
       <w:r>
+        <w:rPr>
+          <w:sz w:val="20"/>
+          <w:szCs w:val="20"/>
+        </w:rPr>
         <w:t xml:space="preserve"> = [2, 1, 3, 5, 4, 7, 6, 8, 9]</w:t>
       </w:r>
     </w:p>
     <w:p>
+      <w:pPr>
+        <w:rPr>
+          <w:sz w:val="20"/>
+          <w:szCs w:val="20"/>
+        </w:rPr>
+      </w:pPr>
       <w:r>
         <w:rPr>
           <w:b/>
           <w:bCs/>
+          <w:sz w:val="20"/>
+          <w:szCs w:val="20"/>
         </w:rPr>
         <w:t>target</w:t>
       </w:r>
       <w:r>
+        <w:rPr>
+          <w:sz w:val="20"/>
+          <w:szCs w:val="20"/>
+        </w:rPr>
         <w:t xml:space="preserve"> = 5</w:t>
       </w:r>
     </w:p>
     <w:p>
+      <w:pPr>
+        <w:rPr>
+          <w:sz w:val="20"/>
+          <w:szCs w:val="20"/>
+        </w:rPr>
+      </w:pPr>
       <w:r>
         <w:rPr>
           <w:b/>
           <w:bCs/>
+          <w:sz w:val="20"/>
+          <w:szCs w:val="20"/>
         </w:rPr>
         <w:t>Output</w:t>
       </w:r>
       <w:r>
+        <w:rPr>
+          <w:sz w:val="20"/>
+          <w:szCs w:val="20"/>
+        </w:rPr>
         <w:t>: Element 5 found at index 3</w:t>
       </w:r>
     </w:p>
-    <w:p/>
     <w:p>
       <w:pPr>
         <w:rPr>
           <w:b/>
           <w:bCs/>
+          <w:sz w:val="20"/>
+          <w:szCs w:val="20"/>
         </w:rPr>
       </w:pPr>
       <w:r>
         <w:rPr>
           <w:b/>
           <w:bCs/>
+          <w:sz w:val="20"/>
+          <w:szCs w:val="20"/>
         </w:rPr>
         <w:t>Solution:</w:t>
       </w:r>
-    </w:p>
-    <w:p>
-      <w:pPr>
-        <w:rPr>
-          <w:b/>
-          <w:bCs/>
-        </w:rPr>
-      </w:pPr>
-    </w:p>
-    <w:p>
-      <w:pPr>
-        <w:rPr>
-          <w:b/>
-          <w:bCs/>
-        </w:rPr>
-      </w:pPr>
-    </w:p>
-    <w:p>
-      <w:pPr>
-        <w:rPr>
-          <w:b/>
-          <w:bCs/>
-        </w:rPr>
-      </w:pPr>
     </w:p>
     <w:p>
       <w:pPr>
@@ -9645,19 +9725,19 @@
           <w:rFonts w:ascii="Consolas" w:eastAsia="Times New Roman" w:hAnsi="Consolas" w:cs="Times New Roman"/>
           <w:color w:val="000000"/>
           <w:kern w:val="0"/>
-          <w:sz w:val="21"/>
-          <w:szCs w:val="21"/>
-          <w:lang w:eastAsia="en-IN"/>
-          <w14:ligatures w14:val="none"/>
-        </w:rPr>
-      </w:pPr>
-      <w:r>
-        <w:rPr>
-          <w:rFonts w:ascii="inherit" w:eastAsia="Times New Roman" w:hAnsi="inherit" w:cs="Times New Roman"/>
-          <w:color w:val="006FE0"/>
-          <w:kern w:val="0"/>
-          <w:sz w:val="21"/>
-          <w:szCs w:val="21"/>
+          <w:sz w:val="20"/>
+          <w:szCs w:val="20"/>
+          <w:lang w:eastAsia="en-IN"/>
+          <w14:ligatures w14:val="none"/>
+        </w:rPr>
+      </w:pPr>
+      <w:r>
+        <w:rPr>
+          <w:rFonts w:ascii="inherit" w:eastAsia="Times New Roman" w:hAnsi="inherit" w:cs="Times New Roman"/>
+          <w:color w:val="006FE0"/>
+          <w:kern w:val="0"/>
+          <w:sz w:val="19"/>
+          <w:szCs w:val="20"/>
           <w:bdr w:val="none" w:sz="0" w:space="0" w:color="auto" w:frame="1"/>
           <w:lang w:eastAsia="en-IN"/>
           <w14:ligatures w14:val="none"/>
@@ -9669,8 +9749,8 @@
           <w:rFonts w:ascii="inherit" w:eastAsia="Times New Roman" w:hAnsi="inherit" w:cs="Times New Roman"/>
           <w:color w:val="800080"/>
           <w:kern w:val="0"/>
-          <w:sz w:val="21"/>
-          <w:szCs w:val="21"/>
+          <w:sz w:val="19"/>
+          <w:szCs w:val="20"/>
           <w:bdr w:val="none" w:sz="0" w:space="0" w:color="auto" w:frame="1"/>
           <w:lang w:eastAsia="en-IN"/>
           <w14:ligatures w14:val="none"/>
@@ -9682,8 +9762,8 @@
           <w:rFonts w:ascii="inherit" w:eastAsia="Times New Roman" w:hAnsi="inherit" w:cs="Times New Roman"/>
           <w:color w:val="006FE0"/>
           <w:kern w:val="0"/>
-          <w:sz w:val="21"/>
-          <w:szCs w:val="21"/>
+          <w:sz w:val="19"/>
+          <w:szCs w:val="20"/>
           <w:bdr w:val="none" w:sz="0" w:space="0" w:color="auto" w:frame="1"/>
           <w:lang w:eastAsia="en-IN"/>
           <w14:ligatures w14:val="none"/>
@@ -9695,8 +9775,8 @@
           <w:rFonts w:ascii="inherit" w:eastAsia="Times New Roman" w:hAnsi="inherit" w:cs="Times New Roman"/>
           <w:color w:val="800080"/>
           <w:kern w:val="0"/>
-          <w:sz w:val="21"/>
-          <w:szCs w:val="21"/>
+          <w:sz w:val="19"/>
+          <w:szCs w:val="20"/>
           <w:bdr w:val="none" w:sz="0" w:space="0" w:color="auto" w:frame="1"/>
           <w:lang w:eastAsia="en-IN"/>
           <w14:ligatures w14:val="none"/>
@@ -9708,8 +9788,8 @@
           <w:rFonts w:ascii="inherit" w:eastAsia="Times New Roman" w:hAnsi="inherit" w:cs="Times New Roman"/>
           <w:color w:val="006FE0"/>
           <w:kern w:val="0"/>
-          <w:sz w:val="21"/>
-          <w:szCs w:val="21"/>
+          <w:sz w:val="19"/>
+          <w:szCs w:val="20"/>
           <w:bdr w:val="none" w:sz="0" w:space="0" w:color="auto" w:frame="1"/>
           <w:lang w:eastAsia="en-IN"/>
           <w14:ligatures w14:val="none"/>
@@ -9721,8 +9801,8 @@
           <w:rFonts w:ascii="inherit" w:eastAsia="Times New Roman" w:hAnsi="inherit" w:cs="Times New Roman"/>
           <w:color w:val="800080"/>
           <w:kern w:val="0"/>
-          <w:sz w:val="21"/>
-          <w:szCs w:val="21"/>
+          <w:sz w:val="19"/>
+          <w:szCs w:val="20"/>
           <w:bdr w:val="none" w:sz="0" w:space="0" w:color="auto" w:frame="1"/>
           <w:lang w:eastAsia="en-IN"/>
           <w14:ligatures w14:val="none"/>
@@ -9734,8 +9814,8 @@
           <w:rFonts w:ascii="inherit" w:eastAsia="Times New Roman" w:hAnsi="inherit" w:cs="Times New Roman"/>
           <w:color w:val="006FE0"/>
           <w:kern w:val="0"/>
-          <w:sz w:val="21"/>
-          <w:szCs w:val="21"/>
+          <w:sz w:val="19"/>
+          <w:szCs w:val="20"/>
           <w:bdr w:val="none" w:sz="0" w:space="0" w:color="auto" w:frame="1"/>
           <w:lang w:eastAsia="en-IN"/>
           <w14:ligatures w14:val="none"/>
@@ -9748,8 +9828,8 @@
           <w:rFonts w:ascii="inherit" w:eastAsia="Times New Roman" w:hAnsi="inherit" w:cs="Times New Roman"/>
           <w:color w:val="004ED0"/>
           <w:kern w:val="0"/>
-          <w:sz w:val="21"/>
-          <w:szCs w:val="21"/>
+          <w:sz w:val="19"/>
+          <w:szCs w:val="20"/>
           <w:bdr w:val="none" w:sz="0" w:space="0" w:color="auto" w:frame="1"/>
           <w:lang w:eastAsia="en-IN"/>
           <w14:ligatures w14:val="none"/>
@@ -9762,8 +9842,8 @@
           <w:rFonts w:ascii="inherit" w:eastAsia="Times New Roman" w:hAnsi="inherit" w:cs="Times New Roman"/>
           <w:color w:val="333333"/>
           <w:kern w:val="0"/>
-          <w:sz w:val="21"/>
-          <w:szCs w:val="21"/>
+          <w:sz w:val="19"/>
+          <w:szCs w:val="20"/>
           <w:bdr w:val="none" w:sz="0" w:space="0" w:color="auto" w:frame="1"/>
           <w:lang w:eastAsia="en-IN"/>
           <w14:ligatures w14:val="none"/>
@@ -9776,8 +9856,8 @@
           <w:rFonts w:ascii="inherit" w:eastAsia="Times New Roman" w:hAnsi="inherit" w:cs="Times New Roman"/>
           <w:color w:val="800080"/>
           <w:kern w:val="0"/>
-          <w:sz w:val="21"/>
-          <w:szCs w:val="21"/>
+          <w:sz w:val="19"/>
+          <w:szCs w:val="20"/>
           <w:bdr w:val="none" w:sz="0" w:space="0" w:color="auto" w:frame="1"/>
           <w:lang w:eastAsia="en-IN"/>
           <w14:ligatures w14:val="none"/>
@@ -9789,8 +9869,8 @@
           <w:rFonts w:ascii="inherit" w:eastAsia="Times New Roman" w:hAnsi="inherit" w:cs="Times New Roman"/>
           <w:color w:val="333333"/>
           <w:kern w:val="0"/>
-          <w:sz w:val="21"/>
-          <w:szCs w:val="21"/>
+          <w:sz w:val="19"/>
+          <w:szCs w:val="20"/>
           <w:bdr w:val="none" w:sz="0" w:space="0" w:color="auto" w:frame="1"/>
           <w:lang w:eastAsia="en-IN"/>
           <w14:ligatures w14:val="none"/>
@@ -9803,8 +9883,8 @@
           <w:rFonts w:ascii="inherit" w:eastAsia="Times New Roman" w:hAnsi="inherit" w:cs="Times New Roman"/>
           <w:color w:val="333333"/>
           <w:kern w:val="0"/>
-          <w:sz w:val="21"/>
-          <w:szCs w:val="21"/>
+          <w:sz w:val="19"/>
+          <w:szCs w:val="20"/>
           <w:bdr w:val="none" w:sz="0" w:space="0" w:color="auto" w:frame="1"/>
           <w:lang w:eastAsia="en-IN"/>
           <w14:ligatures w14:val="none"/>
@@ -9816,8 +9896,8 @@
           <w:rFonts w:ascii="inherit" w:eastAsia="Times New Roman" w:hAnsi="inherit" w:cs="Times New Roman"/>
           <w:color w:val="006FE0"/>
           <w:kern w:val="0"/>
-          <w:sz w:val="21"/>
-          <w:szCs w:val="21"/>
+          <w:sz w:val="19"/>
+          <w:szCs w:val="20"/>
           <w:bdr w:val="none" w:sz="0" w:space="0" w:color="auto" w:frame="1"/>
           <w:lang w:eastAsia="en-IN"/>
           <w14:ligatures w14:val="none"/>
@@ -9830,8 +9910,8 @@
           <w:rFonts w:ascii="inherit" w:eastAsia="Times New Roman" w:hAnsi="inherit" w:cs="Times New Roman"/>
           <w:color w:val="002D7A"/>
           <w:kern w:val="0"/>
-          <w:sz w:val="21"/>
-          <w:szCs w:val="21"/>
+          <w:sz w:val="19"/>
+          <w:szCs w:val="20"/>
           <w:bdr w:val="none" w:sz="0" w:space="0" w:color="auto" w:frame="1"/>
           <w:lang w:eastAsia="en-IN"/>
           <w14:ligatures w14:val="none"/>
@@ -9844,8 +9924,8 @@
           <w:rFonts w:ascii="inherit" w:eastAsia="Times New Roman" w:hAnsi="inherit" w:cs="Times New Roman"/>
           <w:color w:val="333333"/>
           <w:kern w:val="0"/>
-          <w:sz w:val="21"/>
-          <w:szCs w:val="21"/>
+          <w:sz w:val="19"/>
+          <w:szCs w:val="20"/>
           <w:bdr w:val="none" w:sz="0" w:space="0" w:color="auto" w:frame="1"/>
           <w:lang w:eastAsia="en-IN"/>
           <w14:ligatures w14:val="none"/>
@@ -9857,8 +9937,8 @@
           <w:rFonts w:ascii="inherit" w:eastAsia="Times New Roman" w:hAnsi="inherit" w:cs="Times New Roman"/>
           <w:color w:val="006FE0"/>
           <w:kern w:val="0"/>
-          <w:sz w:val="21"/>
-          <w:szCs w:val="21"/>
+          <w:sz w:val="19"/>
+          <w:szCs w:val="20"/>
           <w:bdr w:val="none" w:sz="0" w:space="0" w:color="auto" w:frame="1"/>
           <w:lang w:eastAsia="en-IN"/>
           <w14:ligatures w14:val="none"/>
@@ -9870,8 +9950,8 @@
           <w:rFonts w:ascii="inherit" w:eastAsia="Times New Roman" w:hAnsi="inherit" w:cs="Times New Roman"/>
           <w:color w:val="800080"/>
           <w:kern w:val="0"/>
-          <w:sz w:val="21"/>
-          <w:szCs w:val="21"/>
+          <w:sz w:val="19"/>
+          <w:szCs w:val="20"/>
           <w:bdr w:val="none" w:sz="0" w:space="0" w:color="auto" w:frame="1"/>
           <w:lang w:eastAsia="en-IN"/>
           <w14:ligatures w14:val="none"/>
@@ -9883,8 +9963,8 @@
           <w:rFonts w:ascii="inherit" w:eastAsia="Times New Roman" w:hAnsi="inherit" w:cs="Times New Roman"/>
           <w:color w:val="006FE0"/>
           <w:kern w:val="0"/>
-          <w:sz w:val="21"/>
-          <w:szCs w:val="21"/>
+          <w:sz w:val="19"/>
+          <w:szCs w:val="20"/>
           <w:bdr w:val="none" w:sz="0" w:space="0" w:color="auto" w:frame="1"/>
           <w:lang w:eastAsia="en-IN"/>
           <w14:ligatures w14:val="none"/>
@@ -9896,8 +9976,8 @@
           <w:rFonts w:ascii="inherit" w:eastAsia="Times New Roman" w:hAnsi="inherit" w:cs="Times New Roman"/>
           <w:color w:val="002D7A"/>
           <w:kern w:val="0"/>
-          <w:sz w:val="21"/>
-          <w:szCs w:val="21"/>
+          <w:sz w:val="19"/>
+          <w:szCs w:val="20"/>
           <w:bdr w:val="none" w:sz="0" w:space="0" w:color="auto" w:frame="1"/>
           <w:lang w:eastAsia="en-IN"/>
           <w14:ligatures w14:val="none"/>
@@ -9909,8 +9989,8 @@
           <w:rFonts w:ascii="inherit" w:eastAsia="Times New Roman" w:hAnsi="inherit" w:cs="Times New Roman"/>
           <w:color w:val="333333"/>
           <w:kern w:val="0"/>
-          <w:sz w:val="21"/>
-          <w:szCs w:val="21"/>
+          <w:sz w:val="19"/>
+          <w:szCs w:val="20"/>
           <w:bdr w:val="none" w:sz="0" w:space="0" w:color="auto" w:frame="1"/>
           <w:lang w:eastAsia="en-IN"/>
           <w14:ligatures w14:val="none"/>
@@ -9926,19 +10006,19 @@
           <w:rFonts w:ascii="Consolas" w:eastAsia="Times New Roman" w:hAnsi="Consolas" w:cs="Times New Roman"/>
           <w:color w:val="000000"/>
           <w:kern w:val="0"/>
-          <w:sz w:val="21"/>
-          <w:szCs w:val="21"/>
-          <w:lang w:eastAsia="en-IN"/>
-          <w14:ligatures w14:val="none"/>
-        </w:rPr>
-      </w:pPr>
-      <w:r>
-        <w:rPr>
-          <w:rFonts w:ascii="inherit" w:eastAsia="Times New Roman" w:hAnsi="inherit" w:cs="Times New Roman"/>
-          <w:color w:val="006FE0"/>
-          <w:kern w:val="0"/>
-          <w:sz w:val="21"/>
-          <w:szCs w:val="21"/>
+          <w:sz w:val="20"/>
+          <w:szCs w:val="20"/>
+          <w:lang w:eastAsia="en-IN"/>
+          <w14:ligatures w14:val="none"/>
+        </w:rPr>
+      </w:pPr>
+      <w:r>
+        <w:rPr>
+          <w:rFonts w:ascii="inherit" w:eastAsia="Times New Roman" w:hAnsi="inherit" w:cs="Times New Roman"/>
+          <w:color w:val="006FE0"/>
+          <w:kern w:val="0"/>
+          <w:sz w:val="19"/>
+          <w:szCs w:val="20"/>
           <w:bdr w:val="none" w:sz="0" w:space="0" w:color="auto" w:frame="1"/>
           <w:lang w:eastAsia="en-IN"/>
           <w14:ligatures w14:val="none"/>
@@ -9950,8 +10030,8 @@
           <w:rFonts w:ascii="inherit" w:eastAsia="Times New Roman" w:hAnsi="inherit" w:cs="Times New Roman"/>
           <w:color w:val="333333"/>
           <w:kern w:val="0"/>
-          <w:sz w:val="21"/>
-          <w:szCs w:val="21"/>
+          <w:sz w:val="19"/>
+          <w:szCs w:val="20"/>
           <w:bdr w:val="none" w:sz="0" w:space="0" w:color="auto" w:frame="1"/>
           <w:lang w:eastAsia="en-IN"/>
           <w14:ligatures w14:val="none"/>
@@ -9967,19 +10047,19 @@
           <w:rFonts w:ascii="Consolas" w:eastAsia="Times New Roman" w:hAnsi="Consolas" w:cs="Times New Roman"/>
           <w:color w:val="000000"/>
           <w:kern w:val="0"/>
-          <w:sz w:val="21"/>
-          <w:szCs w:val="21"/>
-          <w:lang w:eastAsia="en-IN"/>
-          <w14:ligatures w14:val="none"/>
-        </w:rPr>
-      </w:pPr>
-      <w:r>
-        <w:rPr>
-          <w:rFonts w:ascii="inherit" w:eastAsia="Times New Roman" w:hAnsi="inherit" w:cs="Times New Roman"/>
-          <w:color w:val="006FE0"/>
-          <w:kern w:val="0"/>
-          <w:sz w:val="21"/>
-          <w:szCs w:val="21"/>
+          <w:sz w:val="20"/>
+          <w:szCs w:val="20"/>
+          <w:lang w:eastAsia="en-IN"/>
+          <w14:ligatures w14:val="none"/>
+        </w:rPr>
+      </w:pPr>
+      <w:r>
+        <w:rPr>
+          <w:rFonts w:ascii="inherit" w:eastAsia="Times New Roman" w:hAnsi="inherit" w:cs="Times New Roman"/>
+          <w:color w:val="006FE0"/>
+          <w:kern w:val="0"/>
+          <w:sz w:val="19"/>
+          <w:szCs w:val="20"/>
           <w:bdr w:val="none" w:sz="0" w:space="0" w:color="auto" w:frame="1"/>
           <w:lang w:eastAsia="en-IN"/>
           <w14:ligatures w14:val="none"/>
@@ -9991,8 +10071,8 @@
           <w:rFonts w:ascii="inherit" w:eastAsia="Times New Roman" w:hAnsi="inherit" w:cs="Times New Roman"/>
           <w:color w:val="008200"/>
           <w:kern w:val="0"/>
-          <w:sz w:val="21"/>
-          <w:szCs w:val="21"/>
+          <w:sz w:val="19"/>
+          <w:szCs w:val="20"/>
           <w:bdr w:val="none" w:sz="0" w:space="0" w:color="auto" w:frame="1"/>
           <w:lang w:eastAsia="en-IN"/>
           <w14:ligatures w14:val="none"/>
@@ -10006,8 +10086,8 @@
           <w:rFonts w:ascii="inherit" w:eastAsia="Times New Roman" w:hAnsi="inherit" w:cs="Times New Roman"/>
           <w:color w:val="008200"/>
           <w:kern w:val="0"/>
-          <w:sz w:val="21"/>
-          <w:szCs w:val="21"/>
+          <w:sz w:val="19"/>
+          <w:szCs w:val="20"/>
           <w:bdr w:val="none" w:sz="0" w:space="0" w:color="auto" w:frame="1"/>
           <w:lang w:eastAsia="en-IN"/>
           <w14:ligatures w14:val="none"/>
@@ -10020,8 +10100,8 @@
           <w:rFonts w:ascii="inherit" w:eastAsia="Times New Roman" w:hAnsi="inherit" w:cs="Times New Roman"/>
           <w:color w:val="008200"/>
           <w:kern w:val="0"/>
-          <w:sz w:val="21"/>
-          <w:szCs w:val="21"/>
+          <w:sz w:val="19"/>
+          <w:szCs w:val="20"/>
           <w:bdr w:val="none" w:sz="0" w:space="0" w:color="auto" w:frame="1"/>
           <w:lang w:eastAsia="en-IN"/>
           <w14:ligatures w14:val="none"/>
@@ -10034,8 +10114,8 @@
           <w:rFonts w:ascii="inherit" w:eastAsia="Times New Roman" w:hAnsi="inherit" w:cs="Times New Roman"/>
           <w:color w:val="008200"/>
           <w:kern w:val="0"/>
-          <w:sz w:val="21"/>
-          <w:szCs w:val="21"/>
+          <w:sz w:val="19"/>
+          <w:szCs w:val="20"/>
           <w:bdr w:val="none" w:sz="0" w:space="0" w:color="auto" w:frame="1"/>
           <w:lang w:eastAsia="en-IN"/>
           <w14:ligatures w14:val="none"/>
@@ -10051,19 +10131,19 @@
           <w:rFonts w:ascii="Consolas" w:eastAsia="Times New Roman" w:hAnsi="Consolas" w:cs="Times New Roman"/>
           <w:color w:val="000000"/>
           <w:kern w:val="0"/>
-          <w:sz w:val="21"/>
-          <w:szCs w:val="21"/>
-          <w:lang w:eastAsia="en-IN"/>
-          <w14:ligatures w14:val="none"/>
-        </w:rPr>
-      </w:pPr>
-      <w:r>
-        <w:rPr>
-          <w:rFonts w:ascii="inherit" w:eastAsia="Times New Roman" w:hAnsi="inherit" w:cs="Times New Roman"/>
-          <w:color w:val="006FE0"/>
-          <w:kern w:val="0"/>
-          <w:sz w:val="21"/>
-          <w:szCs w:val="21"/>
+          <w:sz w:val="20"/>
+          <w:szCs w:val="20"/>
+          <w:lang w:eastAsia="en-IN"/>
+          <w14:ligatures w14:val="none"/>
+        </w:rPr>
+      </w:pPr>
+      <w:r>
+        <w:rPr>
+          <w:rFonts w:ascii="inherit" w:eastAsia="Times New Roman" w:hAnsi="inherit" w:cs="Times New Roman"/>
+          <w:color w:val="006FE0"/>
+          <w:kern w:val="0"/>
+          <w:sz w:val="19"/>
+          <w:szCs w:val="20"/>
           <w:bdr w:val="none" w:sz="0" w:space="0" w:color="auto" w:frame="1"/>
           <w:lang w:eastAsia="en-IN"/>
           <w14:ligatures w14:val="none"/>
@@ -10075,8 +10155,8 @@
           <w:rFonts w:ascii="inherit" w:eastAsia="Times New Roman" w:hAnsi="inherit" w:cs="Times New Roman"/>
           <w:color w:val="800080"/>
           <w:kern w:val="0"/>
-          <w:sz w:val="21"/>
-          <w:szCs w:val="21"/>
+          <w:sz w:val="19"/>
+          <w:szCs w:val="20"/>
           <w:bdr w:val="none" w:sz="0" w:space="0" w:color="auto" w:frame="1"/>
           <w:lang w:eastAsia="en-IN"/>
           <w14:ligatures w14:val="none"/>
@@ -10088,8 +10168,8 @@
           <w:rFonts w:ascii="inherit" w:eastAsia="Times New Roman" w:hAnsi="inherit" w:cs="Times New Roman"/>
           <w:color w:val="006FE0"/>
           <w:kern w:val="0"/>
-          <w:sz w:val="21"/>
-          <w:szCs w:val="21"/>
+          <w:sz w:val="19"/>
+          <w:szCs w:val="20"/>
           <w:bdr w:val="none" w:sz="0" w:space="0" w:color="auto" w:frame="1"/>
           <w:lang w:eastAsia="en-IN"/>
           <w14:ligatures w14:val="none"/>
@@ -10101,8 +10181,8 @@
           <w:rFonts w:ascii="inherit" w:eastAsia="Times New Roman" w:hAnsi="inherit" w:cs="Times New Roman"/>
           <w:color w:val="002D7A"/>
           <w:kern w:val="0"/>
-          <w:sz w:val="21"/>
-          <w:szCs w:val="21"/>
+          <w:sz w:val="19"/>
+          <w:szCs w:val="20"/>
           <w:bdr w:val="none" w:sz="0" w:space="0" w:color="auto" w:frame="1"/>
           <w:lang w:eastAsia="en-IN"/>
           <w14:ligatures w14:val="none"/>
@@ -10114,8 +10194,8 @@
           <w:rFonts w:ascii="inherit" w:eastAsia="Times New Roman" w:hAnsi="inherit" w:cs="Times New Roman"/>
           <w:color w:val="006FE0"/>
           <w:kern w:val="0"/>
-          <w:sz w:val="21"/>
-          <w:szCs w:val="21"/>
+          <w:sz w:val="19"/>
+          <w:szCs w:val="20"/>
           <w:bdr w:val="none" w:sz="0" w:space="0" w:color="auto" w:frame="1"/>
           <w:lang w:eastAsia="en-IN"/>
           <w14:ligatures w14:val="none"/>
@@ -10127,8 +10207,8 @@
           <w:rFonts w:ascii="inherit" w:eastAsia="Times New Roman" w:hAnsi="inherit" w:cs="Times New Roman"/>
           <w:color w:val="CE0000"/>
           <w:kern w:val="0"/>
-          <w:sz w:val="21"/>
-          <w:szCs w:val="21"/>
+          <w:sz w:val="19"/>
+          <w:szCs w:val="20"/>
           <w:bdr w:val="none" w:sz="0" w:space="0" w:color="auto" w:frame="1"/>
           <w:lang w:eastAsia="en-IN"/>
           <w14:ligatures w14:val="none"/>
@@ -10140,8 +10220,8 @@
           <w:rFonts w:ascii="inherit" w:eastAsia="Times New Roman" w:hAnsi="inherit" w:cs="Times New Roman"/>
           <w:color w:val="333333"/>
           <w:kern w:val="0"/>
-          <w:sz w:val="21"/>
-          <w:szCs w:val="21"/>
+          <w:sz w:val="19"/>
+          <w:szCs w:val="20"/>
           <w:bdr w:val="none" w:sz="0" w:space="0" w:color="auto" w:frame="1"/>
           <w:lang w:eastAsia="en-IN"/>
           <w14:ligatures w14:val="none"/>
@@ -10157,19 +10237,19 @@
           <w:rFonts w:ascii="Consolas" w:eastAsia="Times New Roman" w:hAnsi="Consolas" w:cs="Times New Roman"/>
           <w:color w:val="000000"/>
           <w:kern w:val="0"/>
-          <w:sz w:val="21"/>
-          <w:szCs w:val="21"/>
-          <w:lang w:eastAsia="en-IN"/>
-          <w14:ligatures w14:val="none"/>
-        </w:rPr>
-      </w:pPr>
-      <w:r>
-        <w:rPr>
-          <w:rFonts w:ascii="inherit" w:eastAsia="Times New Roman" w:hAnsi="inherit" w:cs="Times New Roman"/>
-          <w:color w:val="006FE0"/>
-          <w:kern w:val="0"/>
-          <w:sz w:val="21"/>
-          <w:szCs w:val="21"/>
+          <w:sz w:val="20"/>
+          <w:szCs w:val="20"/>
+          <w:lang w:eastAsia="en-IN"/>
+          <w14:ligatures w14:val="none"/>
+        </w:rPr>
+      </w:pPr>
+      <w:r>
+        <w:rPr>
+          <w:rFonts w:ascii="inherit" w:eastAsia="Times New Roman" w:hAnsi="inherit" w:cs="Times New Roman"/>
+          <w:color w:val="006FE0"/>
+          <w:kern w:val="0"/>
+          <w:sz w:val="19"/>
+          <w:szCs w:val="20"/>
           <w:bdr w:val="none" w:sz="0" w:space="0" w:color="auto" w:frame="1"/>
           <w:lang w:eastAsia="en-IN"/>
           <w14:ligatures w14:val="none"/>
@@ -10181,8 +10261,8 @@
           <w:rFonts w:ascii="inherit" w:eastAsia="Times New Roman" w:hAnsi="inherit" w:cs="Times New Roman"/>
           <w:color w:val="800080"/>
           <w:kern w:val="0"/>
-          <w:sz w:val="21"/>
-          <w:szCs w:val="21"/>
+          <w:sz w:val="19"/>
+          <w:szCs w:val="20"/>
           <w:bdr w:val="none" w:sz="0" w:space="0" w:color="auto" w:frame="1"/>
           <w:lang w:eastAsia="en-IN"/>
           <w14:ligatures w14:val="none"/>
@@ -10194,8 +10274,8 @@
           <w:rFonts w:ascii="inherit" w:eastAsia="Times New Roman" w:hAnsi="inherit" w:cs="Times New Roman"/>
           <w:color w:val="006FE0"/>
           <w:kern w:val="0"/>
-          <w:sz w:val="21"/>
-          <w:szCs w:val="21"/>
+          <w:sz w:val="19"/>
+          <w:szCs w:val="20"/>
           <w:bdr w:val="none" w:sz="0" w:space="0" w:color="auto" w:frame="1"/>
           <w:lang w:eastAsia="en-IN"/>
           <w14:ligatures w14:val="none"/>
@@ -10207,8 +10287,8 @@
           <w:rFonts w:ascii="inherit" w:eastAsia="Times New Roman" w:hAnsi="inherit" w:cs="Times New Roman"/>
           <w:color w:val="002D7A"/>
           <w:kern w:val="0"/>
-          <w:sz w:val="21"/>
-          <w:szCs w:val="21"/>
+          <w:sz w:val="19"/>
+          <w:szCs w:val="20"/>
           <w:bdr w:val="none" w:sz="0" w:space="0" w:color="auto" w:frame="1"/>
           <w:lang w:eastAsia="en-IN"/>
           <w14:ligatures w14:val="none"/>
@@ -10220,8 +10300,8 @@
           <w:rFonts w:ascii="inherit" w:eastAsia="Times New Roman" w:hAnsi="inherit" w:cs="Times New Roman"/>
           <w:color w:val="006FE0"/>
           <w:kern w:val="0"/>
-          <w:sz w:val="21"/>
-          <w:szCs w:val="21"/>
+          <w:sz w:val="19"/>
+          <w:szCs w:val="20"/>
           <w:bdr w:val="none" w:sz="0" w:space="0" w:color="auto" w:frame="1"/>
           <w:lang w:eastAsia="en-IN"/>
           <w14:ligatures w14:val="none"/>
@@ -10235,8 +10315,8 @@
           <w:rFonts w:ascii="inherit" w:eastAsia="Times New Roman" w:hAnsi="inherit" w:cs="Times New Roman"/>
           <w:color w:val="002D7A"/>
           <w:kern w:val="0"/>
-          <w:sz w:val="21"/>
-          <w:szCs w:val="21"/>
+          <w:sz w:val="19"/>
+          <w:szCs w:val="20"/>
           <w:bdr w:val="none" w:sz="0" w:space="0" w:color="auto" w:frame="1"/>
           <w:lang w:eastAsia="en-IN"/>
           <w14:ligatures w14:val="none"/>
@@ -10248,8 +10328,8 @@
           <w:rFonts w:ascii="inherit" w:eastAsia="Times New Roman" w:hAnsi="inherit" w:cs="Times New Roman"/>
           <w:color w:val="333333"/>
           <w:kern w:val="0"/>
-          <w:sz w:val="21"/>
-          <w:szCs w:val="21"/>
+          <w:sz w:val="19"/>
+          <w:szCs w:val="20"/>
           <w:bdr w:val="none" w:sz="0" w:space="0" w:color="auto" w:frame="1"/>
           <w:lang w:eastAsia="en-IN"/>
           <w14:ligatures w14:val="none"/>
@@ -10261,8 +10341,8 @@
           <w:rFonts w:ascii="inherit" w:eastAsia="Times New Roman" w:hAnsi="inherit" w:cs="Times New Roman"/>
           <w:color w:val="002D7A"/>
           <w:kern w:val="0"/>
-          <w:sz w:val="21"/>
-          <w:szCs w:val="21"/>
+          <w:sz w:val="19"/>
+          <w:szCs w:val="20"/>
           <w:bdr w:val="none" w:sz="0" w:space="0" w:color="auto" w:frame="1"/>
           <w:lang w:eastAsia="en-IN"/>
           <w14:ligatures w14:val="none"/>
@@ -10276,21 +10356,22 @@
           <w:rFonts w:ascii="inherit" w:eastAsia="Times New Roman" w:hAnsi="inherit" w:cs="Times New Roman"/>
           <w:color w:val="006FE0"/>
           <w:kern w:val="0"/>
-          <w:sz w:val="21"/>
-          <w:szCs w:val="21"/>
+          <w:sz w:val="19"/>
+          <w:szCs w:val="20"/>
           <w:bdr w:val="none" w:sz="0" w:space="0" w:color="auto" w:frame="1"/>
           <w:lang w:eastAsia="en-IN"/>
           <w14:ligatures w14:val="none"/>
         </w:rPr>
         <w:t xml:space="preserve"> - </w:t>
       </w:r>
+      <w:proofErr w:type="gramStart"/>
       <w:r>
         <w:rPr>
           <w:rFonts w:ascii="inherit" w:eastAsia="Times New Roman" w:hAnsi="inherit" w:cs="Times New Roman"/>
           <w:color w:val="CE0000"/>
           <w:kern w:val="0"/>
-          <w:sz w:val="21"/>
-          <w:szCs w:val="21"/>
+          <w:sz w:val="19"/>
+          <w:szCs w:val="20"/>
           <w:bdr w:val="none" w:sz="0" w:space="0" w:color="auto" w:frame="1"/>
           <w:lang w:eastAsia="en-IN"/>
           <w14:ligatures w14:val="none"/>
@@ -10302,14 +10383,15 @@
           <w:rFonts w:ascii="inherit" w:eastAsia="Times New Roman" w:hAnsi="inherit" w:cs="Times New Roman"/>
           <w:color w:val="333333"/>
           <w:kern w:val="0"/>
-          <w:sz w:val="21"/>
-          <w:szCs w:val="21"/>
+          <w:sz w:val="19"/>
+          <w:szCs w:val="20"/>
           <w:bdr w:val="none" w:sz="0" w:space="0" w:color="auto" w:frame="1"/>
           <w:lang w:eastAsia="en-IN"/>
           <w14:ligatures w14:val="none"/>
         </w:rPr>
         <w:t>;</w:t>
       </w:r>
+      <w:proofErr w:type="gramEnd"/>
     </w:p>
     <w:p>
       <w:pPr>
@@ -10319,19 +10401,19 @@
           <w:rFonts w:ascii="Consolas" w:eastAsia="Times New Roman" w:hAnsi="Consolas" w:cs="Times New Roman"/>
           <w:color w:val="000000"/>
           <w:kern w:val="0"/>
-          <w:sz w:val="21"/>
-          <w:szCs w:val="21"/>
-          <w:lang w:eastAsia="en-IN"/>
-          <w14:ligatures w14:val="none"/>
-        </w:rPr>
-      </w:pPr>
-      <w:r>
-        <w:rPr>
-          <w:rFonts w:ascii="Consolas" w:eastAsia="Times New Roman" w:hAnsi="Consolas" w:cs="Times New Roman"/>
-          <w:color w:val="000000"/>
-          <w:kern w:val="0"/>
-          <w:sz w:val="21"/>
-          <w:szCs w:val="21"/>
+          <w:sz w:val="20"/>
+          <w:szCs w:val="20"/>
+          <w:lang w:eastAsia="en-IN"/>
+          <w14:ligatures w14:val="none"/>
+        </w:rPr>
+      </w:pPr>
+      <w:r>
+        <w:rPr>
+          <w:rFonts w:ascii="Consolas" w:eastAsia="Times New Roman" w:hAnsi="Consolas" w:cs="Times New Roman"/>
+          <w:color w:val="000000"/>
+          <w:kern w:val="0"/>
+          <w:sz w:val="20"/>
+          <w:szCs w:val="20"/>
           <w:lang w:eastAsia="en-IN"/>
           <w14:ligatures w14:val="none"/>
         </w:rPr>
@@ -10346,19 +10428,19 @@
           <w:rFonts w:ascii="Consolas" w:eastAsia="Times New Roman" w:hAnsi="Consolas" w:cs="Times New Roman"/>
           <w:color w:val="000000"/>
           <w:kern w:val="0"/>
-          <w:sz w:val="21"/>
-          <w:szCs w:val="21"/>
-          <w:lang w:eastAsia="en-IN"/>
-          <w14:ligatures w14:val="none"/>
-        </w:rPr>
-      </w:pPr>
-      <w:r>
-        <w:rPr>
-          <w:rFonts w:ascii="inherit" w:eastAsia="Times New Roman" w:hAnsi="inherit" w:cs="Times New Roman"/>
-          <w:color w:val="006FE0"/>
-          <w:kern w:val="0"/>
-          <w:sz w:val="21"/>
-          <w:szCs w:val="21"/>
+          <w:sz w:val="20"/>
+          <w:szCs w:val="20"/>
+          <w:lang w:eastAsia="en-IN"/>
+          <w14:ligatures w14:val="none"/>
+        </w:rPr>
+      </w:pPr>
+      <w:r>
+        <w:rPr>
+          <w:rFonts w:ascii="inherit" w:eastAsia="Times New Roman" w:hAnsi="inherit" w:cs="Times New Roman"/>
+          <w:color w:val="006FE0"/>
+          <w:kern w:val="0"/>
+          <w:sz w:val="19"/>
+          <w:szCs w:val="20"/>
           <w:bdr w:val="none" w:sz="0" w:space="0" w:color="auto" w:frame="1"/>
           <w:lang w:eastAsia="en-IN"/>
           <w14:ligatures w14:val="none"/>
@@ -10370,8 +10452,8 @@
           <w:rFonts w:ascii="inherit" w:eastAsia="Times New Roman" w:hAnsi="inherit" w:cs="Times New Roman"/>
           <w:color w:val="008200"/>
           <w:kern w:val="0"/>
-          <w:sz w:val="21"/>
-          <w:szCs w:val="21"/>
+          <w:sz w:val="19"/>
+          <w:szCs w:val="20"/>
           <w:bdr w:val="none" w:sz="0" w:space="0" w:color="auto" w:frame="1"/>
           <w:lang w:eastAsia="en-IN"/>
           <w14:ligatures w14:val="none"/>
@@ -10387,19 +10469,19 @@
           <w:rFonts w:ascii="Consolas" w:eastAsia="Times New Roman" w:hAnsi="Consolas" w:cs="Times New Roman"/>
           <w:color w:val="000000"/>
           <w:kern w:val="0"/>
-          <w:sz w:val="21"/>
-          <w:szCs w:val="21"/>
-          <w:lang w:eastAsia="en-IN"/>
-          <w14:ligatures w14:val="none"/>
-        </w:rPr>
-      </w:pPr>
-      <w:r>
-        <w:rPr>
-          <w:rFonts w:ascii="inherit" w:eastAsia="Times New Roman" w:hAnsi="inherit" w:cs="Times New Roman"/>
-          <w:color w:val="006FE0"/>
-          <w:kern w:val="0"/>
-          <w:sz w:val="21"/>
-          <w:szCs w:val="21"/>
+          <w:sz w:val="20"/>
+          <w:szCs w:val="20"/>
+          <w:lang w:eastAsia="en-IN"/>
+          <w14:ligatures w14:val="none"/>
+        </w:rPr>
+      </w:pPr>
+      <w:r>
+        <w:rPr>
+          <w:rFonts w:ascii="inherit" w:eastAsia="Times New Roman" w:hAnsi="inherit" w:cs="Times New Roman"/>
+          <w:color w:val="006FE0"/>
+          <w:kern w:val="0"/>
+          <w:sz w:val="19"/>
+          <w:szCs w:val="20"/>
           <w:bdr w:val="none" w:sz="0" w:space="0" w:color="auto" w:frame="1"/>
           <w:lang w:eastAsia="en-IN"/>
           <w14:ligatures w14:val="none"/>
@@ -10411,8 +10493,8 @@
           <w:rFonts w:ascii="inherit" w:eastAsia="Times New Roman" w:hAnsi="inherit" w:cs="Times New Roman"/>
           <w:color w:val="800080"/>
           <w:kern w:val="0"/>
-          <w:sz w:val="21"/>
-          <w:szCs w:val="21"/>
+          <w:sz w:val="19"/>
+          <w:szCs w:val="20"/>
           <w:bdr w:val="none" w:sz="0" w:space="0" w:color="auto" w:frame="1"/>
           <w:lang w:eastAsia="en-IN"/>
           <w14:ligatures w14:val="none"/>
@@ -10424,8 +10506,8 @@
           <w:rFonts w:ascii="inherit" w:eastAsia="Times New Roman" w:hAnsi="inherit" w:cs="Times New Roman"/>
           <w:color w:val="006FE0"/>
           <w:kern w:val="0"/>
-          <w:sz w:val="21"/>
-          <w:szCs w:val="21"/>
+          <w:sz w:val="19"/>
+          <w:szCs w:val="20"/>
           <w:bdr w:val="none" w:sz="0" w:space="0" w:color="auto" w:frame="1"/>
           <w:lang w:eastAsia="en-IN"/>
           <w14:ligatures w14:val="none"/>
@@ -10437,8 +10519,8 @@
           <w:rFonts w:ascii="inherit" w:eastAsia="Times New Roman" w:hAnsi="inherit" w:cs="Times New Roman"/>
           <w:color w:val="333333"/>
           <w:kern w:val="0"/>
-          <w:sz w:val="21"/>
-          <w:szCs w:val="21"/>
+          <w:sz w:val="19"/>
+          <w:szCs w:val="20"/>
           <w:bdr w:val="none" w:sz="0" w:space="0" w:color="auto" w:frame="1"/>
           <w:lang w:eastAsia="en-IN"/>
           <w14:ligatures w14:val="none"/>
@@ -10450,8 +10532,8 @@
           <w:rFonts w:ascii="inherit" w:eastAsia="Times New Roman" w:hAnsi="inherit" w:cs="Times New Roman"/>
           <w:color w:val="002D7A"/>
           <w:kern w:val="0"/>
-          <w:sz w:val="21"/>
-          <w:szCs w:val="21"/>
+          <w:sz w:val="19"/>
+          <w:szCs w:val="20"/>
           <w:bdr w:val="none" w:sz="0" w:space="0" w:color="auto" w:frame="1"/>
           <w:lang w:eastAsia="en-IN"/>
           <w14:ligatures w14:val="none"/>
@@ -10463,8 +10545,8 @@
           <w:rFonts w:ascii="inherit" w:eastAsia="Times New Roman" w:hAnsi="inherit" w:cs="Times New Roman"/>
           <w:color w:val="006FE0"/>
           <w:kern w:val="0"/>
-          <w:sz w:val="21"/>
-          <w:szCs w:val="21"/>
+          <w:sz w:val="19"/>
+          <w:szCs w:val="20"/>
           <w:bdr w:val="none" w:sz="0" w:space="0" w:color="auto" w:frame="1"/>
           <w:lang w:eastAsia="en-IN"/>
           <w14:ligatures w14:val="none"/>
@@ -10476,8 +10558,8 @@
           <w:rFonts w:ascii="inherit" w:eastAsia="Times New Roman" w:hAnsi="inherit" w:cs="Times New Roman"/>
           <w:color w:val="002D7A"/>
           <w:kern w:val="0"/>
-          <w:sz w:val="21"/>
-          <w:szCs w:val="21"/>
+          <w:sz w:val="19"/>
+          <w:szCs w:val="20"/>
           <w:bdr w:val="none" w:sz="0" w:space="0" w:color="auto" w:frame="1"/>
           <w:lang w:eastAsia="en-IN"/>
           <w14:ligatures w14:val="none"/>
@@ -10489,8 +10571,8 @@
           <w:rFonts w:ascii="inherit" w:eastAsia="Times New Roman" w:hAnsi="inherit" w:cs="Times New Roman"/>
           <w:color w:val="333333"/>
           <w:kern w:val="0"/>
-          <w:sz w:val="21"/>
-          <w:szCs w:val="21"/>
+          <w:sz w:val="19"/>
+          <w:szCs w:val="20"/>
           <w:bdr w:val="none" w:sz="0" w:space="0" w:color="auto" w:frame="1"/>
           <w:lang w:eastAsia="en-IN"/>
           <w14:ligatures w14:val="none"/>
@@ -10506,19 +10588,19 @@
           <w:rFonts w:ascii="Consolas" w:eastAsia="Times New Roman" w:hAnsi="Consolas" w:cs="Times New Roman"/>
           <w:color w:val="000000"/>
           <w:kern w:val="0"/>
-          <w:sz w:val="21"/>
-          <w:szCs w:val="21"/>
-          <w:lang w:eastAsia="en-IN"/>
-          <w14:ligatures w14:val="none"/>
-        </w:rPr>
-      </w:pPr>
-      <w:r>
-        <w:rPr>
-          <w:rFonts w:ascii="inherit" w:eastAsia="Times New Roman" w:hAnsi="inherit" w:cs="Times New Roman"/>
-          <w:color w:val="006FE0"/>
-          <w:kern w:val="0"/>
-          <w:sz w:val="21"/>
-          <w:szCs w:val="21"/>
+          <w:sz w:val="20"/>
+          <w:szCs w:val="20"/>
+          <w:lang w:eastAsia="en-IN"/>
+          <w14:ligatures w14:val="none"/>
+        </w:rPr>
+      </w:pPr>
+      <w:r>
+        <w:rPr>
+          <w:rFonts w:ascii="inherit" w:eastAsia="Times New Roman" w:hAnsi="inherit" w:cs="Times New Roman"/>
+          <w:color w:val="006FE0"/>
+          <w:kern w:val="0"/>
+          <w:sz w:val="19"/>
+          <w:szCs w:val="20"/>
           <w:bdr w:val="none" w:sz="0" w:space="0" w:color="auto" w:frame="1"/>
           <w:lang w:eastAsia="en-IN"/>
           <w14:ligatures w14:val="none"/>
@@ -10530,8 +10612,8 @@
           <w:rFonts w:ascii="inherit" w:eastAsia="Times New Roman" w:hAnsi="inherit" w:cs="Times New Roman"/>
           <w:color w:val="333333"/>
           <w:kern w:val="0"/>
-          <w:sz w:val="21"/>
-          <w:szCs w:val="21"/>
+          <w:sz w:val="19"/>
+          <w:szCs w:val="20"/>
           <w:bdr w:val="none" w:sz="0" w:space="0" w:color="auto" w:frame="1"/>
           <w:lang w:eastAsia="en-IN"/>
           <w14:ligatures w14:val="none"/>
@@ -10547,19 +10629,19 @@
           <w:rFonts w:ascii="Consolas" w:eastAsia="Times New Roman" w:hAnsi="Consolas" w:cs="Times New Roman"/>
           <w:color w:val="000000"/>
           <w:kern w:val="0"/>
-          <w:sz w:val="21"/>
-          <w:szCs w:val="21"/>
-          <w:lang w:eastAsia="en-IN"/>
-          <w14:ligatures w14:val="none"/>
-        </w:rPr>
-      </w:pPr>
-      <w:r>
-        <w:rPr>
-          <w:rFonts w:ascii="inherit" w:eastAsia="Times New Roman" w:hAnsi="inherit" w:cs="Times New Roman"/>
-          <w:color w:val="006FE0"/>
-          <w:kern w:val="0"/>
-          <w:sz w:val="21"/>
-          <w:szCs w:val="21"/>
+          <w:sz w:val="20"/>
+          <w:szCs w:val="20"/>
+          <w:lang w:eastAsia="en-IN"/>
+          <w14:ligatures w14:val="none"/>
+        </w:rPr>
+      </w:pPr>
+      <w:r>
+        <w:rPr>
+          <w:rFonts w:ascii="inherit" w:eastAsia="Times New Roman" w:hAnsi="inherit" w:cs="Times New Roman"/>
+          <w:color w:val="006FE0"/>
+          <w:kern w:val="0"/>
+          <w:sz w:val="19"/>
+          <w:szCs w:val="20"/>
           <w:bdr w:val="none" w:sz="0" w:space="0" w:color="auto" w:frame="1"/>
           <w:lang w:eastAsia="en-IN"/>
           <w14:ligatures w14:val="none"/>
@@ -10571,8 +10653,8 @@
           <w:rFonts w:ascii="inherit" w:eastAsia="Times New Roman" w:hAnsi="inherit" w:cs="Times New Roman"/>
           <w:color w:val="008200"/>
           <w:kern w:val="0"/>
-          <w:sz w:val="21"/>
-          <w:szCs w:val="21"/>
+          <w:sz w:val="19"/>
+          <w:szCs w:val="20"/>
           <w:bdr w:val="none" w:sz="0" w:space="0" w:color="auto" w:frame="1"/>
           <w:lang w:eastAsia="en-IN"/>
           <w14:ligatures w14:val="none"/>
@@ -10585,8 +10667,8 @@
           <w:rFonts w:ascii="inherit" w:eastAsia="Times New Roman" w:hAnsi="inherit" w:cs="Times New Roman"/>
           <w:color w:val="008200"/>
           <w:kern w:val="0"/>
-          <w:sz w:val="21"/>
-          <w:szCs w:val="21"/>
+          <w:sz w:val="19"/>
+          <w:szCs w:val="20"/>
           <w:bdr w:val="none" w:sz="0" w:space="0" w:color="auto" w:frame="1"/>
           <w:lang w:eastAsia="en-IN"/>
           <w14:ligatures w14:val="none"/>
@@ -10599,8 +10681,8 @@
           <w:rFonts w:ascii="inherit" w:eastAsia="Times New Roman" w:hAnsi="inherit" w:cs="Times New Roman"/>
           <w:color w:val="008200"/>
           <w:kern w:val="0"/>
-          <w:sz w:val="21"/>
-          <w:szCs w:val="21"/>
+          <w:sz w:val="19"/>
+          <w:szCs w:val="20"/>
           <w:bdr w:val="none" w:sz="0" w:space="0" w:color="auto" w:frame="1"/>
           <w:lang w:eastAsia="en-IN"/>
           <w14:ligatures w14:val="none"/>
@@ -10613,8 +10695,8 @@
           <w:rFonts w:ascii="inherit" w:eastAsia="Times New Roman" w:hAnsi="inherit" w:cs="Times New Roman"/>
           <w:color w:val="008200"/>
           <w:kern w:val="0"/>
-          <w:sz w:val="21"/>
-          <w:szCs w:val="21"/>
+          <w:sz w:val="19"/>
+          <w:szCs w:val="20"/>
           <w:bdr w:val="none" w:sz="0" w:space="0" w:color="auto" w:frame="1"/>
           <w:lang w:eastAsia="en-IN"/>
           <w14:ligatures w14:val="none"/>
@@ -10627,8 +10709,8 @@
           <w:rFonts w:ascii="inherit" w:eastAsia="Times New Roman" w:hAnsi="inherit" w:cs="Times New Roman"/>
           <w:color w:val="008200"/>
           <w:kern w:val="0"/>
-          <w:sz w:val="21"/>
-          <w:szCs w:val="21"/>
+          <w:sz w:val="19"/>
+          <w:szCs w:val="20"/>
           <w:bdr w:val="none" w:sz="0" w:space="0" w:color="auto" w:frame="1"/>
           <w:lang w:eastAsia="en-IN"/>
           <w14:ligatures w14:val="none"/>
@@ -10644,19 +10726,19 @@
           <w:rFonts w:ascii="Consolas" w:eastAsia="Times New Roman" w:hAnsi="Consolas" w:cs="Times New Roman"/>
           <w:color w:val="000000"/>
           <w:kern w:val="0"/>
-          <w:sz w:val="21"/>
-          <w:szCs w:val="21"/>
-          <w:lang w:eastAsia="en-IN"/>
-          <w14:ligatures w14:val="none"/>
-        </w:rPr>
-      </w:pPr>
-      <w:r>
-        <w:rPr>
-          <w:rFonts w:ascii="inherit" w:eastAsia="Times New Roman" w:hAnsi="inherit" w:cs="Times New Roman"/>
-          <w:color w:val="006FE0"/>
-          <w:kern w:val="0"/>
-          <w:sz w:val="21"/>
-          <w:szCs w:val="21"/>
+          <w:sz w:val="20"/>
+          <w:szCs w:val="20"/>
+          <w:lang w:eastAsia="en-IN"/>
+          <w14:ligatures w14:val="none"/>
+        </w:rPr>
+      </w:pPr>
+      <w:r>
+        <w:rPr>
+          <w:rFonts w:ascii="inherit" w:eastAsia="Times New Roman" w:hAnsi="inherit" w:cs="Times New Roman"/>
+          <w:color w:val="006FE0"/>
+          <w:kern w:val="0"/>
+          <w:sz w:val="19"/>
+          <w:szCs w:val="20"/>
           <w:bdr w:val="none" w:sz="0" w:space="0" w:color="auto" w:frame="1"/>
           <w:lang w:eastAsia="en-IN"/>
           <w14:ligatures w14:val="none"/>
@@ -10668,8 +10750,8 @@
           <w:rFonts w:ascii="inherit" w:eastAsia="Times New Roman" w:hAnsi="inherit" w:cs="Times New Roman"/>
           <w:color w:val="008200"/>
           <w:kern w:val="0"/>
-          <w:sz w:val="21"/>
-          <w:szCs w:val="21"/>
+          <w:sz w:val="19"/>
+          <w:szCs w:val="20"/>
           <w:bdr w:val="none" w:sz="0" w:space="0" w:color="auto" w:frame="1"/>
           <w:lang w:eastAsia="en-IN"/>
           <w14:ligatures w14:val="none"/>
@@ -10682,8 +10764,8 @@
           <w:rFonts w:ascii="inherit" w:eastAsia="Times New Roman" w:hAnsi="inherit" w:cs="Times New Roman"/>
           <w:color w:val="008200"/>
           <w:kern w:val="0"/>
-          <w:sz w:val="21"/>
-          <w:szCs w:val="21"/>
+          <w:sz w:val="19"/>
+          <w:szCs w:val="20"/>
           <w:bdr w:val="none" w:sz="0" w:space="0" w:color="auto" w:frame="1"/>
           <w:lang w:eastAsia="en-IN"/>
           <w14:ligatures w14:val="none"/>
@@ -10696,8 +10778,8 @@
           <w:rFonts w:ascii="inherit" w:eastAsia="Times New Roman" w:hAnsi="inherit" w:cs="Times New Roman"/>
           <w:color w:val="008200"/>
           <w:kern w:val="0"/>
-          <w:sz w:val="21"/>
-          <w:szCs w:val="21"/>
+          <w:sz w:val="19"/>
+          <w:szCs w:val="20"/>
           <w:bdr w:val="none" w:sz="0" w:space="0" w:color="auto" w:frame="1"/>
           <w:lang w:eastAsia="en-IN"/>
           <w14:ligatures w14:val="none"/>
@@ -10713,19 +10795,19 @@
           <w:rFonts w:ascii="Consolas" w:eastAsia="Times New Roman" w:hAnsi="Consolas" w:cs="Times New Roman"/>
           <w:color w:val="000000"/>
           <w:kern w:val="0"/>
-          <w:sz w:val="21"/>
-          <w:szCs w:val="21"/>
-          <w:lang w:eastAsia="en-IN"/>
-          <w14:ligatures w14:val="none"/>
-        </w:rPr>
-      </w:pPr>
-      <w:r>
-        <w:rPr>
-          <w:rFonts w:ascii="inherit" w:eastAsia="Times New Roman" w:hAnsi="inherit" w:cs="Times New Roman"/>
-          <w:color w:val="006FE0"/>
-          <w:kern w:val="0"/>
-          <w:sz w:val="21"/>
-          <w:szCs w:val="21"/>
+          <w:sz w:val="20"/>
+          <w:szCs w:val="20"/>
+          <w:lang w:eastAsia="en-IN"/>
+          <w14:ligatures w14:val="none"/>
+        </w:rPr>
+      </w:pPr>
+      <w:r>
+        <w:rPr>
+          <w:rFonts w:ascii="inherit" w:eastAsia="Times New Roman" w:hAnsi="inherit" w:cs="Times New Roman"/>
+          <w:color w:val="006FE0"/>
+          <w:kern w:val="0"/>
+          <w:sz w:val="19"/>
+          <w:szCs w:val="20"/>
           <w:bdr w:val="none" w:sz="0" w:space="0" w:color="auto" w:frame="1"/>
           <w:lang w:eastAsia="en-IN"/>
           <w14:ligatures w14:val="none"/>
@@ -10737,8 +10819,8 @@
           <w:rFonts w:ascii="inherit" w:eastAsia="Times New Roman" w:hAnsi="inherit" w:cs="Times New Roman"/>
           <w:color w:val="800080"/>
           <w:kern w:val="0"/>
-          <w:sz w:val="21"/>
-          <w:szCs w:val="21"/>
+          <w:sz w:val="19"/>
+          <w:szCs w:val="20"/>
           <w:bdr w:val="none" w:sz="0" w:space="0" w:color="auto" w:frame="1"/>
           <w:lang w:eastAsia="en-IN"/>
           <w14:ligatures w14:val="none"/>
@@ -10750,8 +10832,8 @@
           <w:rFonts w:ascii="inherit" w:eastAsia="Times New Roman" w:hAnsi="inherit" w:cs="Times New Roman"/>
           <w:color w:val="006FE0"/>
           <w:kern w:val="0"/>
-          <w:sz w:val="21"/>
-          <w:szCs w:val="21"/>
+          <w:sz w:val="19"/>
+          <w:szCs w:val="20"/>
           <w:bdr w:val="none" w:sz="0" w:space="0" w:color="auto" w:frame="1"/>
           <w:lang w:eastAsia="en-IN"/>
           <w14:ligatures w14:val="none"/>
@@ -10763,8 +10845,8 @@
           <w:rFonts w:ascii="inherit" w:eastAsia="Times New Roman" w:hAnsi="inherit" w:cs="Times New Roman"/>
           <w:color w:val="002D7A"/>
           <w:kern w:val="0"/>
-          <w:sz w:val="21"/>
-          <w:szCs w:val="21"/>
+          <w:sz w:val="19"/>
+          <w:szCs w:val="20"/>
           <w:bdr w:val="none" w:sz="0" w:space="0" w:color="auto" w:frame="1"/>
           <w:lang w:eastAsia="en-IN"/>
           <w14:ligatures w14:val="none"/>
@@ -10776,8 +10858,8 @@
           <w:rFonts w:ascii="inherit" w:eastAsia="Times New Roman" w:hAnsi="inherit" w:cs="Times New Roman"/>
           <w:color w:val="006FE0"/>
           <w:kern w:val="0"/>
-          <w:sz w:val="21"/>
-          <w:szCs w:val="21"/>
+          <w:sz w:val="19"/>
+          <w:szCs w:val="20"/>
           <w:bdr w:val="none" w:sz="0" w:space="0" w:color="auto" w:frame="1"/>
           <w:lang w:eastAsia="en-IN"/>
           <w14:ligatures w14:val="none"/>
@@ -10789,8 +10871,8 @@
           <w:rFonts w:ascii="inherit" w:eastAsia="Times New Roman" w:hAnsi="inherit" w:cs="Times New Roman"/>
           <w:color w:val="333333"/>
           <w:kern w:val="0"/>
-          <w:sz w:val="21"/>
-          <w:szCs w:val="21"/>
+          <w:sz w:val="19"/>
+          <w:szCs w:val="20"/>
           <w:bdr w:val="none" w:sz="0" w:space="0" w:color="auto" w:frame="1"/>
           <w:lang w:eastAsia="en-IN"/>
           <w14:ligatures w14:val="none"/>
@@ -10802,8 +10884,8 @@
           <w:rFonts w:ascii="inherit" w:eastAsia="Times New Roman" w:hAnsi="inherit" w:cs="Times New Roman"/>
           <w:color w:val="002D7A"/>
           <w:kern w:val="0"/>
-          <w:sz w:val="21"/>
-          <w:szCs w:val="21"/>
+          <w:sz w:val="19"/>
+          <w:szCs w:val="20"/>
           <w:bdr w:val="none" w:sz="0" w:space="0" w:color="auto" w:frame="1"/>
           <w:lang w:eastAsia="en-IN"/>
           <w14:ligatures w14:val="none"/>
@@ -10815,8 +10897,8 @@
           <w:rFonts w:ascii="inherit" w:eastAsia="Times New Roman" w:hAnsi="inherit" w:cs="Times New Roman"/>
           <w:color w:val="006FE0"/>
           <w:kern w:val="0"/>
-          <w:sz w:val="21"/>
-          <w:szCs w:val="21"/>
+          <w:sz w:val="19"/>
+          <w:szCs w:val="20"/>
           <w:bdr w:val="none" w:sz="0" w:space="0" w:color="auto" w:frame="1"/>
           <w:lang w:eastAsia="en-IN"/>
           <w14:ligatures w14:val="none"/>
@@ -10828,8 +10910,8 @@
           <w:rFonts w:ascii="inherit" w:eastAsia="Times New Roman" w:hAnsi="inherit" w:cs="Times New Roman"/>
           <w:color w:val="002D7A"/>
           <w:kern w:val="0"/>
-          <w:sz w:val="21"/>
-          <w:szCs w:val="21"/>
+          <w:sz w:val="19"/>
+          <w:szCs w:val="20"/>
           <w:bdr w:val="none" w:sz="0" w:space="0" w:color="auto" w:frame="1"/>
           <w:lang w:eastAsia="en-IN"/>
           <w14:ligatures w14:val="none"/>
@@ -10841,8 +10923,8 @@
           <w:rFonts w:ascii="inherit" w:eastAsia="Times New Roman" w:hAnsi="inherit" w:cs="Times New Roman"/>
           <w:color w:val="333333"/>
           <w:kern w:val="0"/>
-          <w:sz w:val="21"/>
-          <w:szCs w:val="21"/>
+          <w:sz w:val="19"/>
+          <w:szCs w:val="20"/>
           <w:bdr w:val="none" w:sz="0" w:space="0" w:color="auto" w:frame="1"/>
           <w:lang w:eastAsia="en-IN"/>
           <w14:ligatures w14:val="none"/>
@@ -10854,8 +10936,8 @@
           <w:rFonts w:ascii="inherit" w:eastAsia="Times New Roman" w:hAnsi="inherit" w:cs="Times New Roman"/>
           <w:color w:val="006FE0"/>
           <w:kern w:val="0"/>
-          <w:sz w:val="21"/>
-          <w:szCs w:val="21"/>
+          <w:sz w:val="19"/>
+          <w:szCs w:val="20"/>
           <w:bdr w:val="none" w:sz="0" w:space="0" w:color="auto" w:frame="1"/>
           <w:lang w:eastAsia="en-IN"/>
           <w14:ligatures w14:val="none"/>
@@ -10867,8 +10949,8 @@
           <w:rFonts w:ascii="inherit" w:eastAsia="Times New Roman" w:hAnsi="inherit" w:cs="Times New Roman"/>
           <w:color w:val="CE0000"/>
           <w:kern w:val="0"/>
-          <w:sz w:val="21"/>
-          <w:szCs w:val="21"/>
+          <w:sz w:val="19"/>
+          <w:szCs w:val="20"/>
           <w:bdr w:val="none" w:sz="0" w:space="0" w:color="auto" w:frame="1"/>
           <w:lang w:eastAsia="en-IN"/>
           <w14:ligatures w14:val="none"/>
@@ -10880,8 +10962,8 @@
           <w:rFonts w:ascii="inherit" w:eastAsia="Times New Roman" w:hAnsi="inherit" w:cs="Times New Roman"/>
           <w:color w:val="333333"/>
           <w:kern w:val="0"/>
-          <w:sz w:val="21"/>
-          <w:szCs w:val="21"/>
+          <w:sz w:val="19"/>
+          <w:szCs w:val="20"/>
           <w:bdr w:val="none" w:sz="0" w:space="0" w:color="auto" w:frame="1"/>
           <w:lang w:eastAsia="en-IN"/>
           <w14:ligatures w14:val="none"/>
@@ -10897,19 +10979,19 @@
           <w:rFonts w:ascii="Consolas" w:eastAsia="Times New Roman" w:hAnsi="Consolas" w:cs="Times New Roman"/>
           <w:color w:val="000000"/>
           <w:kern w:val="0"/>
-          <w:sz w:val="21"/>
-          <w:szCs w:val="21"/>
-          <w:lang w:eastAsia="en-IN"/>
-          <w14:ligatures w14:val="none"/>
-        </w:rPr>
-      </w:pPr>
-      <w:r>
-        <w:rPr>
-          <w:rFonts w:ascii="Consolas" w:eastAsia="Times New Roman" w:hAnsi="Consolas" w:cs="Times New Roman"/>
-          <w:color w:val="000000"/>
-          <w:kern w:val="0"/>
-          <w:sz w:val="21"/>
-          <w:szCs w:val="21"/>
+          <w:sz w:val="20"/>
+          <w:szCs w:val="20"/>
+          <w:lang w:eastAsia="en-IN"/>
+          <w14:ligatures w14:val="none"/>
+        </w:rPr>
+      </w:pPr>
+      <w:r>
+        <w:rPr>
+          <w:rFonts w:ascii="Consolas" w:eastAsia="Times New Roman" w:hAnsi="Consolas" w:cs="Times New Roman"/>
+          <w:color w:val="000000"/>
+          <w:kern w:val="0"/>
+          <w:sz w:val="20"/>
+          <w:szCs w:val="20"/>
           <w:lang w:eastAsia="en-IN"/>
           <w14:ligatures w14:val="none"/>
         </w:rPr>
@@ -10924,19 +11006,19 @@
           <w:rFonts w:ascii="Consolas" w:eastAsia="Times New Roman" w:hAnsi="Consolas" w:cs="Times New Roman"/>
           <w:color w:val="000000"/>
           <w:kern w:val="0"/>
-          <w:sz w:val="21"/>
-          <w:szCs w:val="21"/>
-          <w:lang w:eastAsia="en-IN"/>
-          <w14:ligatures w14:val="none"/>
-        </w:rPr>
-      </w:pPr>
-      <w:r>
-        <w:rPr>
-          <w:rFonts w:ascii="inherit" w:eastAsia="Times New Roman" w:hAnsi="inherit" w:cs="Times New Roman"/>
-          <w:color w:val="006FE0"/>
-          <w:kern w:val="0"/>
-          <w:sz w:val="21"/>
-          <w:szCs w:val="21"/>
+          <w:sz w:val="20"/>
+          <w:szCs w:val="20"/>
+          <w:lang w:eastAsia="en-IN"/>
+          <w14:ligatures w14:val="none"/>
+        </w:rPr>
+      </w:pPr>
+      <w:r>
+        <w:rPr>
+          <w:rFonts w:ascii="inherit" w:eastAsia="Times New Roman" w:hAnsi="inherit" w:cs="Times New Roman"/>
+          <w:color w:val="006FE0"/>
+          <w:kern w:val="0"/>
+          <w:sz w:val="19"/>
+          <w:szCs w:val="20"/>
           <w:bdr w:val="none" w:sz="0" w:space="0" w:color="auto" w:frame="1"/>
           <w:lang w:eastAsia="en-IN"/>
           <w14:ligatures w14:val="none"/>
@@ -10948,8 +11030,8 @@
           <w:rFonts w:ascii="inherit" w:eastAsia="Times New Roman" w:hAnsi="inherit" w:cs="Times New Roman"/>
           <w:color w:val="008200"/>
           <w:kern w:val="0"/>
-          <w:sz w:val="21"/>
-          <w:szCs w:val="21"/>
+          <w:sz w:val="19"/>
+          <w:szCs w:val="20"/>
           <w:bdr w:val="none" w:sz="0" w:space="0" w:color="auto" w:frame="1"/>
           <w:lang w:eastAsia="en-IN"/>
           <w14:ligatures w14:val="none"/>
@@ -10965,19 +11047,19 @@
           <w:rFonts w:ascii="Consolas" w:eastAsia="Times New Roman" w:hAnsi="Consolas" w:cs="Times New Roman"/>
           <w:color w:val="000000"/>
           <w:kern w:val="0"/>
-          <w:sz w:val="21"/>
-          <w:szCs w:val="21"/>
-          <w:lang w:eastAsia="en-IN"/>
-          <w14:ligatures w14:val="none"/>
-        </w:rPr>
-      </w:pPr>
-      <w:r>
-        <w:rPr>
-          <w:rFonts w:ascii="inherit" w:eastAsia="Times New Roman" w:hAnsi="inherit" w:cs="Times New Roman"/>
-          <w:color w:val="006FE0"/>
-          <w:kern w:val="0"/>
-          <w:sz w:val="21"/>
-          <w:szCs w:val="21"/>
+          <w:sz w:val="20"/>
+          <w:szCs w:val="20"/>
+          <w:lang w:eastAsia="en-IN"/>
+          <w14:ligatures w14:val="none"/>
+        </w:rPr>
+      </w:pPr>
+      <w:r>
+        <w:rPr>
+          <w:rFonts w:ascii="inherit" w:eastAsia="Times New Roman" w:hAnsi="inherit" w:cs="Times New Roman"/>
+          <w:color w:val="006FE0"/>
+          <w:kern w:val="0"/>
+          <w:sz w:val="19"/>
+          <w:szCs w:val="20"/>
           <w:bdr w:val="none" w:sz="0" w:space="0" w:color="auto" w:frame="1"/>
           <w:lang w:eastAsia="en-IN"/>
           <w14:ligatures w14:val="none"/>
@@ -10989,8 +11071,8 @@
           <w:rFonts w:ascii="inherit" w:eastAsia="Times New Roman" w:hAnsi="inherit" w:cs="Times New Roman"/>
           <w:color w:val="800080"/>
           <w:kern w:val="0"/>
-          <w:sz w:val="21"/>
-          <w:szCs w:val="21"/>
+          <w:sz w:val="19"/>
+          <w:szCs w:val="20"/>
           <w:bdr w:val="none" w:sz="0" w:space="0" w:color="auto" w:frame="1"/>
           <w:lang w:eastAsia="en-IN"/>
           <w14:ligatures w14:val="none"/>
@@ -11002,8 +11084,8 @@
           <w:rFonts w:ascii="inherit" w:eastAsia="Times New Roman" w:hAnsi="inherit" w:cs="Times New Roman"/>
           <w:color w:val="006FE0"/>
           <w:kern w:val="0"/>
-          <w:sz w:val="21"/>
-          <w:szCs w:val="21"/>
+          <w:sz w:val="19"/>
+          <w:szCs w:val="20"/>
           <w:bdr w:val="none" w:sz="0" w:space="0" w:color="auto" w:frame="1"/>
           <w:lang w:eastAsia="en-IN"/>
           <w14:ligatures w14:val="none"/>
@@ -11015,8 +11097,8 @@
           <w:rFonts w:ascii="inherit" w:eastAsia="Times New Roman" w:hAnsi="inherit" w:cs="Times New Roman"/>
           <w:color w:val="333333"/>
           <w:kern w:val="0"/>
-          <w:sz w:val="21"/>
-          <w:szCs w:val="21"/>
+          <w:sz w:val="19"/>
+          <w:szCs w:val="20"/>
           <w:bdr w:val="none" w:sz="0" w:space="0" w:color="auto" w:frame="1"/>
           <w:lang w:eastAsia="en-IN"/>
           <w14:ligatures w14:val="none"/>
@@ -11029,8 +11111,8 @@
           <w:rFonts w:ascii="inherit" w:eastAsia="Times New Roman" w:hAnsi="inherit" w:cs="Times New Roman"/>
           <w:color w:val="002D7A"/>
           <w:kern w:val="0"/>
-          <w:sz w:val="21"/>
-          <w:szCs w:val="21"/>
+          <w:sz w:val="19"/>
+          <w:szCs w:val="20"/>
           <w:bdr w:val="none" w:sz="0" w:space="0" w:color="auto" w:frame="1"/>
           <w:lang w:eastAsia="en-IN"/>
           <w14:ligatures w14:val="none"/>
@@ -11043,8 +11125,8 @@
           <w:rFonts w:ascii="inherit" w:eastAsia="Times New Roman" w:hAnsi="inherit" w:cs="Times New Roman"/>
           <w:color w:val="333333"/>
           <w:kern w:val="0"/>
-          <w:sz w:val="21"/>
-          <w:szCs w:val="21"/>
+          <w:sz w:val="19"/>
+          <w:szCs w:val="20"/>
           <w:bdr w:val="none" w:sz="0" w:space="0" w:color="auto" w:frame="1"/>
           <w:lang w:eastAsia="en-IN"/>
           <w14:ligatures w14:val="none"/>
@@ -11056,8 +11138,8 @@
           <w:rFonts w:ascii="inherit" w:eastAsia="Times New Roman" w:hAnsi="inherit" w:cs="Times New Roman"/>
           <w:color w:val="002D7A"/>
           <w:kern w:val="0"/>
-          <w:sz w:val="21"/>
-          <w:szCs w:val="21"/>
+          <w:sz w:val="19"/>
+          <w:szCs w:val="20"/>
           <w:bdr w:val="none" w:sz="0" w:space="0" w:color="auto" w:frame="1"/>
           <w:lang w:eastAsia="en-IN"/>
           <w14:ligatures w14:val="none"/>
@@ -11069,8 +11151,8 @@
           <w:rFonts w:ascii="inherit" w:eastAsia="Times New Roman" w:hAnsi="inherit" w:cs="Times New Roman"/>
           <w:color w:val="333333"/>
           <w:kern w:val="0"/>
-          <w:sz w:val="21"/>
-          <w:szCs w:val="21"/>
+          <w:sz w:val="19"/>
+          <w:szCs w:val="20"/>
           <w:bdr w:val="none" w:sz="0" w:space="0" w:color="auto" w:frame="1"/>
           <w:lang w:eastAsia="en-IN"/>
           <w14:ligatures w14:val="none"/>
@@ -11082,8 +11164,8 @@
           <w:rFonts w:ascii="inherit" w:eastAsia="Times New Roman" w:hAnsi="inherit" w:cs="Times New Roman"/>
           <w:color w:val="006FE0"/>
           <w:kern w:val="0"/>
-          <w:sz w:val="21"/>
-          <w:szCs w:val="21"/>
+          <w:sz w:val="19"/>
+          <w:szCs w:val="20"/>
           <w:bdr w:val="none" w:sz="0" w:space="0" w:color="auto" w:frame="1"/>
           <w:lang w:eastAsia="en-IN"/>
           <w14:ligatures w14:val="none"/>
@@ -11095,8 +11177,8 @@
           <w:rFonts w:ascii="inherit" w:eastAsia="Times New Roman" w:hAnsi="inherit" w:cs="Times New Roman"/>
           <w:color w:val="002D7A"/>
           <w:kern w:val="0"/>
-          <w:sz w:val="21"/>
-          <w:szCs w:val="21"/>
+          <w:sz w:val="19"/>
+          <w:szCs w:val="20"/>
           <w:bdr w:val="none" w:sz="0" w:space="0" w:color="auto" w:frame="1"/>
           <w:lang w:eastAsia="en-IN"/>
           <w14:ligatures w14:val="none"/>
@@ -11108,8 +11190,8 @@
           <w:rFonts w:ascii="inherit" w:eastAsia="Times New Roman" w:hAnsi="inherit" w:cs="Times New Roman"/>
           <w:color w:val="333333"/>
           <w:kern w:val="0"/>
-          <w:sz w:val="21"/>
-          <w:szCs w:val="21"/>
+          <w:sz w:val="19"/>
+          <w:szCs w:val="20"/>
           <w:bdr w:val="none" w:sz="0" w:space="0" w:color="auto" w:frame="1"/>
           <w:lang w:eastAsia="en-IN"/>
           <w14:ligatures w14:val="none"/>
@@ -11121,8 +11203,8 @@
           <w:rFonts w:ascii="inherit" w:eastAsia="Times New Roman" w:hAnsi="inherit" w:cs="Times New Roman"/>
           <w:color w:val="006FE0"/>
           <w:kern w:val="0"/>
-          <w:sz w:val="21"/>
-          <w:szCs w:val="21"/>
+          <w:sz w:val="19"/>
+          <w:szCs w:val="20"/>
           <w:bdr w:val="none" w:sz="0" w:space="0" w:color="auto" w:frame="1"/>
           <w:lang w:eastAsia="en-IN"/>
           <w14:ligatures w14:val="none"/>
@@ -11134,8 +11216,8 @@
           <w:rFonts w:ascii="inherit" w:eastAsia="Times New Roman" w:hAnsi="inherit" w:cs="Times New Roman"/>
           <w:color w:val="333333"/>
           <w:kern w:val="0"/>
-          <w:sz w:val="21"/>
-          <w:szCs w:val="21"/>
+          <w:sz w:val="19"/>
+          <w:szCs w:val="20"/>
           <w:bdr w:val="none" w:sz="0" w:space="0" w:color="auto" w:frame="1"/>
           <w:lang w:eastAsia="en-IN"/>
           <w14:ligatures w14:val="none"/>
@@ -11151,19 +11233,19 @@
           <w:rFonts w:ascii="Consolas" w:eastAsia="Times New Roman" w:hAnsi="Consolas" w:cs="Times New Roman"/>
           <w:color w:val="000000"/>
           <w:kern w:val="0"/>
-          <w:sz w:val="21"/>
-          <w:szCs w:val="21"/>
-          <w:lang w:eastAsia="en-IN"/>
-          <w14:ligatures w14:val="none"/>
-        </w:rPr>
-      </w:pPr>
-      <w:r>
-        <w:rPr>
-          <w:rFonts w:ascii="inherit" w:eastAsia="Times New Roman" w:hAnsi="inherit" w:cs="Times New Roman"/>
-          <w:color w:val="006FE0"/>
-          <w:kern w:val="0"/>
-          <w:sz w:val="21"/>
-          <w:szCs w:val="21"/>
+          <w:sz w:val="20"/>
+          <w:szCs w:val="20"/>
+          <w:lang w:eastAsia="en-IN"/>
+          <w14:ligatures w14:val="none"/>
+        </w:rPr>
+      </w:pPr>
+      <w:r>
+        <w:rPr>
+          <w:rFonts w:ascii="inherit" w:eastAsia="Times New Roman" w:hAnsi="inherit" w:cs="Times New Roman"/>
+          <w:color w:val="006FE0"/>
+          <w:kern w:val="0"/>
+          <w:sz w:val="19"/>
+          <w:szCs w:val="20"/>
           <w:bdr w:val="none" w:sz="0" w:space="0" w:color="auto" w:frame="1"/>
           <w:lang w:eastAsia="en-IN"/>
           <w14:ligatures w14:val="none"/>
@@ -11175,8 +11257,8 @@
           <w:rFonts w:ascii="inherit" w:eastAsia="Times New Roman" w:hAnsi="inherit" w:cs="Times New Roman"/>
           <w:color w:val="800080"/>
           <w:kern w:val="0"/>
-          <w:sz w:val="21"/>
-          <w:szCs w:val="21"/>
+          <w:sz w:val="19"/>
+          <w:szCs w:val="20"/>
           <w:bdr w:val="none" w:sz="0" w:space="0" w:color="auto" w:frame="1"/>
           <w:lang w:eastAsia="en-IN"/>
           <w14:ligatures w14:val="none"/>
@@ -11188,8 +11270,8 @@
           <w:rFonts w:ascii="inherit" w:eastAsia="Times New Roman" w:hAnsi="inherit" w:cs="Times New Roman"/>
           <w:color w:val="006FE0"/>
           <w:kern w:val="0"/>
-          <w:sz w:val="21"/>
-          <w:szCs w:val="21"/>
+          <w:sz w:val="19"/>
+          <w:szCs w:val="20"/>
           <w:bdr w:val="none" w:sz="0" w:space="0" w:color="auto" w:frame="1"/>
           <w:lang w:eastAsia="en-IN"/>
           <w14:ligatures w14:val="none"/>
@@ -11201,8 +11283,8 @@
           <w:rFonts w:ascii="inherit" w:eastAsia="Times New Roman" w:hAnsi="inherit" w:cs="Times New Roman"/>
           <w:color w:val="002D7A"/>
           <w:kern w:val="0"/>
-          <w:sz w:val="21"/>
-          <w:szCs w:val="21"/>
+          <w:sz w:val="19"/>
+          <w:szCs w:val="20"/>
           <w:bdr w:val="none" w:sz="0" w:space="0" w:color="auto" w:frame="1"/>
           <w:lang w:eastAsia="en-IN"/>
           <w14:ligatures w14:val="none"/>
@@ -11214,8 +11296,8 @@
           <w:rFonts w:ascii="inherit" w:eastAsia="Times New Roman" w:hAnsi="inherit" w:cs="Times New Roman"/>
           <w:color w:val="333333"/>
           <w:kern w:val="0"/>
-          <w:sz w:val="21"/>
-          <w:szCs w:val="21"/>
+          <w:sz w:val="19"/>
+          <w:szCs w:val="20"/>
           <w:bdr w:val="none" w:sz="0" w:space="0" w:color="auto" w:frame="1"/>
           <w:lang w:eastAsia="en-IN"/>
           <w14:ligatures w14:val="none"/>
@@ -11231,19 +11313,19 @@
           <w:rFonts w:ascii="Consolas" w:eastAsia="Times New Roman" w:hAnsi="Consolas" w:cs="Times New Roman"/>
           <w:color w:val="000000"/>
           <w:kern w:val="0"/>
-          <w:sz w:val="21"/>
-          <w:szCs w:val="21"/>
-          <w:lang w:eastAsia="en-IN"/>
-          <w14:ligatures w14:val="none"/>
-        </w:rPr>
-      </w:pPr>
-      <w:r>
-        <w:rPr>
-          <w:rFonts w:ascii="inherit" w:eastAsia="Times New Roman" w:hAnsi="inherit" w:cs="Times New Roman"/>
-          <w:color w:val="006FE0"/>
-          <w:kern w:val="0"/>
-          <w:sz w:val="21"/>
-          <w:szCs w:val="21"/>
+          <w:sz w:val="20"/>
+          <w:szCs w:val="20"/>
+          <w:lang w:eastAsia="en-IN"/>
+          <w14:ligatures w14:val="none"/>
+        </w:rPr>
+      </w:pPr>
+      <w:r>
+        <w:rPr>
+          <w:rFonts w:ascii="inherit" w:eastAsia="Times New Roman" w:hAnsi="inherit" w:cs="Times New Roman"/>
+          <w:color w:val="006FE0"/>
+          <w:kern w:val="0"/>
+          <w:sz w:val="19"/>
+          <w:szCs w:val="20"/>
           <w:bdr w:val="none" w:sz="0" w:space="0" w:color="auto" w:frame="1"/>
           <w:lang w:eastAsia="en-IN"/>
           <w14:ligatures w14:val="none"/>
@@ -11255,8 +11337,8 @@
           <w:rFonts w:ascii="inherit" w:eastAsia="Times New Roman" w:hAnsi="inherit" w:cs="Times New Roman"/>
           <w:color w:val="333333"/>
           <w:kern w:val="0"/>
-          <w:sz w:val="21"/>
-          <w:szCs w:val="21"/>
+          <w:sz w:val="19"/>
+          <w:szCs w:val="20"/>
           <w:bdr w:val="none" w:sz="0" w:space="0" w:color="auto" w:frame="1"/>
           <w:lang w:eastAsia="en-IN"/>
           <w14:ligatures w14:val="none"/>
@@ -11272,19 +11354,19 @@
           <w:rFonts w:ascii="Consolas" w:eastAsia="Times New Roman" w:hAnsi="Consolas" w:cs="Times New Roman"/>
           <w:color w:val="000000"/>
           <w:kern w:val="0"/>
-          <w:sz w:val="21"/>
-          <w:szCs w:val="21"/>
-          <w:lang w:eastAsia="en-IN"/>
-          <w14:ligatures w14:val="none"/>
-        </w:rPr>
-      </w:pPr>
-      <w:r>
-        <w:rPr>
-          <w:rFonts w:ascii="Consolas" w:eastAsia="Times New Roman" w:hAnsi="Consolas" w:cs="Times New Roman"/>
-          <w:color w:val="000000"/>
-          <w:kern w:val="0"/>
-          <w:sz w:val="21"/>
-          <w:szCs w:val="21"/>
+          <w:sz w:val="20"/>
+          <w:szCs w:val="20"/>
+          <w:lang w:eastAsia="en-IN"/>
+          <w14:ligatures w14:val="none"/>
+        </w:rPr>
+      </w:pPr>
+      <w:r>
+        <w:rPr>
+          <w:rFonts w:ascii="Consolas" w:eastAsia="Times New Roman" w:hAnsi="Consolas" w:cs="Times New Roman"/>
+          <w:color w:val="000000"/>
+          <w:kern w:val="0"/>
+          <w:sz w:val="20"/>
+          <w:szCs w:val="20"/>
           <w:lang w:eastAsia="en-IN"/>
           <w14:ligatures w14:val="none"/>
         </w:rPr>
@@ -11299,19 +11381,19 @@
           <w:rFonts w:ascii="Consolas" w:eastAsia="Times New Roman" w:hAnsi="Consolas" w:cs="Times New Roman"/>
           <w:color w:val="000000"/>
           <w:kern w:val="0"/>
-          <w:sz w:val="21"/>
-          <w:szCs w:val="21"/>
-          <w:lang w:eastAsia="en-IN"/>
-          <w14:ligatures w14:val="none"/>
-        </w:rPr>
-      </w:pPr>
-      <w:r>
-        <w:rPr>
-          <w:rFonts w:ascii="inherit" w:eastAsia="Times New Roman" w:hAnsi="inherit" w:cs="Times New Roman"/>
-          <w:color w:val="006FE0"/>
-          <w:kern w:val="0"/>
-          <w:sz w:val="21"/>
-          <w:szCs w:val="21"/>
+          <w:sz w:val="20"/>
+          <w:szCs w:val="20"/>
+          <w:lang w:eastAsia="en-IN"/>
+          <w14:ligatures w14:val="none"/>
+        </w:rPr>
+      </w:pPr>
+      <w:r>
+        <w:rPr>
+          <w:rFonts w:ascii="inherit" w:eastAsia="Times New Roman" w:hAnsi="inherit" w:cs="Times New Roman"/>
+          <w:color w:val="006FE0"/>
+          <w:kern w:val="0"/>
+          <w:sz w:val="19"/>
+          <w:szCs w:val="20"/>
           <w:bdr w:val="none" w:sz="0" w:space="0" w:color="auto" w:frame="1"/>
           <w:lang w:eastAsia="en-IN"/>
           <w14:ligatures w14:val="none"/>
@@ -11323,8 +11405,8 @@
           <w:rFonts w:ascii="inherit" w:eastAsia="Times New Roman" w:hAnsi="inherit" w:cs="Times New Roman"/>
           <w:color w:val="008200"/>
           <w:kern w:val="0"/>
-          <w:sz w:val="21"/>
-          <w:szCs w:val="21"/>
+          <w:sz w:val="19"/>
+          <w:szCs w:val="20"/>
           <w:bdr w:val="none" w:sz="0" w:space="0" w:color="auto" w:frame="1"/>
           <w:lang w:eastAsia="en-IN"/>
           <w14:ligatures w14:val="none"/>
@@ -11337,8 +11419,8 @@
           <w:rFonts w:ascii="inherit" w:eastAsia="Times New Roman" w:hAnsi="inherit" w:cs="Times New Roman"/>
           <w:color w:val="008200"/>
           <w:kern w:val="0"/>
-          <w:sz w:val="21"/>
-          <w:szCs w:val="21"/>
+          <w:sz w:val="19"/>
+          <w:szCs w:val="20"/>
           <w:bdr w:val="none" w:sz="0" w:space="0" w:color="auto" w:frame="1"/>
           <w:lang w:eastAsia="en-IN"/>
           <w14:ligatures w14:val="none"/>
@@ -11351,8 +11433,8 @@
           <w:rFonts w:ascii="inherit" w:eastAsia="Times New Roman" w:hAnsi="inherit" w:cs="Times New Roman"/>
           <w:color w:val="008200"/>
           <w:kern w:val="0"/>
-          <w:sz w:val="21"/>
-          <w:szCs w:val="21"/>
+          <w:sz w:val="19"/>
+          <w:szCs w:val="20"/>
           <w:bdr w:val="none" w:sz="0" w:space="0" w:color="auto" w:frame="1"/>
           <w:lang w:eastAsia="en-IN"/>
           <w14:ligatures w14:val="none"/>
@@ -11368,19 +11450,19 @@
           <w:rFonts w:ascii="Consolas" w:eastAsia="Times New Roman" w:hAnsi="Consolas" w:cs="Times New Roman"/>
           <w:color w:val="000000"/>
           <w:kern w:val="0"/>
-          <w:sz w:val="21"/>
-          <w:szCs w:val="21"/>
-          <w:lang w:eastAsia="en-IN"/>
-          <w14:ligatures w14:val="none"/>
-        </w:rPr>
-      </w:pPr>
-      <w:r>
-        <w:rPr>
-          <w:rFonts w:ascii="inherit" w:eastAsia="Times New Roman" w:hAnsi="inherit" w:cs="Times New Roman"/>
-          <w:color w:val="006FE0"/>
-          <w:kern w:val="0"/>
-          <w:sz w:val="21"/>
-          <w:szCs w:val="21"/>
+          <w:sz w:val="20"/>
+          <w:szCs w:val="20"/>
+          <w:lang w:eastAsia="en-IN"/>
+          <w14:ligatures w14:val="none"/>
+        </w:rPr>
+      </w:pPr>
+      <w:r>
+        <w:rPr>
+          <w:rFonts w:ascii="inherit" w:eastAsia="Times New Roman" w:hAnsi="inherit" w:cs="Times New Roman"/>
+          <w:color w:val="006FE0"/>
+          <w:kern w:val="0"/>
+          <w:sz w:val="19"/>
+          <w:szCs w:val="20"/>
           <w:bdr w:val="none" w:sz="0" w:space="0" w:color="auto" w:frame="1"/>
           <w:lang w:eastAsia="en-IN"/>
           <w14:ligatures w14:val="none"/>
@@ -11392,8 +11474,8 @@
           <w:rFonts w:ascii="inherit" w:eastAsia="Times New Roman" w:hAnsi="inherit" w:cs="Times New Roman"/>
           <w:color w:val="800080"/>
           <w:kern w:val="0"/>
-          <w:sz w:val="21"/>
-          <w:szCs w:val="21"/>
+          <w:sz w:val="19"/>
+          <w:szCs w:val="20"/>
           <w:bdr w:val="none" w:sz="0" w:space="0" w:color="auto" w:frame="1"/>
           <w:lang w:eastAsia="en-IN"/>
           <w14:ligatures w14:val="none"/>
@@ -11405,8 +11487,8 @@
           <w:rFonts w:ascii="inherit" w:eastAsia="Times New Roman" w:hAnsi="inherit" w:cs="Times New Roman"/>
           <w:color w:val="006FE0"/>
           <w:kern w:val="0"/>
-          <w:sz w:val="21"/>
-          <w:szCs w:val="21"/>
+          <w:sz w:val="19"/>
+          <w:szCs w:val="20"/>
           <w:bdr w:val="none" w:sz="0" w:space="0" w:color="auto" w:frame="1"/>
           <w:lang w:eastAsia="en-IN"/>
           <w14:ligatures w14:val="none"/>
@@ -11418,8 +11500,8 @@
           <w:rFonts w:ascii="inherit" w:eastAsia="Times New Roman" w:hAnsi="inherit" w:cs="Times New Roman"/>
           <w:color w:val="800080"/>
           <w:kern w:val="0"/>
-          <w:sz w:val="21"/>
-          <w:szCs w:val="21"/>
+          <w:sz w:val="19"/>
+          <w:szCs w:val="20"/>
           <w:bdr w:val="none" w:sz="0" w:space="0" w:color="auto" w:frame="1"/>
           <w:lang w:eastAsia="en-IN"/>
           <w14:ligatures w14:val="none"/>
@@ -11431,8 +11513,8 @@
           <w:rFonts w:ascii="inherit" w:eastAsia="Times New Roman" w:hAnsi="inherit" w:cs="Times New Roman"/>
           <w:color w:val="006FE0"/>
           <w:kern w:val="0"/>
-          <w:sz w:val="21"/>
-          <w:szCs w:val="21"/>
+          <w:sz w:val="19"/>
+          <w:szCs w:val="20"/>
           <w:bdr w:val="none" w:sz="0" w:space="0" w:color="auto" w:frame="1"/>
           <w:lang w:eastAsia="en-IN"/>
           <w14:ligatures w14:val="none"/>
@@ -11444,8 +11526,8 @@
           <w:rFonts w:ascii="inherit" w:eastAsia="Times New Roman" w:hAnsi="inherit" w:cs="Times New Roman"/>
           <w:color w:val="333333"/>
           <w:kern w:val="0"/>
-          <w:sz w:val="21"/>
-          <w:szCs w:val="21"/>
+          <w:sz w:val="19"/>
+          <w:szCs w:val="20"/>
           <w:bdr w:val="none" w:sz="0" w:space="0" w:color="auto" w:frame="1"/>
           <w:lang w:eastAsia="en-IN"/>
           <w14:ligatures w14:val="none"/>
@@ -11457,8 +11539,8 @@
           <w:rFonts w:ascii="inherit" w:eastAsia="Times New Roman" w:hAnsi="inherit" w:cs="Times New Roman"/>
           <w:color w:val="002D7A"/>
           <w:kern w:val="0"/>
-          <w:sz w:val="21"/>
-          <w:szCs w:val="21"/>
+          <w:sz w:val="19"/>
+          <w:szCs w:val="20"/>
           <w:bdr w:val="none" w:sz="0" w:space="0" w:color="auto" w:frame="1"/>
           <w:lang w:eastAsia="en-IN"/>
           <w14:ligatures w14:val="none"/>
@@ -11470,8 +11552,8 @@
           <w:rFonts w:ascii="inherit" w:eastAsia="Times New Roman" w:hAnsi="inherit" w:cs="Times New Roman"/>
           <w:color w:val="006FE0"/>
           <w:kern w:val="0"/>
-          <w:sz w:val="21"/>
-          <w:szCs w:val="21"/>
+          <w:sz w:val="19"/>
+          <w:szCs w:val="20"/>
           <w:bdr w:val="none" w:sz="0" w:space="0" w:color="auto" w:frame="1"/>
           <w:lang w:eastAsia="en-IN"/>
           <w14:ligatures w14:val="none"/>
@@ -11483,8 +11565,8 @@
           <w:rFonts w:ascii="inherit" w:eastAsia="Times New Roman" w:hAnsi="inherit" w:cs="Times New Roman"/>
           <w:color w:val="CE0000"/>
           <w:kern w:val="0"/>
-          <w:sz w:val="21"/>
-          <w:szCs w:val="21"/>
+          <w:sz w:val="19"/>
+          <w:szCs w:val="20"/>
           <w:bdr w:val="none" w:sz="0" w:space="0" w:color="auto" w:frame="1"/>
           <w:lang w:eastAsia="en-IN"/>
           <w14:ligatures w14:val="none"/>
@@ -11496,8 +11578,8 @@
           <w:rFonts w:ascii="inherit" w:eastAsia="Times New Roman" w:hAnsi="inherit" w:cs="Times New Roman"/>
           <w:color w:val="006FE0"/>
           <w:kern w:val="0"/>
-          <w:sz w:val="21"/>
-          <w:szCs w:val="21"/>
+          <w:sz w:val="19"/>
+          <w:szCs w:val="20"/>
           <w:bdr w:val="none" w:sz="0" w:space="0" w:color="auto" w:frame="1"/>
           <w:lang w:eastAsia="en-IN"/>
           <w14:ligatures w14:val="none"/>
@@ -11509,8 +11591,8 @@
           <w:rFonts w:ascii="inherit" w:eastAsia="Times New Roman" w:hAnsi="inherit" w:cs="Times New Roman"/>
           <w:color w:val="002D7A"/>
           <w:kern w:val="0"/>
-          <w:sz w:val="21"/>
-          <w:szCs w:val="21"/>
+          <w:sz w:val="19"/>
+          <w:szCs w:val="20"/>
           <w:bdr w:val="none" w:sz="0" w:space="0" w:color="auto" w:frame="1"/>
           <w:lang w:eastAsia="en-IN"/>
           <w14:ligatures w14:val="none"/>
@@ -11522,8 +11604,8 @@
           <w:rFonts w:ascii="inherit" w:eastAsia="Times New Roman" w:hAnsi="inherit" w:cs="Times New Roman"/>
           <w:color w:val="006FE0"/>
           <w:kern w:val="0"/>
-          <w:sz w:val="21"/>
-          <w:szCs w:val="21"/>
+          <w:sz w:val="19"/>
+          <w:szCs w:val="20"/>
           <w:bdr w:val="none" w:sz="0" w:space="0" w:color="auto" w:frame="1"/>
           <w:lang w:eastAsia="en-IN"/>
           <w14:ligatures w14:val="none"/>
@@ -11537,8 +11619,8 @@
           <w:rFonts w:ascii="inherit" w:eastAsia="Times New Roman" w:hAnsi="inherit" w:cs="Times New Roman"/>
           <w:color w:val="002D7A"/>
           <w:kern w:val="0"/>
-          <w:sz w:val="21"/>
-          <w:szCs w:val="21"/>
+          <w:sz w:val="19"/>
+          <w:szCs w:val="20"/>
           <w:bdr w:val="none" w:sz="0" w:space="0" w:color="auto" w:frame="1"/>
           <w:lang w:eastAsia="en-IN"/>
           <w14:ligatures w14:val="none"/>
@@ -11551,8 +11633,8 @@
           <w:rFonts w:ascii="inherit" w:eastAsia="Times New Roman" w:hAnsi="inherit" w:cs="Times New Roman"/>
           <w:color w:val="333333"/>
           <w:kern w:val="0"/>
-          <w:sz w:val="21"/>
-          <w:szCs w:val="21"/>
+          <w:sz w:val="19"/>
+          <w:szCs w:val="20"/>
           <w:bdr w:val="none" w:sz="0" w:space="0" w:color="auto" w:frame="1"/>
           <w:lang w:eastAsia="en-IN"/>
           <w14:ligatures w14:val="none"/>
@@ -11565,8 +11647,8 @@
           <w:rFonts w:ascii="inherit" w:eastAsia="Times New Roman" w:hAnsi="inherit" w:cs="Times New Roman"/>
           <w:color w:val="002D7A"/>
           <w:kern w:val="0"/>
-          <w:sz w:val="21"/>
-          <w:szCs w:val="21"/>
+          <w:sz w:val="19"/>
+          <w:szCs w:val="20"/>
           <w:bdr w:val="none" w:sz="0" w:space="0" w:color="auto" w:frame="1"/>
           <w:lang w:eastAsia="en-IN"/>
           <w14:ligatures w14:val="none"/>
@@ -11578,8 +11660,8 @@
           <w:rFonts w:ascii="inherit" w:eastAsia="Times New Roman" w:hAnsi="inherit" w:cs="Times New Roman"/>
           <w:color w:val="006FE0"/>
           <w:kern w:val="0"/>
-          <w:sz w:val="21"/>
-          <w:szCs w:val="21"/>
+          <w:sz w:val="19"/>
+          <w:szCs w:val="20"/>
           <w:bdr w:val="none" w:sz="0" w:space="0" w:color="auto" w:frame="1"/>
           <w:lang w:eastAsia="en-IN"/>
           <w14:ligatures w14:val="none"/>
@@ -11591,8 +11673,8 @@
           <w:rFonts w:ascii="inherit" w:eastAsia="Times New Roman" w:hAnsi="inherit" w:cs="Times New Roman"/>
           <w:color w:val="CE0000"/>
           <w:kern w:val="0"/>
-          <w:sz w:val="21"/>
-          <w:szCs w:val="21"/>
+          <w:sz w:val="19"/>
+          <w:szCs w:val="20"/>
           <w:bdr w:val="none" w:sz="0" w:space="0" w:color="auto" w:frame="1"/>
           <w:lang w:eastAsia="en-IN"/>
           <w14:ligatures w14:val="none"/>
@@ -11604,8 +11686,8 @@
           <w:rFonts w:ascii="inherit" w:eastAsia="Times New Roman" w:hAnsi="inherit" w:cs="Times New Roman"/>
           <w:color w:val="333333"/>
           <w:kern w:val="0"/>
-          <w:sz w:val="21"/>
-          <w:szCs w:val="21"/>
+          <w:sz w:val="19"/>
+          <w:szCs w:val="20"/>
           <w:bdr w:val="none" w:sz="0" w:space="0" w:color="auto" w:frame="1"/>
           <w:lang w:eastAsia="en-IN"/>
           <w14:ligatures w14:val="none"/>
@@ -11617,8 +11699,8 @@
           <w:rFonts w:ascii="inherit" w:eastAsia="Times New Roman" w:hAnsi="inherit" w:cs="Times New Roman"/>
           <w:color w:val="006FE0"/>
           <w:kern w:val="0"/>
-          <w:sz w:val="21"/>
-          <w:szCs w:val="21"/>
+          <w:sz w:val="19"/>
+          <w:szCs w:val="20"/>
           <w:bdr w:val="none" w:sz="0" w:space="0" w:color="auto" w:frame="1"/>
           <w:lang w:eastAsia="en-IN"/>
           <w14:ligatures w14:val="none"/>
@@ -11630,8 +11712,8 @@
           <w:rFonts w:ascii="inherit" w:eastAsia="Times New Roman" w:hAnsi="inherit" w:cs="Times New Roman"/>
           <w:color w:val="002D7A"/>
           <w:kern w:val="0"/>
-          <w:sz w:val="21"/>
-          <w:szCs w:val="21"/>
+          <w:sz w:val="19"/>
+          <w:szCs w:val="20"/>
           <w:bdr w:val="none" w:sz="0" w:space="0" w:color="auto" w:frame="1"/>
           <w:lang w:eastAsia="en-IN"/>
           <w14:ligatures w14:val="none"/>
@@ -11643,8 +11725,8 @@
           <w:rFonts w:ascii="inherit" w:eastAsia="Times New Roman" w:hAnsi="inherit" w:cs="Times New Roman"/>
           <w:color w:val="333333"/>
           <w:kern w:val="0"/>
-          <w:sz w:val="21"/>
-          <w:szCs w:val="21"/>
+          <w:sz w:val="19"/>
+          <w:szCs w:val="20"/>
           <w:bdr w:val="none" w:sz="0" w:space="0" w:color="auto" w:frame="1"/>
           <w:lang w:eastAsia="en-IN"/>
           <w14:ligatures w14:val="none"/>
@@ -11656,8 +11738,8 @@
           <w:rFonts w:ascii="inherit" w:eastAsia="Times New Roman" w:hAnsi="inherit" w:cs="Times New Roman"/>
           <w:color w:val="006FE0"/>
           <w:kern w:val="0"/>
-          <w:sz w:val="21"/>
-          <w:szCs w:val="21"/>
+          <w:sz w:val="19"/>
+          <w:szCs w:val="20"/>
           <w:bdr w:val="none" w:sz="0" w:space="0" w:color="auto" w:frame="1"/>
           <w:lang w:eastAsia="en-IN"/>
           <w14:ligatures w14:val="none"/>
@@ -11669,8 +11751,8 @@
           <w:rFonts w:ascii="inherit" w:eastAsia="Times New Roman" w:hAnsi="inherit" w:cs="Times New Roman"/>
           <w:color w:val="333333"/>
           <w:kern w:val="0"/>
-          <w:sz w:val="21"/>
-          <w:szCs w:val="21"/>
+          <w:sz w:val="19"/>
+          <w:szCs w:val="20"/>
           <w:bdr w:val="none" w:sz="0" w:space="0" w:color="auto" w:frame="1"/>
           <w:lang w:eastAsia="en-IN"/>
           <w14:ligatures w14:val="none"/>
@@ -11686,19 +11768,19 @@
           <w:rFonts w:ascii="Consolas" w:eastAsia="Times New Roman" w:hAnsi="Consolas" w:cs="Times New Roman"/>
           <w:color w:val="000000"/>
           <w:kern w:val="0"/>
-          <w:sz w:val="21"/>
-          <w:szCs w:val="21"/>
-          <w:lang w:eastAsia="en-IN"/>
-          <w14:ligatures w14:val="none"/>
-        </w:rPr>
-      </w:pPr>
-      <w:r>
-        <w:rPr>
-          <w:rFonts w:ascii="inherit" w:eastAsia="Times New Roman" w:hAnsi="inherit" w:cs="Times New Roman"/>
-          <w:color w:val="006FE0"/>
-          <w:kern w:val="0"/>
-          <w:sz w:val="21"/>
-          <w:szCs w:val="21"/>
+          <w:sz w:val="20"/>
+          <w:szCs w:val="20"/>
+          <w:lang w:eastAsia="en-IN"/>
+          <w14:ligatures w14:val="none"/>
+        </w:rPr>
+      </w:pPr>
+      <w:r>
+        <w:rPr>
+          <w:rFonts w:ascii="inherit" w:eastAsia="Times New Roman" w:hAnsi="inherit" w:cs="Times New Roman"/>
+          <w:color w:val="006FE0"/>
+          <w:kern w:val="0"/>
+          <w:sz w:val="19"/>
+          <w:szCs w:val="20"/>
           <w:bdr w:val="none" w:sz="0" w:space="0" w:color="auto" w:frame="1"/>
           <w:lang w:eastAsia="en-IN"/>
           <w14:ligatures w14:val="none"/>
@@ -11710,8 +11792,8 @@
           <w:rFonts w:ascii="inherit" w:eastAsia="Times New Roman" w:hAnsi="inherit" w:cs="Times New Roman"/>
           <w:color w:val="800080"/>
           <w:kern w:val="0"/>
-          <w:sz w:val="21"/>
-          <w:szCs w:val="21"/>
+          <w:sz w:val="19"/>
+          <w:szCs w:val="20"/>
           <w:bdr w:val="none" w:sz="0" w:space="0" w:color="auto" w:frame="1"/>
           <w:lang w:eastAsia="en-IN"/>
           <w14:ligatures w14:val="none"/>
@@ -11723,8 +11805,8 @@
           <w:rFonts w:ascii="inherit" w:eastAsia="Times New Roman" w:hAnsi="inherit" w:cs="Times New Roman"/>
           <w:color w:val="006FE0"/>
           <w:kern w:val="0"/>
-          <w:sz w:val="21"/>
-          <w:szCs w:val="21"/>
+          <w:sz w:val="19"/>
+          <w:szCs w:val="20"/>
           <w:bdr w:val="none" w:sz="0" w:space="0" w:color="auto" w:frame="1"/>
           <w:lang w:eastAsia="en-IN"/>
           <w14:ligatures w14:val="none"/>
@@ -11736,8 +11818,8 @@
           <w:rFonts w:ascii="inherit" w:eastAsia="Times New Roman" w:hAnsi="inherit" w:cs="Times New Roman"/>
           <w:color w:val="002D7A"/>
           <w:kern w:val="0"/>
-          <w:sz w:val="21"/>
-          <w:szCs w:val="21"/>
+          <w:sz w:val="19"/>
+          <w:szCs w:val="20"/>
           <w:bdr w:val="none" w:sz="0" w:space="0" w:color="auto" w:frame="1"/>
           <w:lang w:eastAsia="en-IN"/>
           <w14:ligatures w14:val="none"/>
@@ -11749,8 +11831,8 @@
           <w:rFonts w:ascii="inherit" w:eastAsia="Times New Roman" w:hAnsi="inherit" w:cs="Times New Roman"/>
           <w:color w:val="006FE0"/>
           <w:kern w:val="0"/>
-          <w:sz w:val="21"/>
-          <w:szCs w:val="21"/>
+          <w:sz w:val="19"/>
+          <w:szCs w:val="20"/>
           <w:bdr w:val="none" w:sz="0" w:space="0" w:color="auto" w:frame="1"/>
           <w:lang w:eastAsia="en-IN"/>
           <w14:ligatures w14:val="none"/>
@@ -11762,8 +11844,8 @@
           <w:rFonts w:ascii="inherit" w:eastAsia="Times New Roman" w:hAnsi="inherit" w:cs="Times New Roman"/>
           <w:color w:val="CE0000"/>
           <w:kern w:val="0"/>
-          <w:sz w:val="21"/>
-          <w:szCs w:val="21"/>
+          <w:sz w:val="19"/>
+          <w:szCs w:val="20"/>
           <w:bdr w:val="none" w:sz="0" w:space="0" w:color="auto" w:frame="1"/>
           <w:lang w:eastAsia="en-IN"/>
           <w14:ligatures w14:val="none"/>
@@ -11775,8 +11857,8 @@
           <w:rFonts w:ascii="inherit" w:eastAsia="Times New Roman" w:hAnsi="inherit" w:cs="Times New Roman"/>
           <w:color w:val="333333"/>
           <w:kern w:val="0"/>
-          <w:sz w:val="21"/>
-          <w:szCs w:val="21"/>
+          <w:sz w:val="19"/>
+          <w:szCs w:val="20"/>
           <w:bdr w:val="none" w:sz="0" w:space="0" w:color="auto" w:frame="1"/>
           <w:lang w:eastAsia="en-IN"/>
           <w14:ligatures w14:val="none"/>
@@ -11792,19 +11874,19 @@
           <w:rFonts w:ascii="Consolas" w:eastAsia="Times New Roman" w:hAnsi="Consolas" w:cs="Times New Roman"/>
           <w:color w:val="000000"/>
           <w:kern w:val="0"/>
-          <w:sz w:val="21"/>
-          <w:szCs w:val="21"/>
-          <w:lang w:eastAsia="en-IN"/>
-          <w14:ligatures w14:val="none"/>
-        </w:rPr>
-      </w:pPr>
-      <w:r>
-        <w:rPr>
-          <w:rFonts w:ascii="inherit" w:eastAsia="Times New Roman" w:hAnsi="inherit" w:cs="Times New Roman"/>
-          <w:color w:val="006FE0"/>
-          <w:kern w:val="0"/>
-          <w:sz w:val="21"/>
-          <w:szCs w:val="21"/>
+          <w:sz w:val="20"/>
+          <w:szCs w:val="20"/>
+          <w:lang w:eastAsia="en-IN"/>
+          <w14:ligatures w14:val="none"/>
+        </w:rPr>
+      </w:pPr>
+      <w:r>
+        <w:rPr>
+          <w:rFonts w:ascii="inherit" w:eastAsia="Times New Roman" w:hAnsi="inherit" w:cs="Times New Roman"/>
+          <w:color w:val="006FE0"/>
+          <w:kern w:val="0"/>
+          <w:sz w:val="19"/>
+          <w:szCs w:val="20"/>
           <w:bdr w:val="none" w:sz="0" w:space="0" w:color="auto" w:frame="1"/>
           <w:lang w:eastAsia="en-IN"/>
           <w14:ligatures w14:val="none"/>
@@ -11816,8 +11898,8 @@
           <w:rFonts w:ascii="inherit" w:eastAsia="Times New Roman" w:hAnsi="inherit" w:cs="Times New Roman"/>
           <w:color w:val="333333"/>
           <w:kern w:val="0"/>
-          <w:sz w:val="21"/>
-          <w:szCs w:val="21"/>
+          <w:sz w:val="19"/>
+          <w:szCs w:val="20"/>
           <w:bdr w:val="none" w:sz="0" w:space="0" w:color="auto" w:frame="1"/>
           <w:lang w:eastAsia="en-IN"/>
           <w14:ligatures w14:val="none"/>
@@ -11833,19 +11915,19 @@
           <w:rFonts w:ascii="Consolas" w:eastAsia="Times New Roman" w:hAnsi="Consolas" w:cs="Times New Roman"/>
           <w:color w:val="000000"/>
           <w:kern w:val="0"/>
-          <w:sz w:val="21"/>
-          <w:szCs w:val="21"/>
-          <w:lang w:eastAsia="en-IN"/>
-          <w14:ligatures w14:val="none"/>
-        </w:rPr>
-      </w:pPr>
-      <w:r>
-        <w:rPr>
-          <w:rFonts w:ascii="Consolas" w:eastAsia="Times New Roman" w:hAnsi="Consolas" w:cs="Times New Roman"/>
-          <w:color w:val="000000"/>
-          <w:kern w:val="0"/>
-          <w:sz w:val="21"/>
-          <w:szCs w:val="21"/>
+          <w:sz w:val="20"/>
+          <w:szCs w:val="20"/>
+          <w:lang w:eastAsia="en-IN"/>
+          <w14:ligatures w14:val="none"/>
+        </w:rPr>
+      </w:pPr>
+      <w:r>
+        <w:rPr>
+          <w:rFonts w:ascii="Consolas" w:eastAsia="Times New Roman" w:hAnsi="Consolas" w:cs="Times New Roman"/>
+          <w:color w:val="000000"/>
+          <w:kern w:val="0"/>
+          <w:sz w:val="20"/>
+          <w:szCs w:val="20"/>
           <w:lang w:eastAsia="en-IN"/>
           <w14:ligatures w14:val="none"/>
         </w:rPr>
@@ -11860,19 +11942,19 @@
           <w:rFonts w:ascii="Consolas" w:eastAsia="Times New Roman" w:hAnsi="Consolas" w:cs="Times New Roman"/>
           <w:color w:val="000000"/>
           <w:kern w:val="0"/>
-          <w:sz w:val="21"/>
-          <w:szCs w:val="21"/>
-          <w:lang w:eastAsia="en-IN"/>
-          <w14:ligatures w14:val="none"/>
-        </w:rPr>
-      </w:pPr>
-      <w:r>
-        <w:rPr>
-          <w:rFonts w:ascii="inherit" w:eastAsia="Times New Roman" w:hAnsi="inherit" w:cs="Times New Roman"/>
-          <w:color w:val="006FE0"/>
-          <w:kern w:val="0"/>
-          <w:sz w:val="21"/>
-          <w:szCs w:val="21"/>
+          <w:sz w:val="20"/>
+          <w:szCs w:val="20"/>
+          <w:lang w:eastAsia="en-IN"/>
+          <w14:ligatures w14:val="none"/>
+        </w:rPr>
+      </w:pPr>
+      <w:r>
+        <w:rPr>
+          <w:rFonts w:ascii="inherit" w:eastAsia="Times New Roman" w:hAnsi="inherit" w:cs="Times New Roman"/>
+          <w:color w:val="006FE0"/>
+          <w:kern w:val="0"/>
+          <w:sz w:val="19"/>
+          <w:szCs w:val="20"/>
           <w:bdr w:val="none" w:sz="0" w:space="0" w:color="auto" w:frame="1"/>
           <w:lang w:eastAsia="en-IN"/>
           <w14:ligatures w14:val="none"/>
@@ -11884,8 +11966,8 @@
           <w:rFonts w:ascii="inherit" w:eastAsia="Times New Roman" w:hAnsi="inherit" w:cs="Times New Roman"/>
           <w:color w:val="008200"/>
           <w:kern w:val="0"/>
-          <w:sz w:val="21"/>
-          <w:szCs w:val="21"/>
+          <w:sz w:val="19"/>
+          <w:szCs w:val="20"/>
           <w:bdr w:val="none" w:sz="0" w:space="0" w:color="auto" w:frame="1"/>
           <w:lang w:eastAsia="en-IN"/>
           <w14:ligatures w14:val="none"/>
@@ -11898,8 +11980,8 @@
           <w:rFonts w:ascii="inherit" w:eastAsia="Times New Roman" w:hAnsi="inherit" w:cs="Times New Roman"/>
           <w:color w:val="008200"/>
           <w:kern w:val="0"/>
-          <w:sz w:val="21"/>
-          <w:szCs w:val="21"/>
+          <w:sz w:val="19"/>
+          <w:szCs w:val="20"/>
           <w:bdr w:val="none" w:sz="0" w:space="0" w:color="auto" w:frame="1"/>
           <w:lang w:eastAsia="en-IN"/>
           <w14:ligatures w14:val="none"/>
@@ -11912,8 +11994,8 @@
           <w:rFonts w:ascii="inherit" w:eastAsia="Times New Roman" w:hAnsi="inherit" w:cs="Times New Roman"/>
           <w:color w:val="008200"/>
           <w:kern w:val="0"/>
-          <w:sz w:val="21"/>
-          <w:szCs w:val="21"/>
+          <w:sz w:val="19"/>
+          <w:szCs w:val="20"/>
           <w:bdr w:val="none" w:sz="0" w:space="0" w:color="auto" w:frame="1"/>
           <w:lang w:eastAsia="en-IN"/>
           <w14:ligatures w14:val="none"/>
@@ -11929,19 +12011,19 @@
           <w:rFonts w:ascii="Consolas" w:eastAsia="Times New Roman" w:hAnsi="Consolas" w:cs="Times New Roman"/>
           <w:color w:val="000000"/>
           <w:kern w:val="0"/>
-          <w:sz w:val="21"/>
-          <w:szCs w:val="21"/>
-          <w:lang w:eastAsia="en-IN"/>
-          <w14:ligatures w14:val="none"/>
-        </w:rPr>
-      </w:pPr>
-      <w:r>
-        <w:rPr>
-          <w:rFonts w:ascii="inherit" w:eastAsia="Times New Roman" w:hAnsi="inherit" w:cs="Times New Roman"/>
-          <w:color w:val="006FE0"/>
-          <w:kern w:val="0"/>
-          <w:sz w:val="21"/>
-          <w:szCs w:val="21"/>
+          <w:sz w:val="20"/>
+          <w:szCs w:val="20"/>
+          <w:lang w:eastAsia="en-IN"/>
+          <w14:ligatures w14:val="none"/>
+        </w:rPr>
+      </w:pPr>
+      <w:r>
+        <w:rPr>
+          <w:rFonts w:ascii="inherit" w:eastAsia="Times New Roman" w:hAnsi="inherit" w:cs="Times New Roman"/>
+          <w:color w:val="006FE0"/>
+          <w:kern w:val="0"/>
+          <w:sz w:val="19"/>
+          <w:szCs w:val="20"/>
           <w:bdr w:val="none" w:sz="0" w:space="0" w:color="auto" w:frame="1"/>
           <w:lang w:eastAsia="en-IN"/>
           <w14:ligatures w14:val="none"/>
@@ -11953,8 +12035,8 @@
           <w:rFonts w:ascii="inherit" w:eastAsia="Times New Roman" w:hAnsi="inherit" w:cs="Times New Roman"/>
           <w:color w:val="800080"/>
           <w:kern w:val="0"/>
-          <w:sz w:val="21"/>
-          <w:szCs w:val="21"/>
+          <w:sz w:val="19"/>
+          <w:szCs w:val="20"/>
           <w:bdr w:val="none" w:sz="0" w:space="0" w:color="auto" w:frame="1"/>
           <w:lang w:eastAsia="en-IN"/>
           <w14:ligatures w14:val="none"/>
@@ -11966,8 +12048,8 @@
           <w:rFonts w:ascii="inherit" w:eastAsia="Times New Roman" w:hAnsi="inherit" w:cs="Times New Roman"/>
           <w:color w:val="006FE0"/>
           <w:kern w:val="0"/>
-          <w:sz w:val="21"/>
-          <w:szCs w:val="21"/>
+          <w:sz w:val="19"/>
+          <w:szCs w:val="20"/>
           <w:bdr w:val="none" w:sz="0" w:space="0" w:color="auto" w:frame="1"/>
           <w:lang w:eastAsia="en-IN"/>
           <w14:ligatures w14:val="none"/>
@@ -11979,8 +12061,8 @@
           <w:rFonts w:ascii="inherit" w:eastAsia="Times New Roman" w:hAnsi="inherit" w:cs="Times New Roman"/>
           <w:color w:val="800080"/>
           <w:kern w:val="0"/>
-          <w:sz w:val="21"/>
-          <w:szCs w:val="21"/>
+          <w:sz w:val="19"/>
+          <w:szCs w:val="20"/>
           <w:bdr w:val="none" w:sz="0" w:space="0" w:color="auto" w:frame="1"/>
           <w:lang w:eastAsia="en-IN"/>
           <w14:ligatures w14:val="none"/>
@@ -11992,8 +12074,8 @@
           <w:rFonts w:ascii="inherit" w:eastAsia="Times New Roman" w:hAnsi="inherit" w:cs="Times New Roman"/>
           <w:color w:val="006FE0"/>
           <w:kern w:val="0"/>
-          <w:sz w:val="21"/>
-          <w:szCs w:val="21"/>
+          <w:sz w:val="19"/>
+          <w:szCs w:val="20"/>
           <w:bdr w:val="none" w:sz="0" w:space="0" w:color="auto" w:frame="1"/>
           <w:lang w:eastAsia="en-IN"/>
           <w14:ligatures w14:val="none"/>
@@ -12005,8 +12087,8 @@
           <w:rFonts w:ascii="inherit" w:eastAsia="Times New Roman" w:hAnsi="inherit" w:cs="Times New Roman"/>
           <w:color w:val="333333"/>
           <w:kern w:val="0"/>
-          <w:sz w:val="21"/>
-          <w:szCs w:val="21"/>
+          <w:sz w:val="19"/>
+          <w:szCs w:val="20"/>
           <w:bdr w:val="none" w:sz="0" w:space="0" w:color="auto" w:frame="1"/>
           <w:lang w:eastAsia="en-IN"/>
           <w14:ligatures w14:val="none"/>
@@ -12018,8 +12100,8 @@
           <w:rFonts w:ascii="inherit" w:eastAsia="Times New Roman" w:hAnsi="inherit" w:cs="Times New Roman"/>
           <w:color w:val="002D7A"/>
           <w:kern w:val="0"/>
-          <w:sz w:val="21"/>
-          <w:szCs w:val="21"/>
+          <w:sz w:val="19"/>
+          <w:szCs w:val="20"/>
           <w:bdr w:val="none" w:sz="0" w:space="0" w:color="auto" w:frame="1"/>
           <w:lang w:eastAsia="en-IN"/>
           <w14:ligatures w14:val="none"/>
@@ -12031,8 +12113,8 @@
           <w:rFonts w:ascii="inherit" w:eastAsia="Times New Roman" w:hAnsi="inherit" w:cs="Times New Roman"/>
           <w:color w:val="006FE0"/>
           <w:kern w:val="0"/>
-          <w:sz w:val="21"/>
-          <w:szCs w:val="21"/>
+          <w:sz w:val="19"/>
+          <w:szCs w:val="20"/>
           <w:bdr w:val="none" w:sz="0" w:space="0" w:color="auto" w:frame="1"/>
           <w:lang w:eastAsia="en-IN"/>
           <w14:ligatures w14:val="none"/>
@@ -12044,8 +12126,8 @@
           <w:rFonts w:ascii="inherit" w:eastAsia="Times New Roman" w:hAnsi="inherit" w:cs="Times New Roman"/>
           <w:color w:val="CE0000"/>
           <w:kern w:val="0"/>
-          <w:sz w:val="21"/>
-          <w:szCs w:val="21"/>
+          <w:sz w:val="19"/>
+          <w:szCs w:val="20"/>
           <w:bdr w:val="none" w:sz="0" w:space="0" w:color="auto" w:frame="1"/>
           <w:lang w:eastAsia="en-IN"/>
           <w14:ligatures w14:val="none"/>
@@ -12057,8 +12139,8 @@
           <w:rFonts w:ascii="inherit" w:eastAsia="Times New Roman" w:hAnsi="inherit" w:cs="Times New Roman"/>
           <w:color w:val="006FE0"/>
           <w:kern w:val="0"/>
-          <w:sz w:val="21"/>
-          <w:szCs w:val="21"/>
+          <w:sz w:val="19"/>
+          <w:szCs w:val="20"/>
           <w:bdr w:val="none" w:sz="0" w:space="0" w:color="auto" w:frame="1"/>
           <w:lang w:eastAsia="en-IN"/>
           <w14:ligatures w14:val="none"/>
@@ -12070,8 +12152,8 @@
           <w:rFonts w:ascii="inherit" w:eastAsia="Times New Roman" w:hAnsi="inherit" w:cs="Times New Roman"/>
           <w:color w:val="002D7A"/>
           <w:kern w:val="0"/>
-          <w:sz w:val="21"/>
-          <w:szCs w:val="21"/>
+          <w:sz w:val="19"/>
+          <w:szCs w:val="20"/>
           <w:bdr w:val="none" w:sz="0" w:space="0" w:color="auto" w:frame="1"/>
           <w:lang w:eastAsia="en-IN"/>
           <w14:ligatures w14:val="none"/>
@@ -12083,8 +12165,8 @@
           <w:rFonts w:ascii="inherit" w:eastAsia="Times New Roman" w:hAnsi="inherit" w:cs="Times New Roman"/>
           <w:color w:val="006FE0"/>
           <w:kern w:val="0"/>
-          <w:sz w:val="21"/>
-          <w:szCs w:val="21"/>
+          <w:sz w:val="19"/>
+          <w:szCs w:val="20"/>
           <w:bdr w:val="none" w:sz="0" w:space="0" w:color="auto" w:frame="1"/>
           <w:lang w:eastAsia="en-IN"/>
           <w14:ligatures w14:val="none"/>
@@ -12098,8 +12180,8 @@
           <w:rFonts w:ascii="inherit" w:eastAsia="Times New Roman" w:hAnsi="inherit" w:cs="Times New Roman"/>
           <w:color w:val="002D7A"/>
           <w:kern w:val="0"/>
-          <w:sz w:val="21"/>
-          <w:szCs w:val="21"/>
+          <w:sz w:val="19"/>
+          <w:szCs w:val="20"/>
           <w:bdr w:val="none" w:sz="0" w:space="0" w:color="auto" w:frame="1"/>
           <w:lang w:eastAsia="en-IN"/>
           <w14:ligatures w14:val="none"/>
@@ -12112,8 +12194,8 @@
           <w:rFonts w:ascii="inherit" w:eastAsia="Times New Roman" w:hAnsi="inherit" w:cs="Times New Roman"/>
           <w:color w:val="333333"/>
           <w:kern w:val="0"/>
-          <w:sz w:val="21"/>
-          <w:szCs w:val="21"/>
+          <w:sz w:val="19"/>
+          <w:szCs w:val="20"/>
           <w:bdr w:val="none" w:sz="0" w:space="0" w:color="auto" w:frame="1"/>
           <w:lang w:eastAsia="en-IN"/>
           <w14:ligatures w14:val="none"/>
@@ -12126,8 +12208,8 @@
           <w:rFonts w:ascii="inherit" w:eastAsia="Times New Roman" w:hAnsi="inherit" w:cs="Times New Roman"/>
           <w:color w:val="002D7A"/>
           <w:kern w:val="0"/>
-          <w:sz w:val="21"/>
-          <w:szCs w:val="21"/>
+          <w:sz w:val="19"/>
+          <w:szCs w:val="20"/>
           <w:bdr w:val="none" w:sz="0" w:space="0" w:color="auto" w:frame="1"/>
           <w:lang w:eastAsia="en-IN"/>
           <w14:ligatures w14:val="none"/>
@@ -12139,8 +12221,8 @@
           <w:rFonts w:ascii="inherit" w:eastAsia="Times New Roman" w:hAnsi="inherit" w:cs="Times New Roman"/>
           <w:color w:val="006FE0"/>
           <w:kern w:val="0"/>
-          <w:sz w:val="21"/>
-          <w:szCs w:val="21"/>
+          <w:sz w:val="19"/>
+          <w:szCs w:val="20"/>
           <w:bdr w:val="none" w:sz="0" w:space="0" w:color="auto" w:frame="1"/>
           <w:lang w:eastAsia="en-IN"/>
           <w14:ligatures w14:val="none"/>
@@ -12152,8 +12234,8 @@
           <w:rFonts w:ascii="inherit" w:eastAsia="Times New Roman" w:hAnsi="inherit" w:cs="Times New Roman"/>
           <w:color w:val="CE0000"/>
           <w:kern w:val="0"/>
-          <w:sz w:val="21"/>
-          <w:szCs w:val="21"/>
+          <w:sz w:val="19"/>
+          <w:szCs w:val="20"/>
           <w:bdr w:val="none" w:sz="0" w:space="0" w:color="auto" w:frame="1"/>
           <w:lang w:eastAsia="en-IN"/>
           <w14:ligatures w14:val="none"/>
@@ -12165,8 +12247,8 @@
           <w:rFonts w:ascii="inherit" w:eastAsia="Times New Roman" w:hAnsi="inherit" w:cs="Times New Roman"/>
           <w:color w:val="333333"/>
           <w:kern w:val="0"/>
-          <w:sz w:val="21"/>
-          <w:szCs w:val="21"/>
+          <w:sz w:val="19"/>
+          <w:szCs w:val="20"/>
           <w:bdr w:val="none" w:sz="0" w:space="0" w:color="auto" w:frame="1"/>
           <w:lang w:eastAsia="en-IN"/>
           <w14:ligatures w14:val="none"/>
@@ -12178,8 +12260,8 @@
           <w:rFonts w:ascii="inherit" w:eastAsia="Times New Roman" w:hAnsi="inherit" w:cs="Times New Roman"/>
           <w:color w:val="006FE0"/>
           <w:kern w:val="0"/>
-          <w:sz w:val="21"/>
-          <w:szCs w:val="21"/>
+          <w:sz w:val="19"/>
+          <w:szCs w:val="20"/>
           <w:bdr w:val="none" w:sz="0" w:space="0" w:color="auto" w:frame="1"/>
           <w:lang w:eastAsia="en-IN"/>
           <w14:ligatures w14:val="none"/>
@@ -12191,8 +12273,8 @@
           <w:rFonts w:ascii="inherit" w:eastAsia="Times New Roman" w:hAnsi="inherit" w:cs="Times New Roman"/>
           <w:color w:val="002D7A"/>
           <w:kern w:val="0"/>
-          <w:sz w:val="21"/>
-          <w:szCs w:val="21"/>
+          <w:sz w:val="19"/>
+          <w:szCs w:val="20"/>
           <w:bdr w:val="none" w:sz="0" w:space="0" w:color="auto" w:frame="1"/>
           <w:lang w:eastAsia="en-IN"/>
           <w14:ligatures w14:val="none"/>
@@ -12204,8 +12286,8 @@
           <w:rFonts w:ascii="inherit" w:eastAsia="Times New Roman" w:hAnsi="inherit" w:cs="Times New Roman"/>
           <w:color w:val="333333"/>
           <w:kern w:val="0"/>
-          <w:sz w:val="21"/>
-          <w:szCs w:val="21"/>
+          <w:sz w:val="19"/>
+          <w:szCs w:val="20"/>
           <w:bdr w:val="none" w:sz="0" w:space="0" w:color="auto" w:frame="1"/>
           <w:lang w:eastAsia="en-IN"/>
           <w14:ligatures w14:val="none"/>
@@ -12217,8 +12299,8 @@
           <w:rFonts w:ascii="inherit" w:eastAsia="Times New Roman" w:hAnsi="inherit" w:cs="Times New Roman"/>
           <w:color w:val="006FE0"/>
           <w:kern w:val="0"/>
-          <w:sz w:val="21"/>
-          <w:szCs w:val="21"/>
+          <w:sz w:val="19"/>
+          <w:szCs w:val="20"/>
           <w:bdr w:val="none" w:sz="0" w:space="0" w:color="auto" w:frame="1"/>
           <w:lang w:eastAsia="en-IN"/>
           <w14:ligatures w14:val="none"/>
@@ -12230,8 +12312,8 @@
           <w:rFonts w:ascii="inherit" w:eastAsia="Times New Roman" w:hAnsi="inherit" w:cs="Times New Roman"/>
           <w:color w:val="333333"/>
           <w:kern w:val="0"/>
-          <w:sz w:val="21"/>
-          <w:szCs w:val="21"/>
+          <w:sz w:val="19"/>
+          <w:szCs w:val="20"/>
           <w:bdr w:val="none" w:sz="0" w:space="0" w:color="auto" w:frame="1"/>
           <w:lang w:eastAsia="en-IN"/>
           <w14:ligatures w14:val="none"/>
@@ -12247,19 +12329,19 @@
           <w:rFonts w:ascii="Consolas" w:eastAsia="Times New Roman" w:hAnsi="Consolas" w:cs="Times New Roman"/>
           <w:color w:val="000000"/>
           <w:kern w:val="0"/>
-          <w:sz w:val="21"/>
-          <w:szCs w:val="21"/>
-          <w:lang w:eastAsia="en-IN"/>
-          <w14:ligatures w14:val="none"/>
-        </w:rPr>
-      </w:pPr>
-      <w:r>
-        <w:rPr>
-          <w:rFonts w:ascii="inherit" w:eastAsia="Times New Roman" w:hAnsi="inherit" w:cs="Times New Roman"/>
-          <w:color w:val="006FE0"/>
-          <w:kern w:val="0"/>
-          <w:sz w:val="21"/>
-          <w:szCs w:val="21"/>
+          <w:sz w:val="20"/>
+          <w:szCs w:val="20"/>
+          <w:lang w:eastAsia="en-IN"/>
+          <w14:ligatures w14:val="none"/>
+        </w:rPr>
+      </w:pPr>
+      <w:r>
+        <w:rPr>
+          <w:rFonts w:ascii="inherit" w:eastAsia="Times New Roman" w:hAnsi="inherit" w:cs="Times New Roman"/>
+          <w:color w:val="006FE0"/>
+          <w:kern w:val="0"/>
+          <w:sz w:val="19"/>
+          <w:szCs w:val="20"/>
           <w:bdr w:val="none" w:sz="0" w:space="0" w:color="auto" w:frame="1"/>
           <w:lang w:eastAsia="en-IN"/>
           <w14:ligatures w14:val="none"/>
@@ -12271,8 +12353,8 @@
           <w:rFonts w:ascii="inherit" w:eastAsia="Times New Roman" w:hAnsi="inherit" w:cs="Times New Roman"/>
           <w:color w:val="800080"/>
           <w:kern w:val="0"/>
-          <w:sz w:val="21"/>
-          <w:szCs w:val="21"/>
+          <w:sz w:val="19"/>
+          <w:szCs w:val="20"/>
           <w:bdr w:val="none" w:sz="0" w:space="0" w:color="auto" w:frame="1"/>
           <w:lang w:eastAsia="en-IN"/>
           <w14:ligatures w14:val="none"/>
@@ -12284,8 +12366,8 @@
           <w:rFonts w:ascii="inherit" w:eastAsia="Times New Roman" w:hAnsi="inherit" w:cs="Times New Roman"/>
           <w:color w:val="006FE0"/>
           <w:kern w:val="0"/>
-          <w:sz w:val="21"/>
-          <w:szCs w:val="21"/>
+          <w:sz w:val="19"/>
+          <w:szCs w:val="20"/>
           <w:bdr w:val="none" w:sz="0" w:space="0" w:color="auto" w:frame="1"/>
           <w:lang w:eastAsia="en-IN"/>
           <w14:ligatures w14:val="none"/>
@@ -12297,8 +12379,8 @@
           <w:rFonts w:ascii="inherit" w:eastAsia="Times New Roman" w:hAnsi="inherit" w:cs="Times New Roman"/>
           <w:color w:val="002D7A"/>
           <w:kern w:val="0"/>
-          <w:sz w:val="21"/>
-          <w:szCs w:val="21"/>
+          <w:sz w:val="19"/>
+          <w:szCs w:val="20"/>
           <w:bdr w:val="none" w:sz="0" w:space="0" w:color="auto" w:frame="1"/>
           <w:lang w:eastAsia="en-IN"/>
           <w14:ligatures w14:val="none"/>
@@ -12310,8 +12392,8 @@
           <w:rFonts w:ascii="inherit" w:eastAsia="Times New Roman" w:hAnsi="inherit" w:cs="Times New Roman"/>
           <w:color w:val="006FE0"/>
           <w:kern w:val="0"/>
-          <w:sz w:val="21"/>
-          <w:szCs w:val="21"/>
+          <w:sz w:val="19"/>
+          <w:szCs w:val="20"/>
           <w:bdr w:val="none" w:sz="0" w:space="0" w:color="auto" w:frame="1"/>
           <w:lang w:eastAsia="en-IN"/>
           <w14:ligatures w14:val="none"/>
@@ -12323,8 +12405,8 @@
           <w:rFonts w:ascii="inherit" w:eastAsia="Times New Roman" w:hAnsi="inherit" w:cs="Times New Roman"/>
           <w:color w:val="CE0000"/>
           <w:kern w:val="0"/>
-          <w:sz w:val="21"/>
-          <w:szCs w:val="21"/>
+          <w:sz w:val="19"/>
+          <w:szCs w:val="20"/>
           <w:bdr w:val="none" w:sz="0" w:space="0" w:color="auto" w:frame="1"/>
           <w:lang w:eastAsia="en-IN"/>
           <w14:ligatures w14:val="none"/>
@@ -12336,8 +12418,8 @@
           <w:rFonts w:ascii="inherit" w:eastAsia="Times New Roman" w:hAnsi="inherit" w:cs="Times New Roman"/>
           <w:color w:val="333333"/>
           <w:kern w:val="0"/>
-          <w:sz w:val="21"/>
-          <w:szCs w:val="21"/>
+          <w:sz w:val="19"/>
+          <w:szCs w:val="20"/>
           <w:bdr w:val="none" w:sz="0" w:space="0" w:color="auto" w:frame="1"/>
           <w:lang w:eastAsia="en-IN"/>
           <w14:ligatures w14:val="none"/>
@@ -12353,19 +12435,19 @@
           <w:rFonts w:ascii="Consolas" w:eastAsia="Times New Roman" w:hAnsi="Consolas" w:cs="Times New Roman"/>
           <w:color w:val="000000"/>
           <w:kern w:val="0"/>
-          <w:sz w:val="21"/>
-          <w:szCs w:val="21"/>
-          <w:lang w:eastAsia="en-IN"/>
-          <w14:ligatures w14:val="none"/>
-        </w:rPr>
-      </w:pPr>
-      <w:r>
-        <w:rPr>
-          <w:rFonts w:ascii="inherit" w:eastAsia="Times New Roman" w:hAnsi="inherit" w:cs="Times New Roman"/>
-          <w:color w:val="006FE0"/>
-          <w:kern w:val="0"/>
-          <w:sz w:val="21"/>
-          <w:szCs w:val="21"/>
+          <w:sz w:val="20"/>
+          <w:szCs w:val="20"/>
+          <w:lang w:eastAsia="en-IN"/>
+          <w14:ligatures w14:val="none"/>
+        </w:rPr>
+      </w:pPr>
+      <w:r>
+        <w:rPr>
+          <w:rFonts w:ascii="inherit" w:eastAsia="Times New Roman" w:hAnsi="inherit" w:cs="Times New Roman"/>
+          <w:color w:val="006FE0"/>
+          <w:kern w:val="0"/>
+          <w:sz w:val="19"/>
+          <w:szCs w:val="20"/>
           <w:bdr w:val="none" w:sz="0" w:space="0" w:color="auto" w:frame="1"/>
           <w:lang w:eastAsia="en-IN"/>
           <w14:ligatures w14:val="none"/>
@@ -12377,8 +12459,8 @@
           <w:rFonts w:ascii="inherit" w:eastAsia="Times New Roman" w:hAnsi="inherit" w:cs="Times New Roman"/>
           <w:color w:val="333333"/>
           <w:kern w:val="0"/>
-          <w:sz w:val="21"/>
-          <w:szCs w:val="21"/>
+          <w:sz w:val="19"/>
+          <w:szCs w:val="20"/>
           <w:bdr w:val="none" w:sz="0" w:space="0" w:color="auto" w:frame="1"/>
           <w:lang w:eastAsia="en-IN"/>
           <w14:ligatures w14:val="none"/>
@@ -12394,19 +12476,19 @@
           <w:rFonts w:ascii="Consolas" w:eastAsia="Times New Roman" w:hAnsi="Consolas" w:cs="Times New Roman"/>
           <w:color w:val="000000"/>
           <w:kern w:val="0"/>
-          <w:sz w:val="21"/>
-          <w:szCs w:val="21"/>
-          <w:lang w:eastAsia="en-IN"/>
-          <w14:ligatures w14:val="none"/>
-        </w:rPr>
-      </w:pPr>
-      <w:r>
-        <w:rPr>
-          <w:rFonts w:ascii="Consolas" w:eastAsia="Times New Roman" w:hAnsi="Consolas" w:cs="Times New Roman"/>
-          <w:color w:val="000000"/>
-          <w:kern w:val="0"/>
-          <w:sz w:val="21"/>
-          <w:szCs w:val="21"/>
+          <w:sz w:val="20"/>
+          <w:szCs w:val="20"/>
+          <w:lang w:eastAsia="en-IN"/>
+          <w14:ligatures w14:val="none"/>
+        </w:rPr>
+      </w:pPr>
+      <w:r>
+        <w:rPr>
+          <w:rFonts w:ascii="Consolas" w:eastAsia="Times New Roman" w:hAnsi="Consolas" w:cs="Times New Roman"/>
+          <w:color w:val="000000"/>
+          <w:kern w:val="0"/>
+          <w:sz w:val="20"/>
+          <w:szCs w:val="20"/>
           <w:lang w:eastAsia="en-IN"/>
           <w14:ligatures w14:val="none"/>
         </w:rPr>
@@ -12421,19 +12503,19 @@
           <w:rFonts w:ascii="Consolas" w:eastAsia="Times New Roman" w:hAnsi="Consolas" w:cs="Times New Roman"/>
           <w:color w:val="000000"/>
           <w:kern w:val="0"/>
-          <w:sz w:val="21"/>
-          <w:szCs w:val="21"/>
-          <w:lang w:eastAsia="en-IN"/>
-          <w14:ligatures w14:val="none"/>
-        </w:rPr>
-      </w:pPr>
-      <w:r>
-        <w:rPr>
-          <w:rFonts w:ascii="inherit" w:eastAsia="Times New Roman" w:hAnsi="inherit" w:cs="Times New Roman"/>
-          <w:color w:val="006FE0"/>
-          <w:kern w:val="0"/>
-          <w:sz w:val="21"/>
-          <w:szCs w:val="21"/>
+          <w:sz w:val="20"/>
+          <w:szCs w:val="20"/>
+          <w:lang w:eastAsia="en-IN"/>
+          <w14:ligatures w14:val="none"/>
+        </w:rPr>
+      </w:pPr>
+      <w:r>
+        <w:rPr>
+          <w:rFonts w:ascii="inherit" w:eastAsia="Times New Roman" w:hAnsi="inherit" w:cs="Times New Roman"/>
+          <w:color w:val="006FE0"/>
+          <w:kern w:val="0"/>
+          <w:sz w:val="19"/>
+          <w:szCs w:val="20"/>
           <w:bdr w:val="none" w:sz="0" w:space="0" w:color="auto" w:frame="1"/>
           <w:lang w:eastAsia="en-IN"/>
           <w14:ligatures w14:val="none"/>
@@ -12445,8 +12527,8 @@
           <w:rFonts w:ascii="inherit" w:eastAsia="Times New Roman" w:hAnsi="inherit" w:cs="Times New Roman"/>
           <w:color w:val="008200"/>
           <w:kern w:val="0"/>
-          <w:sz w:val="21"/>
-          <w:szCs w:val="21"/>
+          <w:sz w:val="19"/>
+          <w:szCs w:val="20"/>
           <w:bdr w:val="none" w:sz="0" w:space="0" w:color="auto" w:frame="1"/>
           <w:lang w:eastAsia="en-IN"/>
           <w14:ligatures w14:val="none"/>
@@ -12462,19 +12544,19 @@
           <w:rFonts w:ascii="Consolas" w:eastAsia="Times New Roman" w:hAnsi="Consolas" w:cs="Times New Roman"/>
           <w:color w:val="000000"/>
           <w:kern w:val="0"/>
-          <w:sz w:val="21"/>
-          <w:szCs w:val="21"/>
-          <w:lang w:eastAsia="en-IN"/>
-          <w14:ligatures w14:val="none"/>
-        </w:rPr>
-      </w:pPr>
-      <w:r>
-        <w:rPr>
-          <w:rFonts w:ascii="inherit" w:eastAsia="Times New Roman" w:hAnsi="inherit" w:cs="Times New Roman"/>
-          <w:color w:val="006FE0"/>
-          <w:kern w:val="0"/>
-          <w:sz w:val="21"/>
-          <w:szCs w:val="21"/>
+          <w:sz w:val="20"/>
+          <w:szCs w:val="20"/>
+          <w:lang w:eastAsia="en-IN"/>
+          <w14:ligatures w14:val="none"/>
+        </w:rPr>
+      </w:pPr>
+      <w:r>
+        <w:rPr>
+          <w:rFonts w:ascii="inherit" w:eastAsia="Times New Roman" w:hAnsi="inherit" w:cs="Times New Roman"/>
+          <w:color w:val="006FE0"/>
+          <w:kern w:val="0"/>
+          <w:sz w:val="19"/>
+          <w:szCs w:val="20"/>
           <w:bdr w:val="none" w:sz="0" w:space="0" w:color="auto" w:frame="1"/>
           <w:lang w:eastAsia="en-IN"/>
           <w14:ligatures w14:val="none"/>
@@ -12486,8 +12568,8 @@
           <w:rFonts w:ascii="inherit" w:eastAsia="Times New Roman" w:hAnsi="inherit" w:cs="Times New Roman"/>
           <w:color w:val="008200"/>
           <w:kern w:val="0"/>
-          <w:sz w:val="21"/>
-          <w:szCs w:val="21"/>
+          <w:sz w:val="19"/>
+          <w:szCs w:val="20"/>
           <w:bdr w:val="none" w:sz="0" w:space="0" w:color="auto" w:frame="1"/>
           <w:lang w:eastAsia="en-IN"/>
           <w14:ligatures w14:val="none"/>
@@ -12501,8 +12583,8 @@
           <w:rFonts w:ascii="inherit" w:eastAsia="Times New Roman" w:hAnsi="inherit" w:cs="Times New Roman"/>
           <w:color w:val="008200"/>
           <w:kern w:val="0"/>
-          <w:sz w:val="21"/>
-          <w:szCs w:val="21"/>
+          <w:sz w:val="19"/>
+          <w:szCs w:val="20"/>
           <w:bdr w:val="none" w:sz="0" w:space="0" w:color="auto" w:frame="1"/>
           <w:lang w:eastAsia="en-IN"/>
           <w14:ligatures w14:val="none"/>
@@ -12515,8 +12597,8 @@
           <w:rFonts w:ascii="inherit" w:eastAsia="Times New Roman" w:hAnsi="inherit" w:cs="Times New Roman"/>
           <w:color w:val="008200"/>
           <w:kern w:val="0"/>
-          <w:sz w:val="21"/>
-          <w:szCs w:val="21"/>
+          <w:sz w:val="19"/>
+          <w:szCs w:val="20"/>
           <w:bdr w:val="none" w:sz="0" w:space="0" w:color="auto" w:frame="1"/>
           <w:lang w:eastAsia="en-IN"/>
           <w14:ligatures w14:val="none"/>
@@ -12529,8 +12611,8 @@
           <w:rFonts w:ascii="inherit" w:eastAsia="Times New Roman" w:hAnsi="inherit" w:cs="Times New Roman"/>
           <w:color w:val="008200"/>
           <w:kern w:val="0"/>
-          <w:sz w:val="21"/>
-          <w:szCs w:val="21"/>
+          <w:sz w:val="19"/>
+          <w:szCs w:val="20"/>
           <w:bdr w:val="none" w:sz="0" w:space="0" w:color="auto" w:frame="1"/>
           <w:lang w:eastAsia="en-IN"/>
           <w14:ligatures w14:val="none"/>
@@ -12546,19 +12628,19 @@
           <w:rFonts w:ascii="Consolas" w:eastAsia="Times New Roman" w:hAnsi="Consolas" w:cs="Times New Roman"/>
           <w:color w:val="000000"/>
           <w:kern w:val="0"/>
-          <w:sz w:val="21"/>
-          <w:szCs w:val="21"/>
-          <w:lang w:eastAsia="en-IN"/>
-          <w14:ligatures w14:val="none"/>
-        </w:rPr>
-      </w:pPr>
-      <w:r>
-        <w:rPr>
-          <w:rFonts w:ascii="inherit" w:eastAsia="Times New Roman" w:hAnsi="inherit" w:cs="Times New Roman"/>
-          <w:color w:val="006FE0"/>
-          <w:kern w:val="0"/>
-          <w:sz w:val="21"/>
-          <w:szCs w:val="21"/>
+          <w:sz w:val="20"/>
+          <w:szCs w:val="20"/>
+          <w:lang w:eastAsia="en-IN"/>
+          <w14:ligatures w14:val="none"/>
+        </w:rPr>
+      </w:pPr>
+      <w:r>
+        <w:rPr>
+          <w:rFonts w:ascii="inherit" w:eastAsia="Times New Roman" w:hAnsi="inherit" w:cs="Times New Roman"/>
+          <w:color w:val="006FE0"/>
+          <w:kern w:val="0"/>
+          <w:sz w:val="19"/>
+          <w:szCs w:val="20"/>
           <w:bdr w:val="none" w:sz="0" w:space="0" w:color="auto" w:frame="1"/>
           <w:lang w:eastAsia="en-IN"/>
           <w14:ligatures w14:val="none"/>
@@ -12570,8 +12652,8 @@
           <w:rFonts w:ascii="inherit" w:eastAsia="Times New Roman" w:hAnsi="inherit" w:cs="Times New Roman"/>
           <w:color w:val="800080"/>
           <w:kern w:val="0"/>
-          <w:sz w:val="21"/>
-          <w:szCs w:val="21"/>
+          <w:sz w:val="19"/>
+          <w:szCs w:val="20"/>
           <w:bdr w:val="none" w:sz="0" w:space="0" w:color="auto" w:frame="1"/>
           <w:lang w:eastAsia="en-IN"/>
           <w14:ligatures w14:val="none"/>
@@ -12583,8 +12665,8 @@
           <w:rFonts w:ascii="inherit" w:eastAsia="Times New Roman" w:hAnsi="inherit" w:cs="Times New Roman"/>
           <w:color w:val="006FE0"/>
           <w:kern w:val="0"/>
-          <w:sz w:val="21"/>
-          <w:szCs w:val="21"/>
+          <w:sz w:val="19"/>
+          <w:szCs w:val="20"/>
           <w:bdr w:val="none" w:sz="0" w:space="0" w:color="auto" w:frame="1"/>
           <w:lang w:eastAsia="en-IN"/>
           <w14:ligatures w14:val="none"/>
@@ -12596,8 +12678,8 @@
           <w:rFonts w:ascii="inherit" w:eastAsia="Times New Roman" w:hAnsi="inherit" w:cs="Times New Roman"/>
           <w:color w:val="800080"/>
           <w:kern w:val="0"/>
-          <w:sz w:val="21"/>
-          <w:szCs w:val="21"/>
+          <w:sz w:val="19"/>
+          <w:szCs w:val="20"/>
           <w:bdr w:val="none" w:sz="0" w:space="0" w:color="auto" w:frame="1"/>
           <w:lang w:eastAsia="en-IN"/>
           <w14:ligatures w14:val="none"/>
@@ -12609,8 +12691,8 @@
           <w:rFonts w:ascii="inherit" w:eastAsia="Times New Roman" w:hAnsi="inherit" w:cs="Times New Roman"/>
           <w:color w:val="006FE0"/>
           <w:kern w:val="0"/>
-          <w:sz w:val="21"/>
-          <w:szCs w:val="21"/>
+          <w:sz w:val="19"/>
+          <w:szCs w:val="20"/>
           <w:bdr w:val="none" w:sz="0" w:space="0" w:color="auto" w:frame="1"/>
           <w:lang w:eastAsia="en-IN"/>
           <w14:ligatures w14:val="none"/>
@@ -12622,8 +12704,8 @@
           <w:rFonts w:ascii="inherit" w:eastAsia="Times New Roman" w:hAnsi="inherit" w:cs="Times New Roman"/>
           <w:color w:val="333333"/>
           <w:kern w:val="0"/>
-          <w:sz w:val="21"/>
-          <w:szCs w:val="21"/>
+          <w:sz w:val="19"/>
+          <w:szCs w:val="20"/>
           <w:bdr w:val="none" w:sz="0" w:space="0" w:color="auto" w:frame="1"/>
           <w:lang w:eastAsia="en-IN"/>
           <w14:ligatures w14:val="none"/>
@@ -12635,8 +12717,8 @@
           <w:rFonts w:ascii="inherit" w:eastAsia="Times New Roman" w:hAnsi="inherit" w:cs="Times New Roman"/>
           <w:color w:val="002D7A"/>
           <w:kern w:val="0"/>
-          <w:sz w:val="21"/>
-          <w:szCs w:val="21"/>
+          <w:sz w:val="19"/>
+          <w:szCs w:val="20"/>
           <w:bdr w:val="none" w:sz="0" w:space="0" w:color="auto" w:frame="1"/>
           <w:lang w:eastAsia="en-IN"/>
           <w14:ligatures w14:val="none"/>
@@ -12648,8 +12730,8 @@
           <w:rFonts w:ascii="inherit" w:eastAsia="Times New Roman" w:hAnsi="inherit" w:cs="Times New Roman"/>
           <w:color w:val="006FE0"/>
           <w:kern w:val="0"/>
-          <w:sz w:val="21"/>
-          <w:szCs w:val="21"/>
+          <w:sz w:val="19"/>
+          <w:szCs w:val="20"/>
           <w:bdr w:val="none" w:sz="0" w:space="0" w:color="auto" w:frame="1"/>
           <w:lang w:eastAsia="en-IN"/>
           <w14:ligatures w14:val="none"/>
@@ -12662,8 +12744,8 @@
           <w:rFonts w:ascii="inherit" w:eastAsia="Times New Roman" w:hAnsi="inherit" w:cs="Times New Roman"/>
           <w:color w:val="002D7A"/>
           <w:kern w:val="0"/>
-          <w:sz w:val="21"/>
-          <w:szCs w:val="21"/>
+          <w:sz w:val="19"/>
+          <w:szCs w:val="20"/>
           <w:bdr w:val="none" w:sz="0" w:space="0" w:color="auto" w:frame="1"/>
           <w:lang w:eastAsia="en-IN"/>
           <w14:ligatures w14:val="none"/>
@@ -12676,8 +12758,8 @@
           <w:rFonts w:ascii="inherit" w:eastAsia="Times New Roman" w:hAnsi="inherit" w:cs="Times New Roman"/>
           <w:color w:val="333333"/>
           <w:kern w:val="0"/>
-          <w:sz w:val="21"/>
-          <w:szCs w:val="21"/>
+          <w:sz w:val="19"/>
+          <w:szCs w:val="20"/>
           <w:bdr w:val="none" w:sz="0" w:space="0" w:color="auto" w:frame="1"/>
           <w:lang w:eastAsia="en-IN"/>
           <w14:ligatures w14:val="none"/>
@@ -12689,8 +12771,8 @@
           <w:rFonts w:ascii="inherit" w:eastAsia="Times New Roman" w:hAnsi="inherit" w:cs="Times New Roman"/>
           <w:color w:val="002D7A"/>
           <w:kern w:val="0"/>
-          <w:sz w:val="21"/>
-          <w:szCs w:val="21"/>
+          <w:sz w:val="19"/>
+          <w:szCs w:val="20"/>
           <w:bdr w:val="none" w:sz="0" w:space="0" w:color="auto" w:frame="1"/>
           <w:lang w:eastAsia="en-IN"/>
           <w14:ligatures w14:val="none"/>
@@ -12702,8 +12784,8 @@
           <w:rFonts w:ascii="inherit" w:eastAsia="Times New Roman" w:hAnsi="inherit" w:cs="Times New Roman"/>
           <w:color w:val="333333"/>
           <w:kern w:val="0"/>
-          <w:sz w:val="21"/>
-          <w:szCs w:val="21"/>
+          <w:sz w:val="19"/>
+          <w:szCs w:val="20"/>
           <w:bdr w:val="none" w:sz="0" w:space="0" w:color="auto" w:frame="1"/>
           <w:lang w:eastAsia="en-IN"/>
           <w14:ligatures w14:val="none"/>
@@ -12715,8 +12797,8 @@
           <w:rFonts w:ascii="inherit" w:eastAsia="Times New Roman" w:hAnsi="inherit" w:cs="Times New Roman"/>
           <w:color w:val="006FE0"/>
           <w:kern w:val="0"/>
-          <w:sz w:val="21"/>
-          <w:szCs w:val="21"/>
+          <w:sz w:val="19"/>
+          <w:szCs w:val="20"/>
           <w:bdr w:val="none" w:sz="0" w:space="0" w:color="auto" w:frame="1"/>
           <w:lang w:eastAsia="en-IN"/>
           <w14:ligatures w14:val="none"/>
@@ -12728,8 +12810,8 @@
           <w:rFonts w:ascii="inherit" w:eastAsia="Times New Roman" w:hAnsi="inherit" w:cs="Times New Roman"/>
           <w:color w:val="333333"/>
           <w:kern w:val="0"/>
-          <w:sz w:val="21"/>
-          <w:szCs w:val="21"/>
+          <w:sz w:val="19"/>
+          <w:szCs w:val="20"/>
           <w:bdr w:val="none" w:sz="0" w:space="0" w:color="auto" w:frame="1"/>
           <w:lang w:eastAsia="en-IN"/>
           <w14:ligatures w14:val="none"/>
@@ -12745,19 +12827,19 @@
           <w:rFonts w:ascii="Consolas" w:eastAsia="Times New Roman" w:hAnsi="Consolas" w:cs="Times New Roman"/>
           <w:color w:val="000000"/>
           <w:kern w:val="0"/>
-          <w:sz w:val="21"/>
-          <w:szCs w:val="21"/>
-          <w:lang w:eastAsia="en-IN"/>
-          <w14:ligatures w14:val="none"/>
-        </w:rPr>
-      </w:pPr>
-      <w:r>
-        <w:rPr>
-          <w:rFonts w:ascii="inherit" w:eastAsia="Times New Roman" w:hAnsi="inherit" w:cs="Times New Roman"/>
-          <w:color w:val="006FE0"/>
-          <w:kern w:val="0"/>
-          <w:sz w:val="21"/>
-          <w:szCs w:val="21"/>
+          <w:sz w:val="20"/>
+          <w:szCs w:val="20"/>
+          <w:lang w:eastAsia="en-IN"/>
+          <w14:ligatures w14:val="none"/>
+        </w:rPr>
+      </w:pPr>
+      <w:r>
+        <w:rPr>
+          <w:rFonts w:ascii="inherit" w:eastAsia="Times New Roman" w:hAnsi="inherit" w:cs="Times New Roman"/>
+          <w:color w:val="006FE0"/>
+          <w:kern w:val="0"/>
+          <w:sz w:val="19"/>
+          <w:szCs w:val="20"/>
           <w:bdr w:val="none" w:sz="0" w:space="0" w:color="auto" w:frame="1"/>
           <w:lang w:eastAsia="en-IN"/>
           <w14:ligatures w14:val="none"/>
@@ -12769,8 +12851,8 @@
           <w:rFonts w:ascii="inherit" w:eastAsia="Times New Roman" w:hAnsi="inherit" w:cs="Times New Roman"/>
           <w:color w:val="002D7A"/>
           <w:kern w:val="0"/>
-          <w:sz w:val="21"/>
-          <w:szCs w:val="21"/>
+          <w:sz w:val="19"/>
+          <w:szCs w:val="20"/>
           <w:bdr w:val="none" w:sz="0" w:space="0" w:color="auto" w:frame="1"/>
           <w:lang w:eastAsia="en-IN"/>
           <w14:ligatures w14:val="none"/>
@@ -12782,8 +12864,8 @@
           <w:rFonts w:ascii="inherit" w:eastAsia="Times New Roman" w:hAnsi="inherit" w:cs="Times New Roman"/>
           <w:color w:val="006FE0"/>
           <w:kern w:val="0"/>
-          <w:sz w:val="21"/>
-          <w:szCs w:val="21"/>
+          <w:sz w:val="19"/>
+          <w:szCs w:val="20"/>
           <w:bdr w:val="none" w:sz="0" w:space="0" w:color="auto" w:frame="1"/>
           <w:lang w:eastAsia="en-IN"/>
           <w14:ligatures w14:val="none"/>
@@ -12795,8 +12877,8 @@
           <w:rFonts w:ascii="inherit" w:eastAsia="Times New Roman" w:hAnsi="inherit" w:cs="Times New Roman"/>
           <w:color w:val="002D7A"/>
           <w:kern w:val="0"/>
-          <w:sz w:val="21"/>
-          <w:szCs w:val="21"/>
+          <w:sz w:val="19"/>
+          <w:szCs w:val="20"/>
           <w:bdr w:val="none" w:sz="0" w:space="0" w:color="auto" w:frame="1"/>
           <w:lang w:eastAsia="en-IN"/>
           <w14:ligatures w14:val="none"/>
@@ -12808,8 +12890,8 @@
           <w:rFonts w:ascii="inherit" w:eastAsia="Times New Roman" w:hAnsi="inherit" w:cs="Times New Roman"/>
           <w:color w:val="006FE0"/>
           <w:kern w:val="0"/>
-          <w:sz w:val="21"/>
-          <w:szCs w:val="21"/>
+          <w:sz w:val="19"/>
+          <w:szCs w:val="20"/>
           <w:bdr w:val="none" w:sz="0" w:space="0" w:color="auto" w:frame="1"/>
           <w:lang w:eastAsia="en-IN"/>
           <w14:ligatures w14:val="none"/>
@@ -12821,8 +12903,8 @@
           <w:rFonts w:ascii="inherit" w:eastAsia="Times New Roman" w:hAnsi="inherit" w:cs="Times New Roman"/>
           <w:color w:val="CE0000"/>
           <w:kern w:val="0"/>
-          <w:sz w:val="21"/>
-          <w:szCs w:val="21"/>
+          <w:sz w:val="19"/>
+          <w:szCs w:val="20"/>
           <w:bdr w:val="none" w:sz="0" w:space="0" w:color="auto" w:frame="1"/>
           <w:lang w:eastAsia="en-IN"/>
           <w14:ligatures w14:val="none"/>
@@ -12834,8 +12916,8 @@
           <w:rFonts w:ascii="inherit" w:eastAsia="Times New Roman" w:hAnsi="inherit" w:cs="Times New Roman"/>
           <w:color w:val="333333"/>
           <w:kern w:val="0"/>
-          <w:sz w:val="21"/>
-          <w:szCs w:val="21"/>
+          <w:sz w:val="19"/>
+          <w:szCs w:val="20"/>
           <w:bdr w:val="none" w:sz="0" w:space="0" w:color="auto" w:frame="1"/>
           <w:lang w:eastAsia="en-IN"/>
           <w14:ligatures w14:val="none"/>
@@ -12851,20 +12933,20 @@
           <w:rFonts w:ascii="inherit" w:eastAsia="Times New Roman" w:hAnsi="inherit" w:cs="Times New Roman"/>
           <w:color w:val="333333"/>
           <w:kern w:val="0"/>
-          <w:sz w:val="21"/>
-          <w:szCs w:val="21"/>
-          <w:bdr w:val="none" w:sz="0" w:space="0" w:color="auto" w:frame="1"/>
-          <w:lang w:eastAsia="en-IN"/>
-          <w14:ligatures w14:val="none"/>
-        </w:rPr>
-      </w:pPr>
-      <w:r>
-        <w:rPr>
-          <w:rFonts w:ascii="inherit" w:eastAsia="Times New Roman" w:hAnsi="inherit" w:cs="Times New Roman"/>
-          <w:color w:val="006FE0"/>
-          <w:kern w:val="0"/>
-          <w:sz w:val="21"/>
-          <w:szCs w:val="21"/>
+          <w:sz w:val="19"/>
+          <w:szCs w:val="20"/>
+          <w:bdr w:val="none" w:sz="0" w:space="0" w:color="auto" w:frame="1"/>
+          <w:lang w:eastAsia="en-IN"/>
+          <w14:ligatures w14:val="none"/>
+        </w:rPr>
+      </w:pPr>
+      <w:r>
+        <w:rPr>
+          <w:rFonts w:ascii="inherit" w:eastAsia="Times New Roman" w:hAnsi="inherit" w:cs="Times New Roman"/>
+          <w:color w:val="006FE0"/>
+          <w:kern w:val="0"/>
+          <w:sz w:val="19"/>
+          <w:szCs w:val="20"/>
           <w:bdr w:val="none" w:sz="0" w:space="0" w:color="auto" w:frame="1"/>
           <w:lang w:eastAsia="en-IN"/>
           <w14:ligatures w14:val="none"/>
@@ -12876,8 +12958,8 @@
           <w:rFonts w:ascii="inherit" w:eastAsia="Times New Roman" w:hAnsi="inherit" w:cs="Times New Roman"/>
           <w:color w:val="333333"/>
           <w:kern w:val="0"/>
-          <w:sz w:val="21"/>
-          <w:szCs w:val="21"/>
+          <w:sz w:val="19"/>
+          <w:szCs w:val="20"/>
           <w:bdr w:val="none" w:sz="0" w:space="0" w:color="auto" w:frame="1"/>
           <w:lang w:eastAsia="en-IN"/>
           <w14:ligatures w14:val="none"/>
@@ -12893,12 +12975,24 @@
           <w:rFonts w:ascii="Consolas" w:eastAsia="Times New Roman" w:hAnsi="Consolas" w:cs="Times New Roman"/>
           <w:color w:val="000000"/>
           <w:kern w:val="0"/>
-          <w:sz w:val="21"/>
-          <w:szCs w:val="21"/>
-          <w:lang w:eastAsia="en-IN"/>
-          <w14:ligatures w14:val="none"/>
-        </w:rPr>
-      </w:pPr>
+          <w:sz w:val="20"/>
+          <w:szCs w:val="20"/>
+          <w:lang w:eastAsia="en-IN"/>
+          <w14:ligatures w14:val="none"/>
+        </w:rPr>
+      </w:pPr>
+      <w:r>
+        <w:rPr>
+          <w:rFonts w:ascii="Consolas" w:eastAsia="Times New Roman" w:hAnsi="Consolas" w:cs="Times New Roman"/>
+          <w:color w:val="000000"/>
+          <w:kern w:val="0"/>
+          <w:sz w:val="20"/>
+          <w:szCs w:val="20"/>
+          <w:lang w:eastAsia="en-IN"/>
+          <w14:ligatures w14:val="none"/>
+        </w:rPr>
+        <w:t> </w:t>
+      </w:r>
     </w:p>
     <w:p>
       <w:pPr>
@@ -12908,23 +13002,37 @@
           <w:rFonts w:ascii="Consolas" w:eastAsia="Times New Roman" w:hAnsi="Consolas" w:cs="Times New Roman"/>
           <w:color w:val="000000"/>
           <w:kern w:val="0"/>
-          <w:sz w:val="21"/>
-          <w:szCs w:val="21"/>
-          <w:lang w:eastAsia="en-IN"/>
-          <w14:ligatures w14:val="none"/>
-        </w:rPr>
-      </w:pPr>
-      <w:r>
-        <w:rPr>
-          <w:rFonts w:ascii="Consolas" w:eastAsia="Times New Roman" w:hAnsi="Consolas" w:cs="Times New Roman"/>
-          <w:color w:val="000000"/>
-          <w:kern w:val="0"/>
-          <w:sz w:val="21"/>
-          <w:szCs w:val="21"/>
-          <w:lang w:eastAsia="en-IN"/>
-          <w14:ligatures w14:val="none"/>
-        </w:rPr>
-        <w:t> </w:t>
+          <w:sz w:val="20"/>
+          <w:szCs w:val="20"/>
+          <w:lang w:eastAsia="en-IN"/>
+          <w14:ligatures w14:val="none"/>
+        </w:rPr>
+      </w:pPr>
+      <w:r>
+        <w:rPr>
+          <w:rFonts w:ascii="inherit" w:eastAsia="Times New Roman" w:hAnsi="inherit" w:cs="Times New Roman"/>
+          <w:color w:val="006FE0"/>
+          <w:kern w:val="0"/>
+          <w:sz w:val="19"/>
+          <w:szCs w:val="20"/>
+          <w:bdr w:val="none" w:sz="0" w:space="0" w:color="auto" w:frame="1"/>
+          <w:lang w:eastAsia="en-IN"/>
+          <w14:ligatures w14:val="none"/>
+        </w:rPr>
+        <w:t>            </w:t>
+      </w:r>
+      <w:r>
+        <w:rPr>
+          <w:rFonts w:ascii="inherit" w:eastAsia="Times New Roman" w:hAnsi="inherit" w:cs="Times New Roman"/>
+          <w:color w:val="008200"/>
+          <w:kern w:val="0"/>
+          <w:sz w:val="19"/>
+          <w:szCs w:val="20"/>
+          <w:bdr w:val="none" w:sz="0" w:space="0" w:color="auto" w:frame="1"/>
+          <w:lang w:eastAsia="en-IN"/>
+          <w14:ligatures w14:val="none"/>
+        </w:rPr>
+        <w:t>// if the middle element is greater than the target number,</w:t>
       </w:r>
     </w:p>
     <w:p>
@@ -12935,24 +13043,23 @@
           <w:rFonts w:ascii="Consolas" w:eastAsia="Times New Roman" w:hAnsi="Consolas" w:cs="Times New Roman"/>
           <w:color w:val="000000"/>
           <w:kern w:val="0"/>
-          <w:sz w:val="21"/>
-          <w:szCs w:val="21"/>
-          <w:lang w:eastAsia="en-IN"/>
-          <w14:ligatures w14:val="none"/>
-        </w:rPr>
-      </w:pPr>
-      <w:r>
-        <w:rPr>
-          <w:rFonts w:ascii="inherit" w:eastAsia="Times New Roman" w:hAnsi="inherit" w:cs="Times New Roman"/>
-          <w:color w:val="006FE0"/>
-          <w:kern w:val="0"/>
-          <w:sz w:val="21"/>
-          <w:szCs w:val="21"/>
-          <w:bdr w:val="none" w:sz="0" w:space="0" w:color="auto" w:frame="1"/>
-          <w:lang w:eastAsia="en-IN"/>
-          <w14:ligatures w14:val="none"/>
-        </w:rPr>
-        <w:lastRenderedPageBreak/>
+          <w:sz w:val="20"/>
+          <w:szCs w:val="20"/>
+          <w:lang w:eastAsia="en-IN"/>
+          <w14:ligatures w14:val="none"/>
+        </w:rPr>
+      </w:pPr>
+      <w:r>
+        <w:rPr>
+          <w:rFonts w:ascii="inherit" w:eastAsia="Times New Roman" w:hAnsi="inherit" w:cs="Times New Roman"/>
+          <w:color w:val="006FE0"/>
+          <w:kern w:val="0"/>
+          <w:sz w:val="19"/>
+          <w:szCs w:val="20"/>
+          <w:bdr w:val="none" w:sz="0" w:space="0" w:color="auto" w:frame="1"/>
+          <w:lang w:eastAsia="en-IN"/>
+          <w14:ligatures w14:val="none"/>
+        </w:rPr>
         <w:t>            </w:t>
       </w:r>
       <w:r>
@@ -12960,13 +13067,56 @@
           <w:rFonts w:ascii="inherit" w:eastAsia="Times New Roman" w:hAnsi="inherit" w:cs="Times New Roman"/>
           <w:color w:val="008200"/>
           <w:kern w:val="0"/>
-          <w:sz w:val="21"/>
-          <w:szCs w:val="21"/>
-          <w:bdr w:val="none" w:sz="0" w:space="0" w:color="auto" w:frame="1"/>
-          <w:lang w:eastAsia="en-IN"/>
-          <w14:ligatures w14:val="none"/>
-        </w:rPr>
-        <w:t>// if the middle element is greater than the target number,</w:t>
+          <w:sz w:val="19"/>
+          <w:szCs w:val="20"/>
+          <w:bdr w:val="none" w:sz="0" w:space="0" w:color="auto" w:frame="1"/>
+          <w:lang w:eastAsia="en-IN"/>
+          <w14:ligatures w14:val="none"/>
+        </w:rPr>
+        <w:t xml:space="preserve">// reduce search space to the right subarray </w:t>
+      </w:r>
+      <w:proofErr w:type="spellStart"/>
+      <w:proofErr w:type="gramStart"/>
+      <w:r>
+        <w:rPr>
+          <w:rFonts w:ascii="inherit" w:eastAsia="Times New Roman" w:hAnsi="inherit" w:cs="Times New Roman"/>
+          <w:color w:val="008200"/>
+          <w:kern w:val="0"/>
+          <w:sz w:val="19"/>
+          <w:szCs w:val="20"/>
+          <w:bdr w:val="none" w:sz="0" w:space="0" w:color="auto" w:frame="1"/>
+          <w:lang w:eastAsia="en-IN"/>
+          <w14:ligatures w14:val="none"/>
+        </w:rPr>
+        <w:t>nums</w:t>
+      </w:r>
+      <w:proofErr w:type="spellEnd"/>
+      <w:r>
+        <w:rPr>
+          <w:rFonts w:ascii="inherit" w:eastAsia="Times New Roman" w:hAnsi="inherit" w:cs="Times New Roman"/>
+          <w:color w:val="008200"/>
+          <w:kern w:val="0"/>
+          <w:sz w:val="19"/>
+          <w:szCs w:val="20"/>
+          <w:bdr w:val="none" w:sz="0" w:space="0" w:color="auto" w:frame="1"/>
+          <w:lang w:eastAsia="en-IN"/>
+          <w14:ligatures w14:val="none"/>
+        </w:rPr>
+        <w:t>[</w:t>
+      </w:r>
+      <w:proofErr w:type="gramEnd"/>
+      <w:r>
+        <w:rPr>
+          <w:rFonts w:ascii="inherit" w:eastAsia="Times New Roman" w:hAnsi="inherit" w:cs="Times New Roman"/>
+          <w:color w:val="008200"/>
+          <w:kern w:val="0"/>
+          <w:sz w:val="19"/>
+          <w:szCs w:val="20"/>
+          <w:bdr w:val="none" w:sz="0" w:space="0" w:color="auto" w:frame="1"/>
+          <w:lang w:eastAsia="en-IN"/>
+          <w14:ligatures w14:val="none"/>
+        </w:rPr>
+        <w:t>left…mid-2]</w:t>
       </w:r>
     </w:p>
     <w:p>
@@ -12977,19 +13127,19 @@
           <w:rFonts w:ascii="Consolas" w:eastAsia="Times New Roman" w:hAnsi="Consolas" w:cs="Times New Roman"/>
           <w:color w:val="000000"/>
           <w:kern w:val="0"/>
-          <w:sz w:val="21"/>
-          <w:szCs w:val="21"/>
-          <w:lang w:eastAsia="en-IN"/>
-          <w14:ligatures w14:val="none"/>
-        </w:rPr>
-      </w:pPr>
-      <w:r>
-        <w:rPr>
-          <w:rFonts w:ascii="inherit" w:eastAsia="Times New Roman" w:hAnsi="inherit" w:cs="Times New Roman"/>
-          <w:color w:val="006FE0"/>
-          <w:kern w:val="0"/>
-          <w:sz w:val="21"/>
-          <w:szCs w:val="21"/>
+          <w:sz w:val="20"/>
+          <w:szCs w:val="20"/>
+          <w:lang w:eastAsia="en-IN"/>
+          <w14:ligatures w14:val="none"/>
+        </w:rPr>
+      </w:pPr>
+      <w:r>
+        <w:rPr>
+          <w:rFonts w:ascii="inherit" w:eastAsia="Times New Roman" w:hAnsi="inherit" w:cs="Times New Roman"/>
+          <w:color w:val="006FE0"/>
+          <w:kern w:val="0"/>
+          <w:sz w:val="19"/>
+          <w:szCs w:val="20"/>
           <w:bdr w:val="none" w:sz="0" w:space="0" w:color="auto" w:frame="1"/>
           <w:lang w:eastAsia="en-IN"/>
           <w14:ligatures w14:val="none"/>
@@ -12999,58 +13149,41 @@
       <w:r>
         <w:rPr>
           <w:rFonts w:ascii="inherit" w:eastAsia="Times New Roman" w:hAnsi="inherit" w:cs="Times New Roman"/>
-          <w:color w:val="008200"/>
-          <w:kern w:val="0"/>
-          <w:sz w:val="21"/>
-          <w:szCs w:val="21"/>
-          <w:bdr w:val="none" w:sz="0" w:space="0" w:color="auto" w:frame="1"/>
-          <w:lang w:eastAsia="en-IN"/>
-          <w14:ligatures w14:val="none"/>
-        </w:rPr>
-        <w:t xml:space="preserve">// reduce search space to the right subarray </w:t>
-      </w:r>
-      <w:proofErr w:type="spellStart"/>
-      <w:proofErr w:type="gramStart"/>
-      <w:r>
-        <w:rPr>
-          <w:rFonts w:ascii="inherit" w:eastAsia="Times New Roman" w:hAnsi="inherit" w:cs="Times New Roman"/>
-          <w:color w:val="008200"/>
-          <w:kern w:val="0"/>
-          <w:sz w:val="21"/>
-          <w:szCs w:val="21"/>
-          <w:bdr w:val="none" w:sz="0" w:space="0" w:color="auto" w:frame="1"/>
-          <w:lang w:eastAsia="en-IN"/>
-          <w14:ligatures w14:val="none"/>
-        </w:rPr>
-        <w:t>nums</w:t>
-      </w:r>
-      <w:proofErr w:type="spellEnd"/>
-      <w:r>
-        <w:rPr>
-          <w:rFonts w:ascii="inherit" w:eastAsia="Times New Roman" w:hAnsi="inherit" w:cs="Times New Roman"/>
-          <w:color w:val="008200"/>
-          <w:kern w:val="0"/>
-          <w:sz w:val="21"/>
-          <w:szCs w:val="21"/>
-          <w:bdr w:val="none" w:sz="0" w:space="0" w:color="auto" w:frame="1"/>
-          <w:lang w:eastAsia="en-IN"/>
-          <w14:ligatures w14:val="none"/>
-        </w:rPr>
-        <w:t>[</w:t>
-      </w:r>
-      <w:proofErr w:type="gramEnd"/>
-      <w:r>
-        <w:rPr>
-          <w:rFonts w:ascii="inherit" w:eastAsia="Times New Roman" w:hAnsi="inherit" w:cs="Times New Roman"/>
-          <w:color w:val="008200"/>
-          <w:kern w:val="0"/>
-          <w:sz w:val="21"/>
-          <w:szCs w:val="21"/>
-          <w:bdr w:val="none" w:sz="0" w:space="0" w:color="auto" w:frame="1"/>
-          <w:lang w:eastAsia="en-IN"/>
-          <w14:ligatures w14:val="none"/>
-        </w:rPr>
-        <w:t>left…mid-2]</w:t>
+          <w:color w:val="800080"/>
+          <w:kern w:val="0"/>
+          <w:sz w:val="19"/>
+          <w:szCs w:val="20"/>
+          <w:bdr w:val="none" w:sz="0" w:space="0" w:color="auto" w:frame="1"/>
+          <w:lang w:eastAsia="en-IN"/>
+          <w14:ligatures w14:val="none"/>
+        </w:rPr>
+        <w:t>else</w:t>
+      </w:r>
+      <w:r>
+        <w:rPr>
+          <w:rFonts w:ascii="inherit" w:eastAsia="Times New Roman" w:hAnsi="inherit" w:cs="Times New Roman"/>
+          <w:color w:val="006FE0"/>
+          <w:kern w:val="0"/>
+          <w:sz w:val="19"/>
+          <w:szCs w:val="20"/>
+          <w:bdr w:val="none" w:sz="0" w:space="0" w:color="auto" w:frame="1"/>
+          <w:lang w:eastAsia="en-IN"/>
+          <w14:ligatures w14:val="none"/>
+        </w:rPr>
+        <w:t xml:space="preserve"> </w:t>
+      </w:r>
+      <w:r>
+        <w:rPr>
+          <w:rFonts w:ascii="inherit" w:eastAsia="Times New Roman" w:hAnsi="inherit" w:cs="Times New Roman"/>
+          <w:color w:val="333333"/>
+          <w:kern w:val="0"/>
+          <w:sz w:val="19"/>
+          <w:szCs w:val="20"/>
+          <w:bdr w:val="none" w:sz="0" w:space="0" w:color="auto" w:frame="1"/>
+          <w:lang w:eastAsia="en-IN"/>
+          <w14:ligatures w14:val="none"/>
+        </w:rPr>
+        <w:t>{</w:t>
       </w:r>
     </w:p>
     <w:p>
@@ -13061,63 +13194,102 @@
           <w:rFonts w:ascii="Consolas" w:eastAsia="Times New Roman" w:hAnsi="Consolas" w:cs="Times New Roman"/>
           <w:color w:val="000000"/>
           <w:kern w:val="0"/>
-          <w:sz w:val="21"/>
-          <w:szCs w:val="21"/>
-          <w:lang w:eastAsia="en-IN"/>
-          <w14:ligatures w14:val="none"/>
-        </w:rPr>
-      </w:pPr>
-      <w:r>
-        <w:rPr>
-          <w:rFonts w:ascii="inherit" w:eastAsia="Times New Roman" w:hAnsi="inherit" w:cs="Times New Roman"/>
-          <w:color w:val="006FE0"/>
-          <w:kern w:val="0"/>
-          <w:sz w:val="21"/>
-          <w:szCs w:val="21"/>
-          <w:bdr w:val="none" w:sz="0" w:space="0" w:color="auto" w:frame="1"/>
-          <w:lang w:eastAsia="en-IN"/>
-          <w14:ligatures w14:val="none"/>
-        </w:rPr>
-        <w:t>            </w:t>
-      </w:r>
-      <w:r>
-        <w:rPr>
-          <w:rFonts w:ascii="inherit" w:eastAsia="Times New Roman" w:hAnsi="inherit" w:cs="Times New Roman"/>
-          <w:color w:val="800080"/>
-          <w:kern w:val="0"/>
-          <w:sz w:val="21"/>
-          <w:szCs w:val="21"/>
-          <w:bdr w:val="none" w:sz="0" w:space="0" w:color="auto" w:frame="1"/>
-          <w:lang w:eastAsia="en-IN"/>
-          <w14:ligatures w14:val="none"/>
-        </w:rPr>
-        <w:t>else</w:t>
-      </w:r>
-      <w:r>
-        <w:rPr>
-          <w:rFonts w:ascii="inherit" w:eastAsia="Times New Roman" w:hAnsi="inherit" w:cs="Times New Roman"/>
-          <w:color w:val="006FE0"/>
-          <w:kern w:val="0"/>
-          <w:sz w:val="21"/>
-          <w:szCs w:val="21"/>
-          <w:bdr w:val="none" w:sz="0" w:space="0" w:color="auto" w:frame="1"/>
-          <w:lang w:eastAsia="en-IN"/>
-          <w14:ligatures w14:val="none"/>
-        </w:rPr>
-        <w:t xml:space="preserve"> </w:t>
-      </w:r>
-      <w:r>
-        <w:rPr>
-          <w:rFonts w:ascii="inherit" w:eastAsia="Times New Roman" w:hAnsi="inherit" w:cs="Times New Roman"/>
-          <w:color w:val="333333"/>
-          <w:kern w:val="0"/>
-          <w:sz w:val="21"/>
-          <w:szCs w:val="21"/>
-          <w:bdr w:val="none" w:sz="0" w:space="0" w:color="auto" w:frame="1"/>
-          <w:lang w:eastAsia="en-IN"/>
-          <w14:ligatures w14:val="none"/>
-        </w:rPr>
-        <w:t>{</w:t>
+          <w:sz w:val="20"/>
+          <w:szCs w:val="20"/>
+          <w:lang w:eastAsia="en-IN"/>
+          <w14:ligatures w14:val="none"/>
+        </w:rPr>
+      </w:pPr>
+      <w:r>
+        <w:rPr>
+          <w:rFonts w:ascii="inherit" w:eastAsia="Times New Roman" w:hAnsi="inherit" w:cs="Times New Roman"/>
+          <w:color w:val="006FE0"/>
+          <w:kern w:val="0"/>
+          <w:sz w:val="19"/>
+          <w:szCs w:val="20"/>
+          <w:bdr w:val="none" w:sz="0" w:space="0" w:color="auto" w:frame="1"/>
+          <w:lang w:eastAsia="en-IN"/>
+          <w14:ligatures w14:val="none"/>
+        </w:rPr>
+        <w:t>                </w:t>
+      </w:r>
+      <w:r>
+        <w:rPr>
+          <w:rFonts w:ascii="inherit" w:eastAsia="Times New Roman" w:hAnsi="inherit" w:cs="Times New Roman"/>
+          <w:color w:val="002D7A"/>
+          <w:kern w:val="0"/>
+          <w:sz w:val="19"/>
+          <w:szCs w:val="20"/>
+          <w:bdr w:val="none" w:sz="0" w:space="0" w:color="auto" w:frame="1"/>
+          <w:lang w:eastAsia="en-IN"/>
+          <w14:ligatures w14:val="none"/>
+        </w:rPr>
+        <w:t>right</w:t>
+      </w:r>
+      <w:r>
+        <w:rPr>
+          <w:rFonts w:ascii="inherit" w:eastAsia="Times New Roman" w:hAnsi="inherit" w:cs="Times New Roman"/>
+          <w:color w:val="006FE0"/>
+          <w:kern w:val="0"/>
+          <w:sz w:val="19"/>
+          <w:szCs w:val="20"/>
+          <w:bdr w:val="none" w:sz="0" w:space="0" w:color="auto" w:frame="1"/>
+          <w:lang w:eastAsia="en-IN"/>
+          <w14:ligatures w14:val="none"/>
+        </w:rPr>
+        <w:t xml:space="preserve"> = </w:t>
+      </w:r>
+      <w:r>
+        <w:rPr>
+          <w:rFonts w:ascii="inherit" w:eastAsia="Times New Roman" w:hAnsi="inherit" w:cs="Times New Roman"/>
+          <w:color w:val="002D7A"/>
+          <w:kern w:val="0"/>
+          <w:sz w:val="19"/>
+          <w:szCs w:val="20"/>
+          <w:bdr w:val="none" w:sz="0" w:space="0" w:color="auto" w:frame="1"/>
+          <w:lang w:eastAsia="en-IN"/>
+          <w14:ligatures w14:val="none"/>
+        </w:rPr>
+        <w:t>mid</w:t>
+      </w:r>
+      <w:r>
+        <w:rPr>
+          <w:rFonts w:ascii="inherit" w:eastAsia="Times New Roman" w:hAnsi="inherit" w:cs="Times New Roman"/>
+          <w:color w:val="006FE0"/>
+          <w:kern w:val="0"/>
+          <w:sz w:val="19"/>
+          <w:szCs w:val="20"/>
+          <w:bdr w:val="none" w:sz="0" w:space="0" w:color="auto" w:frame="1"/>
+          <w:lang w:eastAsia="en-IN"/>
+          <w14:ligatures w14:val="none"/>
+        </w:rPr>
+        <w:t xml:space="preserve"> - </w:t>
+      </w:r>
+      <w:r>
+        <w:rPr>
+          <w:rFonts w:ascii="inherit" w:eastAsia="Times New Roman" w:hAnsi="inherit" w:cs="Times New Roman"/>
+          <w:color w:val="CE0000"/>
+          <w:kern w:val="0"/>
+          <w:sz w:val="19"/>
+          <w:szCs w:val="20"/>
+          <w:bdr w:val="none" w:sz="0" w:space="0" w:color="auto" w:frame="1"/>
+          <w:lang w:eastAsia="en-IN"/>
+          <w14:ligatures w14:val="none"/>
+        </w:rPr>
+        <w:t>2</w:t>
+      </w:r>
+      <w:r>
+        <w:rPr>
+          <w:rFonts w:ascii="inherit" w:eastAsia="Times New Roman" w:hAnsi="inherit" w:cs="Times New Roman"/>
+          <w:color w:val="333333"/>
+          <w:kern w:val="0"/>
+          <w:sz w:val="19"/>
+          <w:szCs w:val="20"/>
+          <w:bdr w:val="none" w:sz="0" w:space="0" w:color="auto" w:frame="1"/>
+          <w:lang w:eastAsia="en-IN"/>
+          <w14:ligatures w14:val="none"/>
+        </w:rPr>
+        <w:t>;</w:t>
       </w:r>
     </w:p>
     <w:p>
@@ -13128,102 +13300,37 @@
           <w:rFonts w:ascii="Consolas" w:eastAsia="Times New Roman" w:hAnsi="Consolas" w:cs="Times New Roman"/>
           <w:color w:val="000000"/>
           <w:kern w:val="0"/>
-          <w:sz w:val="21"/>
-          <w:szCs w:val="21"/>
-          <w:lang w:eastAsia="en-IN"/>
-          <w14:ligatures w14:val="none"/>
-        </w:rPr>
-      </w:pPr>
-      <w:r>
-        <w:rPr>
-          <w:rFonts w:ascii="inherit" w:eastAsia="Times New Roman" w:hAnsi="inherit" w:cs="Times New Roman"/>
-          <w:color w:val="006FE0"/>
-          <w:kern w:val="0"/>
-          <w:sz w:val="21"/>
-          <w:szCs w:val="21"/>
-          <w:bdr w:val="none" w:sz="0" w:space="0" w:color="auto" w:frame="1"/>
-          <w:lang w:eastAsia="en-IN"/>
-          <w14:ligatures w14:val="none"/>
-        </w:rPr>
-        <w:t>                </w:t>
-      </w:r>
-      <w:r>
-        <w:rPr>
-          <w:rFonts w:ascii="inherit" w:eastAsia="Times New Roman" w:hAnsi="inherit" w:cs="Times New Roman"/>
-          <w:color w:val="002D7A"/>
-          <w:kern w:val="0"/>
-          <w:sz w:val="21"/>
-          <w:szCs w:val="21"/>
-          <w:bdr w:val="none" w:sz="0" w:space="0" w:color="auto" w:frame="1"/>
-          <w:lang w:eastAsia="en-IN"/>
-          <w14:ligatures w14:val="none"/>
-        </w:rPr>
-        <w:t>right</w:t>
-      </w:r>
-      <w:r>
-        <w:rPr>
-          <w:rFonts w:ascii="inherit" w:eastAsia="Times New Roman" w:hAnsi="inherit" w:cs="Times New Roman"/>
-          <w:color w:val="006FE0"/>
-          <w:kern w:val="0"/>
-          <w:sz w:val="21"/>
-          <w:szCs w:val="21"/>
-          <w:bdr w:val="none" w:sz="0" w:space="0" w:color="auto" w:frame="1"/>
-          <w:lang w:eastAsia="en-IN"/>
-          <w14:ligatures w14:val="none"/>
-        </w:rPr>
-        <w:t xml:space="preserve"> = </w:t>
-      </w:r>
-      <w:r>
-        <w:rPr>
-          <w:rFonts w:ascii="inherit" w:eastAsia="Times New Roman" w:hAnsi="inherit" w:cs="Times New Roman"/>
-          <w:color w:val="002D7A"/>
-          <w:kern w:val="0"/>
-          <w:sz w:val="21"/>
-          <w:szCs w:val="21"/>
-          <w:bdr w:val="none" w:sz="0" w:space="0" w:color="auto" w:frame="1"/>
-          <w:lang w:eastAsia="en-IN"/>
-          <w14:ligatures w14:val="none"/>
-        </w:rPr>
-        <w:t>mid</w:t>
-      </w:r>
-      <w:r>
-        <w:rPr>
-          <w:rFonts w:ascii="inherit" w:eastAsia="Times New Roman" w:hAnsi="inherit" w:cs="Times New Roman"/>
-          <w:color w:val="006FE0"/>
-          <w:kern w:val="0"/>
-          <w:sz w:val="21"/>
-          <w:szCs w:val="21"/>
-          <w:bdr w:val="none" w:sz="0" w:space="0" w:color="auto" w:frame="1"/>
-          <w:lang w:eastAsia="en-IN"/>
-          <w14:ligatures w14:val="none"/>
-        </w:rPr>
-        <w:t xml:space="preserve"> - </w:t>
-      </w:r>
-      <w:r>
-        <w:rPr>
-          <w:rFonts w:ascii="inherit" w:eastAsia="Times New Roman" w:hAnsi="inherit" w:cs="Times New Roman"/>
-          <w:color w:val="CE0000"/>
-          <w:kern w:val="0"/>
-          <w:sz w:val="21"/>
-          <w:szCs w:val="21"/>
-          <w:bdr w:val="none" w:sz="0" w:space="0" w:color="auto" w:frame="1"/>
-          <w:lang w:eastAsia="en-IN"/>
-          <w14:ligatures w14:val="none"/>
-        </w:rPr>
-        <w:t>2</w:t>
-      </w:r>
-      <w:r>
-        <w:rPr>
-          <w:rFonts w:ascii="inherit" w:eastAsia="Times New Roman" w:hAnsi="inherit" w:cs="Times New Roman"/>
-          <w:color w:val="333333"/>
-          <w:kern w:val="0"/>
-          <w:sz w:val="21"/>
-          <w:szCs w:val="21"/>
-          <w:bdr w:val="none" w:sz="0" w:space="0" w:color="auto" w:frame="1"/>
-          <w:lang w:eastAsia="en-IN"/>
-          <w14:ligatures w14:val="none"/>
-        </w:rPr>
-        <w:t>;</w:t>
+          <w:sz w:val="20"/>
+          <w:szCs w:val="20"/>
+          <w:lang w:eastAsia="en-IN"/>
+          <w14:ligatures w14:val="none"/>
+        </w:rPr>
+      </w:pPr>
+      <w:r>
+        <w:rPr>
+          <w:rFonts w:ascii="inherit" w:eastAsia="Times New Roman" w:hAnsi="inherit" w:cs="Times New Roman"/>
+          <w:color w:val="006FE0"/>
+          <w:kern w:val="0"/>
+          <w:sz w:val="19"/>
+          <w:szCs w:val="20"/>
+          <w:bdr w:val="none" w:sz="0" w:space="0" w:color="auto" w:frame="1"/>
+          <w:lang w:eastAsia="en-IN"/>
+          <w14:ligatures w14:val="none"/>
+        </w:rPr>
+        <w:t>            </w:t>
+      </w:r>
+      <w:r>
+        <w:rPr>
+          <w:rFonts w:ascii="inherit" w:eastAsia="Times New Roman" w:hAnsi="inherit" w:cs="Times New Roman"/>
+          <w:color w:val="333333"/>
+          <w:kern w:val="0"/>
+          <w:sz w:val="19"/>
+          <w:szCs w:val="20"/>
+          <w:bdr w:val="none" w:sz="0" w:space="0" w:color="auto" w:frame="1"/>
+          <w:lang w:eastAsia="en-IN"/>
+          <w14:ligatures w14:val="none"/>
+        </w:rPr>
+        <w:t>}</w:t>
       </w:r>
     </w:p>
     <w:p>
@@ -13234,37 +13341,50 @@
           <w:rFonts w:ascii="Consolas" w:eastAsia="Times New Roman" w:hAnsi="Consolas" w:cs="Times New Roman"/>
           <w:color w:val="000000"/>
           <w:kern w:val="0"/>
-          <w:sz w:val="21"/>
-          <w:szCs w:val="21"/>
-          <w:lang w:eastAsia="en-IN"/>
-          <w14:ligatures w14:val="none"/>
-        </w:rPr>
-      </w:pPr>
-      <w:r>
-        <w:rPr>
-          <w:rFonts w:ascii="inherit" w:eastAsia="Times New Roman" w:hAnsi="inherit" w:cs="Times New Roman"/>
-          <w:color w:val="006FE0"/>
-          <w:kern w:val="0"/>
-          <w:sz w:val="21"/>
-          <w:szCs w:val="21"/>
-          <w:bdr w:val="none" w:sz="0" w:space="0" w:color="auto" w:frame="1"/>
-          <w:lang w:eastAsia="en-IN"/>
-          <w14:ligatures w14:val="none"/>
-        </w:rPr>
-        <w:t>            </w:t>
-      </w:r>
-      <w:r>
-        <w:rPr>
-          <w:rFonts w:ascii="inherit" w:eastAsia="Times New Roman" w:hAnsi="inherit" w:cs="Times New Roman"/>
-          <w:color w:val="333333"/>
-          <w:kern w:val="0"/>
-          <w:sz w:val="21"/>
-          <w:szCs w:val="21"/>
+          <w:sz w:val="20"/>
+          <w:szCs w:val="20"/>
+          <w:lang w:eastAsia="en-IN"/>
+          <w14:ligatures w14:val="none"/>
+        </w:rPr>
+      </w:pPr>
+      <w:r>
+        <w:rPr>
+          <w:rFonts w:ascii="inherit" w:eastAsia="Times New Roman" w:hAnsi="inherit" w:cs="Times New Roman"/>
+          <w:color w:val="006FE0"/>
+          <w:kern w:val="0"/>
+          <w:sz w:val="19"/>
+          <w:szCs w:val="20"/>
+          <w:bdr w:val="none" w:sz="0" w:space="0" w:color="auto" w:frame="1"/>
+          <w:lang w:eastAsia="en-IN"/>
+          <w14:ligatures w14:val="none"/>
+        </w:rPr>
+        <w:t>        </w:t>
+      </w:r>
+      <w:r>
+        <w:rPr>
+          <w:rFonts w:ascii="inherit" w:eastAsia="Times New Roman" w:hAnsi="inherit" w:cs="Times New Roman"/>
+          <w:color w:val="333333"/>
+          <w:kern w:val="0"/>
+          <w:sz w:val="19"/>
+          <w:szCs w:val="20"/>
           <w:bdr w:val="none" w:sz="0" w:space="0" w:color="auto" w:frame="1"/>
           <w:lang w:eastAsia="en-IN"/>
           <w14:ligatures w14:val="none"/>
         </w:rPr>
         <w:t>}</w:t>
+      </w:r>
+      <w:r>
+        <w:rPr>
+          <w:rFonts w:ascii="inherit" w:eastAsia="Times New Roman" w:hAnsi="inherit" w:cs="Times New Roman"/>
+          <w:color w:val="333333"/>
+          <w:kern w:val="0"/>
+          <w:sz w:val="19"/>
+          <w:szCs w:val="20"/>
+          <w:bdr w:val="none" w:sz="0" w:space="0" w:color="auto" w:frame="1"/>
+          <w:lang w:eastAsia="en-IN"/>
+          <w14:ligatures w14:val="none"/>
+        </w:rPr>
+        <w:t>//while loop closed</w:t>
       </w:r>
     </w:p>
     <w:p>
@@ -13275,50 +13395,23 @@
           <w:rFonts w:ascii="Consolas" w:eastAsia="Times New Roman" w:hAnsi="Consolas" w:cs="Times New Roman"/>
           <w:color w:val="000000"/>
           <w:kern w:val="0"/>
-          <w:sz w:val="21"/>
-          <w:szCs w:val="21"/>
-          <w:lang w:eastAsia="en-IN"/>
-          <w14:ligatures w14:val="none"/>
-        </w:rPr>
-      </w:pPr>
-      <w:r>
-        <w:rPr>
-          <w:rFonts w:ascii="inherit" w:eastAsia="Times New Roman" w:hAnsi="inherit" w:cs="Times New Roman"/>
-          <w:color w:val="006FE0"/>
-          <w:kern w:val="0"/>
-          <w:sz w:val="21"/>
-          <w:szCs w:val="21"/>
-          <w:bdr w:val="none" w:sz="0" w:space="0" w:color="auto" w:frame="1"/>
-          <w:lang w:eastAsia="en-IN"/>
-          <w14:ligatures w14:val="none"/>
-        </w:rPr>
-        <w:t>        </w:t>
-      </w:r>
-      <w:r>
-        <w:rPr>
-          <w:rFonts w:ascii="inherit" w:eastAsia="Times New Roman" w:hAnsi="inherit" w:cs="Times New Roman"/>
-          <w:color w:val="333333"/>
-          <w:kern w:val="0"/>
-          <w:sz w:val="21"/>
-          <w:szCs w:val="21"/>
-          <w:bdr w:val="none" w:sz="0" w:space="0" w:color="auto" w:frame="1"/>
-          <w:lang w:eastAsia="en-IN"/>
-          <w14:ligatures w14:val="none"/>
-        </w:rPr>
-        <w:t>}</w:t>
-      </w:r>
-      <w:r>
-        <w:rPr>
-          <w:rFonts w:ascii="inherit" w:eastAsia="Times New Roman" w:hAnsi="inherit" w:cs="Times New Roman"/>
-          <w:color w:val="333333"/>
-          <w:kern w:val="0"/>
-          <w:sz w:val="21"/>
-          <w:szCs w:val="21"/>
-          <w:bdr w:val="none" w:sz="0" w:space="0" w:color="auto" w:frame="1"/>
-          <w:lang w:eastAsia="en-IN"/>
-          <w14:ligatures w14:val="none"/>
-        </w:rPr>
-        <w:t>//while loop closed</w:t>
+          <w:sz w:val="20"/>
+          <w:szCs w:val="20"/>
+          <w:lang w:eastAsia="en-IN"/>
+          <w14:ligatures w14:val="none"/>
+        </w:rPr>
+      </w:pPr>
+      <w:r>
+        <w:rPr>
+          <w:rFonts w:ascii="Consolas" w:eastAsia="Times New Roman" w:hAnsi="Consolas" w:cs="Times New Roman"/>
+          <w:color w:val="000000"/>
+          <w:kern w:val="0"/>
+          <w:sz w:val="20"/>
+          <w:szCs w:val="20"/>
+          <w:lang w:eastAsia="en-IN"/>
+          <w14:ligatures w14:val="none"/>
+        </w:rPr>
+        <w:t> </w:t>
       </w:r>
     </w:p>
     <w:p>
@@ -13329,23 +13422,37 @@
           <w:rFonts w:ascii="Consolas" w:eastAsia="Times New Roman" w:hAnsi="Consolas" w:cs="Times New Roman"/>
           <w:color w:val="000000"/>
           <w:kern w:val="0"/>
-          <w:sz w:val="21"/>
-          <w:szCs w:val="21"/>
-          <w:lang w:eastAsia="en-IN"/>
-          <w14:ligatures w14:val="none"/>
-        </w:rPr>
-      </w:pPr>
-      <w:r>
-        <w:rPr>
-          <w:rFonts w:ascii="Consolas" w:eastAsia="Times New Roman" w:hAnsi="Consolas" w:cs="Times New Roman"/>
-          <w:color w:val="000000"/>
-          <w:kern w:val="0"/>
-          <w:sz w:val="21"/>
-          <w:szCs w:val="21"/>
-          <w:lang w:eastAsia="en-IN"/>
-          <w14:ligatures w14:val="none"/>
-        </w:rPr>
-        <w:t> </w:t>
+          <w:sz w:val="20"/>
+          <w:szCs w:val="20"/>
+          <w:lang w:eastAsia="en-IN"/>
+          <w14:ligatures w14:val="none"/>
+        </w:rPr>
+      </w:pPr>
+      <w:r>
+        <w:rPr>
+          <w:rFonts w:ascii="inherit" w:eastAsia="Times New Roman" w:hAnsi="inherit" w:cs="Times New Roman"/>
+          <w:color w:val="006FE0"/>
+          <w:kern w:val="0"/>
+          <w:sz w:val="19"/>
+          <w:szCs w:val="20"/>
+          <w:bdr w:val="none" w:sz="0" w:space="0" w:color="auto" w:frame="1"/>
+          <w:lang w:eastAsia="en-IN"/>
+          <w14:ligatures w14:val="none"/>
+        </w:rPr>
+        <w:t>        </w:t>
+      </w:r>
+      <w:r>
+        <w:rPr>
+          <w:rFonts w:ascii="inherit" w:eastAsia="Times New Roman" w:hAnsi="inherit" w:cs="Times New Roman"/>
+          <w:color w:val="008200"/>
+          <w:kern w:val="0"/>
+          <w:sz w:val="19"/>
+          <w:szCs w:val="20"/>
+          <w:bdr w:val="none" w:sz="0" w:space="0" w:color="auto" w:frame="1"/>
+          <w:lang w:eastAsia="en-IN"/>
+          <w14:ligatures w14:val="none"/>
+        </w:rPr>
+        <w:t>// invalid input or number is not present in the array</w:t>
       </w:r>
     </w:p>
     <w:p>
@@ -13356,19 +13463,19 @@
           <w:rFonts w:ascii="Consolas" w:eastAsia="Times New Roman" w:hAnsi="Consolas" w:cs="Times New Roman"/>
           <w:color w:val="000000"/>
           <w:kern w:val="0"/>
-          <w:sz w:val="21"/>
-          <w:szCs w:val="21"/>
-          <w:lang w:eastAsia="en-IN"/>
-          <w14:ligatures w14:val="none"/>
-        </w:rPr>
-      </w:pPr>
-      <w:r>
-        <w:rPr>
-          <w:rFonts w:ascii="inherit" w:eastAsia="Times New Roman" w:hAnsi="inherit" w:cs="Times New Roman"/>
-          <w:color w:val="006FE0"/>
-          <w:kern w:val="0"/>
-          <w:sz w:val="21"/>
-          <w:szCs w:val="21"/>
+          <w:sz w:val="20"/>
+          <w:szCs w:val="20"/>
+          <w:lang w:eastAsia="en-IN"/>
+          <w14:ligatures w14:val="none"/>
+        </w:rPr>
+      </w:pPr>
+      <w:r>
+        <w:rPr>
+          <w:rFonts w:ascii="inherit" w:eastAsia="Times New Roman" w:hAnsi="inherit" w:cs="Times New Roman"/>
+          <w:color w:val="006FE0"/>
+          <w:kern w:val="0"/>
+          <w:sz w:val="19"/>
+          <w:szCs w:val="20"/>
           <w:bdr w:val="none" w:sz="0" w:space="0" w:color="auto" w:frame="1"/>
           <w:lang w:eastAsia="en-IN"/>
           <w14:ligatures w14:val="none"/>
@@ -13378,15 +13485,54 @@
       <w:r>
         <w:rPr>
           <w:rFonts w:ascii="inherit" w:eastAsia="Times New Roman" w:hAnsi="inherit" w:cs="Times New Roman"/>
-          <w:color w:val="008200"/>
-          <w:kern w:val="0"/>
-          <w:sz w:val="21"/>
-          <w:szCs w:val="21"/>
-          <w:bdr w:val="none" w:sz="0" w:space="0" w:color="auto" w:frame="1"/>
-          <w:lang w:eastAsia="en-IN"/>
-          <w14:ligatures w14:val="none"/>
-        </w:rPr>
-        <w:t>// invalid input or number is not present in the array</w:t>
+          <w:color w:val="800080"/>
+          <w:kern w:val="0"/>
+          <w:sz w:val="19"/>
+          <w:szCs w:val="20"/>
+          <w:bdr w:val="none" w:sz="0" w:space="0" w:color="auto" w:frame="1"/>
+          <w:lang w:eastAsia="en-IN"/>
+          <w14:ligatures w14:val="none"/>
+        </w:rPr>
+        <w:t>return</w:t>
+      </w:r>
+      <w:r>
+        <w:rPr>
+          <w:rFonts w:ascii="inherit" w:eastAsia="Times New Roman" w:hAnsi="inherit" w:cs="Times New Roman"/>
+          <w:color w:val="006FE0"/>
+          <w:kern w:val="0"/>
+          <w:sz w:val="19"/>
+          <w:szCs w:val="20"/>
+          <w:bdr w:val="none" w:sz="0" w:space="0" w:color="auto" w:frame="1"/>
+          <w:lang w:eastAsia="en-IN"/>
+          <w14:ligatures w14:val="none"/>
+        </w:rPr>
+        <w:t xml:space="preserve"> -</w:t>
+      </w:r>
+      <w:r>
+        <w:rPr>
+          <w:rFonts w:ascii="inherit" w:eastAsia="Times New Roman" w:hAnsi="inherit" w:cs="Times New Roman"/>
+          <w:color w:val="CE0000"/>
+          <w:kern w:val="0"/>
+          <w:sz w:val="19"/>
+          <w:szCs w:val="20"/>
+          <w:bdr w:val="none" w:sz="0" w:space="0" w:color="auto" w:frame="1"/>
+          <w:lang w:eastAsia="en-IN"/>
+          <w14:ligatures w14:val="none"/>
+        </w:rPr>
+        <w:t>1</w:t>
+      </w:r>
+      <w:r>
+        <w:rPr>
+          <w:rFonts w:ascii="inherit" w:eastAsia="Times New Roman" w:hAnsi="inherit" w:cs="Times New Roman"/>
+          <w:color w:val="333333"/>
+          <w:kern w:val="0"/>
+          <w:sz w:val="19"/>
+          <w:szCs w:val="20"/>
+          <w:bdr w:val="none" w:sz="0" w:space="0" w:color="auto" w:frame="1"/>
+          <w:lang w:eastAsia="en-IN"/>
+          <w14:ligatures w14:val="none"/>
+        </w:rPr>
+        <w:t>;</w:t>
       </w:r>
     </w:p>
     <w:p>
@@ -13397,99 +13543,19 @@
           <w:rFonts w:ascii="Consolas" w:eastAsia="Times New Roman" w:hAnsi="Consolas" w:cs="Times New Roman"/>
           <w:color w:val="000000"/>
           <w:kern w:val="0"/>
-          <w:sz w:val="21"/>
-          <w:szCs w:val="21"/>
-          <w:lang w:eastAsia="en-IN"/>
-          <w14:ligatures w14:val="none"/>
-        </w:rPr>
-      </w:pPr>
-      <w:r>
-        <w:rPr>
-          <w:rFonts w:ascii="inherit" w:eastAsia="Times New Roman" w:hAnsi="inherit" w:cs="Times New Roman"/>
-          <w:color w:val="006FE0"/>
-          <w:kern w:val="0"/>
-          <w:sz w:val="21"/>
-          <w:szCs w:val="21"/>
-          <w:bdr w:val="none" w:sz="0" w:space="0" w:color="auto" w:frame="1"/>
-          <w:lang w:eastAsia="en-IN"/>
-          <w14:ligatures w14:val="none"/>
-        </w:rPr>
-        <w:t>        </w:t>
-      </w:r>
-      <w:r>
-        <w:rPr>
-          <w:rFonts w:ascii="inherit" w:eastAsia="Times New Roman" w:hAnsi="inherit" w:cs="Times New Roman"/>
-          <w:color w:val="800080"/>
-          <w:kern w:val="0"/>
-          <w:sz w:val="21"/>
-          <w:szCs w:val="21"/>
-          <w:bdr w:val="none" w:sz="0" w:space="0" w:color="auto" w:frame="1"/>
-          <w:lang w:eastAsia="en-IN"/>
-          <w14:ligatures w14:val="none"/>
-        </w:rPr>
-        <w:t>return</w:t>
-      </w:r>
-      <w:r>
-        <w:rPr>
-          <w:rFonts w:ascii="inherit" w:eastAsia="Times New Roman" w:hAnsi="inherit" w:cs="Times New Roman"/>
-          <w:color w:val="006FE0"/>
-          <w:kern w:val="0"/>
-          <w:sz w:val="21"/>
-          <w:szCs w:val="21"/>
-          <w:bdr w:val="none" w:sz="0" w:space="0" w:color="auto" w:frame="1"/>
-          <w:lang w:eastAsia="en-IN"/>
-          <w14:ligatures w14:val="none"/>
-        </w:rPr>
-        <w:t xml:space="preserve"> -</w:t>
-      </w:r>
-      <w:r>
-        <w:rPr>
-          <w:rFonts w:ascii="inherit" w:eastAsia="Times New Roman" w:hAnsi="inherit" w:cs="Times New Roman"/>
-          <w:color w:val="CE0000"/>
-          <w:kern w:val="0"/>
-          <w:sz w:val="21"/>
-          <w:szCs w:val="21"/>
-          <w:bdr w:val="none" w:sz="0" w:space="0" w:color="auto" w:frame="1"/>
-          <w:lang w:eastAsia="en-IN"/>
-          <w14:ligatures w14:val="none"/>
-        </w:rPr>
-        <w:t>1</w:t>
-      </w:r>
-      <w:r>
-        <w:rPr>
-          <w:rFonts w:ascii="inherit" w:eastAsia="Times New Roman" w:hAnsi="inherit" w:cs="Times New Roman"/>
-          <w:color w:val="333333"/>
-          <w:kern w:val="0"/>
-          <w:sz w:val="21"/>
-          <w:szCs w:val="21"/>
-          <w:bdr w:val="none" w:sz="0" w:space="0" w:color="auto" w:frame="1"/>
-          <w:lang w:eastAsia="en-IN"/>
-          <w14:ligatures w14:val="none"/>
-        </w:rPr>
-        <w:t>;</w:t>
-      </w:r>
-    </w:p>
-    <w:p>
-      <w:pPr>
-        <w:spacing w:after="0" w:line="240" w:lineRule="auto"/>
-        <w:textAlignment w:val="baseline"/>
-        <w:rPr>
-          <w:rFonts w:ascii="Consolas" w:eastAsia="Times New Roman" w:hAnsi="Consolas" w:cs="Times New Roman"/>
-          <w:color w:val="000000"/>
-          <w:kern w:val="0"/>
-          <w:sz w:val="21"/>
-          <w:szCs w:val="21"/>
-          <w:lang w:eastAsia="en-IN"/>
-          <w14:ligatures w14:val="none"/>
-        </w:rPr>
-      </w:pPr>
-      <w:r>
-        <w:rPr>
-          <w:rFonts w:ascii="inherit" w:eastAsia="Times New Roman" w:hAnsi="inherit" w:cs="Times New Roman"/>
-          <w:color w:val="006FE0"/>
-          <w:kern w:val="0"/>
-          <w:sz w:val="21"/>
-          <w:szCs w:val="21"/>
+          <w:sz w:val="20"/>
+          <w:szCs w:val="20"/>
+          <w:lang w:eastAsia="en-IN"/>
+          <w14:ligatures w14:val="none"/>
+        </w:rPr>
+      </w:pPr>
+      <w:r>
+        <w:rPr>
+          <w:rFonts w:ascii="inherit" w:eastAsia="Times New Roman" w:hAnsi="inherit" w:cs="Times New Roman"/>
+          <w:color w:val="006FE0"/>
+          <w:kern w:val="0"/>
+          <w:sz w:val="19"/>
+          <w:szCs w:val="20"/>
           <w:bdr w:val="none" w:sz="0" w:space="0" w:color="auto" w:frame="1"/>
           <w:lang w:eastAsia="en-IN"/>
           <w14:ligatures w14:val="none"/>
@@ -13501,8 +13567,8 @@
           <w:rFonts w:ascii="inherit" w:eastAsia="Times New Roman" w:hAnsi="inherit" w:cs="Times New Roman"/>
           <w:color w:val="333333"/>
           <w:kern w:val="0"/>
-          <w:sz w:val="21"/>
-          <w:szCs w:val="21"/>
+          <w:sz w:val="19"/>
+          <w:szCs w:val="20"/>
           <w:bdr w:val="none" w:sz="0" w:space="0" w:color="auto" w:frame="1"/>
           <w:lang w:eastAsia="en-IN"/>
           <w14:ligatures w14:val="none"/>
@@ -13510,30 +13576,73 @@
         <w:t>}</w:t>
       </w:r>
     </w:p>
-    <w:p/>
-    <w:p>
-      <w:r>
+    <w:p>
+      <w:pPr>
+        <w:rPr>
+          <w:sz w:val="20"/>
+          <w:szCs w:val="20"/>
+        </w:rPr>
+      </w:pPr>
+    </w:p>
+    <w:p>
+      <w:pPr>
+        <w:rPr>
+          <w:sz w:val="20"/>
+          <w:szCs w:val="20"/>
+        </w:rPr>
+      </w:pPr>
+      <w:r>
+        <w:rPr>
+          <w:sz w:val="20"/>
+          <w:szCs w:val="20"/>
+        </w:rPr>
         <w:t xml:space="preserve">TC: </w:t>
       </w:r>
       <w:proofErr w:type="gramStart"/>
       <w:r>
+        <w:rPr>
+          <w:sz w:val="20"/>
+          <w:szCs w:val="20"/>
+        </w:rPr>
         <w:t>O(</w:t>
       </w:r>
       <w:proofErr w:type="gramEnd"/>
       <w:r>
+        <w:rPr>
+          <w:sz w:val="20"/>
+          <w:szCs w:val="20"/>
+        </w:rPr>
         <w:t>log n)</w:t>
       </w:r>
     </w:p>
     <w:p>
-      <w:r>
+      <w:pPr>
+        <w:rPr>
+          <w:sz w:val="20"/>
+          <w:szCs w:val="20"/>
+        </w:rPr>
+      </w:pPr>
+      <w:r>
+        <w:rPr>
+          <w:sz w:val="20"/>
+          <w:szCs w:val="20"/>
+        </w:rPr>
         <w:t xml:space="preserve">SC: </w:t>
       </w:r>
       <w:proofErr w:type="gramStart"/>
       <w:r>
+        <w:rPr>
+          <w:sz w:val="20"/>
+          <w:szCs w:val="20"/>
+        </w:rPr>
         <w:t>O(</w:t>
       </w:r>
       <w:proofErr w:type="gramEnd"/>
       <w:r>
+        <w:rPr>
+          <w:sz w:val="20"/>
+          <w:szCs w:val="20"/>
+        </w:rPr>
         <w:t>1)</w:t>
       </w:r>
     </w:p>
@@ -13598,15 +13707,7 @@
         </mc:AlternateContent>
       </w:r>
       <w:r>
-        <w:t xml:space="preserve">Given a sorted integer array, find the index of a given </w:t>
-      </w:r>
-      <w:proofErr w:type="gramStart"/>
-      <w:r>
-        <w:t>number’s</w:t>
-      </w:r>
-      <w:proofErr w:type="gramEnd"/>
-      <w:r>
-        <w:t xml:space="preserve"> first </w:t>
+        <w:t xml:space="preserve">Given a sorted integer array, find the index of a given number’s first </w:t>
       </w:r>
       <w:proofErr w:type="spellStart"/>
       <w:r>
@@ -13622,12 +13723,6 @@
         <w:t>Solution:</w:t>
       </w:r>
     </w:p>
-    <w:p/>
-    <w:p/>
-    <w:p/>
-    <w:p/>
-    <w:p/>
-    <w:p/>
     <w:p>
       <w:pPr>
         <w:spacing w:after="0" w:line="240" w:lineRule="auto"/>
@@ -13645,19 +13740,6 @@
       <w:r>
         <w:rPr>
           <w:rFonts w:ascii="inherit" w:eastAsia="Times New Roman" w:hAnsi="inherit" w:cs="Times New Roman"/>
-          <w:color w:val="006FE0"/>
-          <w:kern w:val="0"/>
-          <w:sz w:val="21"/>
-          <w:szCs w:val="21"/>
-          <w:bdr w:val="none" w:sz="0" w:space="0" w:color="auto" w:frame="1"/>
-          <w:lang w:eastAsia="en-IN"/>
-          <w14:ligatures w14:val="none"/>
-        </w:rPr>
-        <w:t> </w:t>
-      </w:r>
-      <w:r>
-        <w:rPr>
-          <w:rFonts w:ascii="inherit" w:eastAsia="Times New Roman" w:hAnsi="inherit" w:cs="Times New Roman"/>
           <w:color w:val="800080"/>
           <w:kern w:val="0"/>
           <w:sz w:val="21"/>
@@ -14275,6 +14357,7 @@
         </w:rPr>
         <w:t xml:space="preserve"> - </w:t>
       </w:r>
+      <w:proofErr w:type="gramStart"/>
       <w:r>
         <w:rPr>
           <w:rFonts w:ascii="inherit" w:eastAsia="Times New Roman" w:hAnsi="inherit" w:cs="Times New Roman"/>
@@ -14301,6 +14384,7 @@
         </w:rPr>
         <w:t>;</w:t>
       </w:r>
+      <w:proofErr w:type="gramEnd"/>
     </w:p>
     <w:p>
       <w:pPr>
@@ -16524,7 +16608,7 @@
 </file>
 
 <file path=word/numbering.xml><?xml version="1.0" encoding="utf-8"?>
-<w:numbering xmlns:wpc="http://schemas.microsoft.com/office/word/2010/wordprocessingCanvas" xmlns:cx="http://schemas.microsoft.com/office/drawing/2014/chartex" xmlns:cx1="http://schemas.microsoft.com/office/drawing/2015/9/8/chartex" xmlns:cx2="http://schemas.microsoft.com/office/drawing/2015/10/21/chartex" xmlns:cx3="http://schemas.microsoft.com/office/drawing/2016/5/9/chartex" xmlns:cx4="http://schemas.microsoft.com/office/drawing/2016/5/10/chartex" xmlns:cx5="http://schemas.microsoft.com/office/drawing/2016/5/11/chartex" xmlns:cx6="http://schemas.microsoft.com/office/drawing/2016/5/12/chartex" xmlns:cx7="http://schemas.microsoft.com/office/drawing/2016/5/13/chartex" xmlns:cx8="http://schemas.microsoft.com/office/drawing/2016/5/14/chartex" xmlns:mc="http://schemas.openxmlformats.org/markup-compatibility/2006" xmlns:aink="http://schemas.microsoft.com/office/drawing/2016/ink" xmlns:am3d="http://schemas.microsoft.com/office/drawing/2017/model3d" xmlns:o="urn:schemas-microsoft-com:office:office" xmlns:oel="http://schemas.microsoft.com/office/2019/extlst" xmlns:r="http://schemas.openxmlformats.org/officeDocument/2006/relationships" xmlns:m="http://schemas.openxmlformats.org/officeDocument/2006/math" xmlns:v="urn:schemas-microsoft-com:vml" xmlns:wp14="http://schemas.microsoft.com/office/word/2010/wordprocessingDrawing" xmlns:wp="http://schemas.openxmlformats.org/drawingml/2006/wordprocessingDrawing" xmlns:w10="urn:schemas-microsoft-com:office:word" xmlns:w="http://schemas.openxmlformats.org/wordprocessingml/2006/main" xmlns:w14="http://schemas.microsoft.com/office/word/2010/wordml" xmlns:w15="http://schemas.microsoft.com/office/word/2012/wordml" xmlns:w16cex="http://schemas.microsoft.com/office/word/2018/wordml/cex" xmlns:w16cid="http://schemas.microsoft.com/office/word/2016/wordml/cid" xmlns:w16="http://schemas.microsoft.com/office/word/2018/wordml" xmlns:w16sdtdh="http://schemas.microsoft.com/office/word/2020/wordml/sdtdatahash" xmlns:w16se="http://schemas.microsoft.com/office/word/2015/wordml/symex" xmlns:wpg="http://schemas.microsoft.com/office/word/2010/wordprocessingGroup" xmlns:wpi="http://schemas.microsoft.com/office/word/2010/wordprocessingInk" xmlns:wne="http://schemas.microsoft.com/office/word/2006/wordml" xmlns:wps="http://schemas.microsoft.com/office/word/2010/wordprocessingShape" mc:Ignorable="w14 w15 w16se w16cid w16 w16cex w16sdtdh wp14">
+<w:numbering xmlns:wpc="http://schemas.microsoft.com/office/word/2010/wordprocessingCanvas" xmlns:cx="http://schemas.microsoft.com/office/drawing/2014/chartex" xmlns:cx1="http://schemas.microsoft.com/office/drawing/2015/9/8/chartex" xmlns:cx2="http://schemas.microsoft.com/office/drawing/2015/10/21/chartex" xmlns:cx3="http://schemas.microsoft.com/office/drawing/2016/5/9/chartex" xmlns:cx4="http://schemas.microsoft.com/office/drawing/2016/5/10/chartex" xmlns:cx5="http://schemas.microsoft.com/office/drawing/2016/5/11/chartex" xmlns:cx6="http://schemas.microsoft.com/office/drawing/2016/5/12/chartex" xmlns:cx7="http://schemas.microsoft.com/office/drawing/2016/5/13/chartex" xmlns:cx8="http://schemas.microsoft.com/office/drawing/2016/5/14/chartex" xmlns:mc="http://schemas.openxmlformats.org/markup-compatibility/2006" xmlns:aink="http://schemas.microsoft.com/office/drawing/2016/ink" xmlns:am3d="http://schemas.microsoft.com/office/drawing/2017/model3d" xmlns:o="urn:schemas-microsoft-com:office:office" xmlns:oel="http://schemas.microsoft.com/office/2019/extlst" xmlns:r="http://schemas.openxmlformats.org/officeDocument/2006/relationships" xmlns:m="http://schemas.openxmlformats.org/officeDocument/2006/math" xmlns:v="urn:schemas-microsoft-com:vml" xmlns:wp14="http://schemas.microsoft.com/office/word/2010/wordprocessingDrawing" xmlns:wp="http://schemas.openxmlformats.org/drawingml/2006/wordprocessingDrawing" xmlns:w10="urn:schemas-microsoft-com:office:word" xmlns:w="http://schemas.openxmlformats.org/wordprocessingml/2006/main" xmlns:w14="http://schemas.microsoft.com/office/word/2010/wordml" xmlns:w15="http://schemas.microsoft.com/office/word/2012/wordml" xmlns:w16cex="http://schemas.microsoft.com/office/word/2018/wordml/cex" xmlns:w16cid="http://schemas.microsoft.com/office/word/2016/wordml/cid" xmlns:w16="http://schemas.microsoft.com/office/word/2018/wordml" xmlns:w16du="http://schemas.microsoft.com/office/word/2023/wordml/word16du" xmlns:w16sdtdh="http://schemas.microsoft.com/office/word/2020/wordml/sdtdatahash" xmlns:w16sdtfl="http://schemas.microsoft.com/office/word/2024/wordml/sdtformatlock" xmlns:w16se="http://schemas.microsoft.com/office/word/2015/wordml/symex" xmlns:wpg="http://schemas.microsoft.com/office/word/2010/wordprocessingGroup" xmlns:wpi="http://schemas.microsoft.com/office/word/2010/wordprocessingInk" xmlns:wne="http://schemas.microsoft.com/office/word/2006/wordml" xmlns:wps="http://schemas.microsoft.com/office/word/2010/wordprocessingShape" mc:Ignorable="w14 w15 w16se w16cid w16 w16cex w16sdtdh w16sdtfl w16du wp14">
   <w:abstractNum w:abstractNumId="0" w15:restartNumberingAfterBreak="0">
     <w:nsid w:val="70071E55"/>
     <w:multiLevelType w:val="hybridMultilevel"/>
@@ -16621,7 +16705,7 @@
 </file>
 
 <file path=word/styles.xml><?xml version="1.0" encoding="utf-8"?>
-<w:styles xmlns:mc="http://schemas.openxmlformats.org/markup-compatibility/2006" xmlns:r="http://schemas.openxmlformats.org/officeDocument/2006/relationships" xmlns:w="http://schemas.openxmlformats.org/wordprocessingml/2006/main" xmlns:w14="http://schemas.microsoft.com/office/word/2010/wordml" xmlns:w15="http://schemas.microsoft.com/office/word/2012/wordml" xmlns:w16cex="http://schemas.microsoft.com/office/word/2018/wordml/cex" xmlns:w16cid="http://schemas.microsoft.com/office/word/2016/wordml/cid" xmlns:w16="http://schemas.microsoft.com/office/word/2018/wordml" xmlns:w16sdtdh="http://schemas.microsoft.com/office/word/2020/wordml/sdtdatahash" xmlns:w16se="http://schemas.microsoft.com/office/word/2015/wordml/symex" mc:Ignorable="w14 w15 w16se w16cid w16 w16cex w16sdtdh">
+<w:styles xmlns:mc="http://schemas.openxmlformats.org/markup-compatibility/2006" xmlns:r="http://schemas.openxmlformats.org/officeDocument/2006/relationships" xmlns:w="http://schemas.openxmlformats.org/wordprocessingml/2006/main" xmlns:w14="http://schemas.microsoft.com/office/word/2010/wordml" xmlns:w15="http://schemas.microsoft.com/office/word/2012/wordml" xmlns:w16cex="http://schemas.microsoft.com/office/word/2018/wordml/cex" xmlns:w16cid="http://schemas.microsoft.com/office/word/2016/wordml/cid" xmlns:w16="http://schemas.microsoft.com/office/word/2018/wordml" xmlns:w16du="http://schemas.microsoft.com/office/word/2023/wordml/word16du" xmlns:w16sdtdh="http://schemas.microsoft.com/office/word/2020/wordml/sdtdatahash" xmlns:w16sdtfl="http://schemas.microsoft.com/office/word/2024/wordml/sdtformatlock" xmlns:w16se="http://schemas.microsoft.com/office/word/2015/wordml/symex" mc:Ignorable="w14 w15 w16se w16cid w16 w16cex w16sdtdh w16sdtfl w16du">
   <w:docDefaults>
     <w:rPrDefault>
       <w:rPr>
@@ -17390,7 +17474,7 @@
     </inkml:brush>
   </inkml:definitions>
   <inkml:trace contextRef="#ctx0" brushRef="#br0">5007 2309 824 0 0,'0'0'5845'0'0</inkml:trace>
-  <inkml:trace contextRef="#ctx0" brushRef="#br0" timeOffset="1283.65">5669 2139 1412 0 0,'0'0'11585'0'0</inkml:trace>
+  <inkml:trace contextRef="#ctx0" brushRef="#br0" timeOffset="1283.64">5669 2139 1412 0 0,'0'0'11585'0'0</inkml:trace>
 </inkml:ink>
 </file>
 

--- a/m02-arrays/Array-5.docx
+++ b/m02-arrays/Array-5.docx
@@ -17474,7 +17474,7 @@
     </inkml:brush>
   </inkml:definitions>
   <inkml:trace contextRef="#ctx0" brushRef="#br0">5007 2309 824 0 0,'0'0'5845'0'0</inkml:trace>
-  <inkml:trace contextRef="#ctx0" brushRef="#br0" timeOffset="1283.64">5669 2139 1412 0 0,'0'0'11585'0'0</inkml:trace>
+  <inkml:trace contextRef="#ctx0" brushRef="#br0" timeOffset="1283.63">5669 2139 1412 0 0,'0'0'11585'0'0</inkml:trace>
 </inkml:ink>
 </file>
 

--- a/m02-arrays/Array-5.docx
+++ b/m02-arrays/Array-5.docx
@@ -17474,7 +17474,7 @@
     </inkml:brush>
   </inkml:definitions>
   <inkml:trace contextRef="#ctx0" brushRef="#br0">5007 2309 824 0 0,'0'0'5845'0'0</inkml:trace>
-  <inkml:trace contextRef="#ctx0" brushRef="#br0" timeOffset="1283.63">5669 2139 1412 0 0,'0'0'11585'0'0</inkml:trace>
+  <inkml:trace contextRef="#ctx0" brushRef="#br0" timeOffset="1283.62">5669 2139 1412 0 0,'0'0'11585'0'0</inkml:trace>
 </inkml:ink>
 </file>
 
